--- a/docu.docx
+++ b/docu.docx
@@ -4,1048 +4,3714 @@
   <w:body>
     <w:p>
       <w:pPr>
-        <w:pStyle w:val="af9"/>
-        <w:spacing w:after="240"/>
+        <w:widowControl w:val="0"/>
+        <w:snapToGrid w:val="0"/>
+        <w:spacing w:after="240" w:line="254" w:lineRule="auto"/>
+        <w:jc w:val="center"/>
+        <w:rPr>
+          <w:sz w:val="28"/>
+          <w:szCs w:val="28"/>
+        </w:rPr>
+      </w:pPr>
+      <w:r>
+        <w:rPr>
+          <w:sz w:val="28"/>
+          <w:szCs w:val="28"/>
+        </w:rPr>
+        <w:t>МИНИСТЕРСТВО ОБРАЗОВАНИЯ РЕСПУБЛИКИ БЕЛАРУСЬ</w:t>
+      </w:r>
+      <w:r>
+        <w:rPr>
+          <w:sz w:val="28"/>
+          <w:szCs w:val="28"/>
+        </w:rPr>
+        <w:br/>
+        <w:t xml:space="preserve">Учреждение образования «БЕЛОРУССКИЙ ГОСУДАРСТВЕННЫЙ </w:t>
+      </w:r>
+      <w:r>
+        <w:rPr>
+          <w:sz w:val="28"/>
+          <w:szCs w:val="28"/>
+        </w:rPr>
+        <w:br/>
+        <w:t>ТЕХНОЛОГИЧЕСКИЙ УНИВЕРСИТЕТ»</w:t>
+      </w:r>
+    </w:p>
+    <w:p>
+      <w:pPr>
+        <w:widowControl w:val="0"/>
+        <w:tabs>
+          <w:tab w:val="left" w:pos="2160"/>
+          <w:tab w:val="left" w:pos="10035"/>
+        </w:tabs>
+        <w:snapToGrid w:val="0"/>
+        <w:spacing w:line="254" w:lineRule="auto"/>
+        <w:rPr>
+          <w:sz w:val="28"/>
+          <w:szCs w:val="28"/>
+          <w:u w:val="single"/>
+        </w:rPr>
+      </w:pPr>
+      <w:r>
+        <w:rPr>
+          <w:sz w:val="28"/>
+          <w:szCs w:val="28"/>
+        </w:rPr>
+        <w:t>Факультет</w:t>
+      </w:r>
+      <w:r>
+        <w:rPr>
+          <w:spacing w:val="13"/>
+          <w:sz w:val="28"/>
+          <w:szCs w:val="28"/>
+        </w:rPr>
+        <w:t xml:space="preserve"> </w:t>
+      </w:r>
+      <w:r>
+        <w:rPr>
+          <w:sz w:val="28"/>
+          <w:szCs w:val="28"/>
+          <w:u w:val="single"/>
+        </w:rPr>
+        <w:tab/>
+        <w:t>Информационных</w:t>
+      </w:r>
+      <w:r>
+        <w:rPr>
+          <w:spacing w:val="-1"/>
+          <w:sz w:val="28"/>
+          <w:szCs w:val="28"/>
+          <w:u w:val="single"/>
+        </w:rPr>
+        <w:t xml:space="preserve"> </w:t>
+      </w:r>
+      <w:r>
+        <w:rPr>
+          <w:sz w:val="28"/>
+          <w:szCs w:val="28"/>
+          <w:u w:val="single"/>
+        </w:rPr>
+        <w:t>технологий</w:t>
+      </w:r>
+    </w:p>
+    <w:p>
+      <w:pPr>
+        <w:widowControl w:val="0"/>
+        <w:tabs>
+          <w:tab w:val="left" w:pos="2160"/>
+          <w:tab w:val="left" w:pos="10035"/>
+        </w:tabs>
+        <w:snapToGrid w:val="0"/>
+        <w:spacing w:line="254" w:lineRule="auto"/>
+        <w:rPr>
+          <w:sz w:val="28"/>
+          <w:szCs w:val="28"/>
+        </w:rPr>
+      </w:pPr>
+      <w:r>
+        <w:rPr>
+          <w:sz w:val="28"/>
+          <w:szCs w:val="28"/>
+        </w:rPr>
+        <w:t xml:space="preserve">Кафедра </w:t>
+      </w:r>
+      <w:r>
+        <w:rPr>
+          <w:sz w:val="28"/>
+          <w:szCs w:val="28"/>
+          <w:u w:val="single"/>
+        </w:rPr>
+        <w:tab/>
+        <w:t>Информационных систем</w:t>
+      </w:r>
+      <w:r>
+        <w:rPr>
+          <w:spacing w:val="-11"/>
+          <w:sz w:val="28"/>
+          <w:szCs w:val="28"/>
+          <w:u w:val="single"/>
+        </w:rPr>
+        <w:t xml:space="preserve"> </w:t>
+      </w:r>
+      <w:r>
+        <w:rPr>
+          <w:sz w:val="28"/>
+          <w:szCs w:val="28"/>
+          <w:u w:val="single"/>
+        </w:rPr>
+        <w:t>и</w:t>
+      </w:r>
+      <w:r>
+        <w:rPr>
+          <w:spacing w:val="-5"/>
+          <w:sz w:val="28"/>
+          <w:szCs w:val="28"/>
+          <w:u w:val="single"/>
+        </w:rPr>
+        <w:t xml:space="preserve"> </w:t>
+      </w:r>
+      <w:r>
+        <w:rPr>
+          <w:sz w:val="28"/>
+          <w:szCs w:val="28"/>
+          <w:u w:val="single"/>
+        </w:rPr>
+        <w:t>технологий</w:t>
+      </w:r>
+    </w:p>
+    <w:p>
+      <w:pPr>
+        <w:widowControl w:val="0"/>
+        <w:tabs>
+          <w:tab w:val="left" w:pos="2160"/>
+          <w:tab w:val="left" w:pos="10035"/>
+        </w:tabs>
+        <w:snapToGrid w:val="0"/>
+        <w:spacing w:line="254" w:lineRule="auto"/>
+        <w:rPr>
+          <w:sz w:val="28"/>
+          <w:szCs w:val="28"/>
+        </w:rPr>
+      </w:pPr>
+      <w:r>
+        <w:rPr>
+          <w:sz w:val="28"/>
+          <w:szCs w:val="28"/>
+        </w:rPr>
+        <w:t xml:space="preserve">Специальность </w:t>
+      </w:r>
+      <w:r>
+        <w:rPr>
+          <w:sz w:val="28"/>
+          <w:szCs w:val="28"/>
+          <w:u w:val="single"/>
+        </w:rPr>
+        <w:t xml:space="preserve">  </w:t>
+      </w:r>
+      <w:r>
+        <w:rPr>
+          <w:rFonts w:eastAsia="Calibri"/>
+          <w:snapToGrid w:val="0"/>
+          <w:sz w:val="28"/>
+          <w:szCs w:val="28"/>
+          <w:u w:val="single"/>
+          <w:lang w:val="uk-UA"/>
+        </w:rPr>
+        <w:t xml:space="preserve">6-05-0611-01 </w:t>
+      </w:r>
+      <w:r>
+        <w:rPr>
+          <w:rFonts w:eastAsia="Calibri"/>
+          <w:sz w:val="28"/>
+          <w:szCs w:val="28"/>
+          <w:u w:val="single"/>
+        </w:rPr>
+        <w:t>«Информационные системы и технологии»</w:t>
+      </w:r>
+    </w:p>
+    <w:p>
+      <w:pPr>
+        <w:widowControl w:val="0"/>
+        <w:snapToGrid w:val="0"/>
+        <w:spacing w:before="600" w:after="600" w:line="254" w:lineRule="auto"/>
+        <w:jc w:val="center"/>
+        <w:rPr>
+          <w:b/>
+          <w:sz w:val="28"/>
+          <w:szCs w:val="28"/>
+        </w:rPr>
+      </w:pPr>
+      <w:r>
+        <w:rPr>
+          <w:b/>
+          <w:sz w:val="28"/>
+          <w:szCs w:val="28"/>
+        </w:rPr>
+        <w:t>ПОЯСНИТЕЛЬНАЯ ЗАПИСКА КУРСОВОГО ПРОЕКТА</w:t>
+      </w:r>
+    </w:p>
+    <w:p>
+      <w:pPr>
+        <w:widowControl w:val="0"/>
+        <w:tabs>
+          <w:tab w:val="left" w:pos="2160"/>
+          <w:tab w:val="left" w:pos="10035"/>
+        </w:tabs>
+        <w:snapToGrid w:val="0"/>
+        <w:spacing w:line="254" w:lineRule="auto"/>
+        <w:jc w:val="both"/>
+        <w:rPr>
+          <w:sz w:val="28"/>
+          <w:szCs w:val="28"/>
+          <w:u w:val="single"/>
+        </w:rPr>
+      </w:pPr>
+      <w:r>
+        <w:rPr>
+          <w:sz w:val="28"/>
+          <w:szCs w:val="28"/>
+        </w:rPr>
+        <w:t>по</w:t>
+      </w:r>
+      <w:r>
+        <w:rPr>
+          <w:spacing w:val="-4"/>
+          <w:sz w:val="28"/>
+          <w:szCs w:val="28"/>
+        </w:rPr>
+        <w:t xml:space="preserve"> </w:t>
+      </w:r>
+      <w:r>
+        <w:rPr>
+          <w:sz w:val="28"/>
+          <w:szCs w:val="28"/>
+        </w:rPr>
+        <w:t>дисциплине «Базы данных»</w:t>
+      </w:r>
+    </w:p>
+    <w:p>
+      <w:pPr>
+        <w:widowControl w:val="0"/>
+        <w:tabs>
+          <w:tab w:val="left" w:pos="2160"/>
+          <w:tab w:val="left" w:pos="10035"/>
+        </w:tabs>
+        <w:snapToGrid w:val="0"/>
+        <w:spacing w:after="1080"/>
+        <w:jc w:val="both"/>
+        <w:rPr>
+          <w:sz w:val="28"/>
+          <w:szCs w:val="28"/>
+        </w:rPr>
+      </w:pPr>
+      <w:r>
+        <w:rPr>
+          <w:sz w:val="28"/>
+          <w:szCs w:val="28"/>
+        </w:rPr>
+        <w:t>Тема «</w:t>
+      </w:r>
+      <w:r>
+        <w:rPr>
+          <w:bCs/>
+          <w:sz w:val="28"/>
+          <w:szCs w:val="28"/>
+        </w:rPr>
+        <w:t>База данных сервиса доставки готовой еды с разработкой системы мониторинга за состоянием базы данных</w:t>
+      </w:r>
+      <w:r>
+        <w:rPr>
+          <w:sz w:val="28"/>
+          <w:szCs w:val="28"/>
+        </w:rPr>
+        <w:t>»</w:t>
+      </w:r>
+    </w:p>
+    <w:p>
+      <w:pPr>
+        <w:widowControl w:val="0"/>
+        <w:tabs>
+          <w:tab w:val="left" w:pos="2160"/>
+          <w:tab w:val="left" w:pos="4320"/>
+          <w:tab w:val="left" w:pos="7200"/>
+          <w:tab w:val="left" w:pos="9900"/>
+        </w:tabs>
+        <w:snapToGrid w:val="0"/>
+        <w:spacing w:line="254" w:lineRule="auto"/>
+        <w:jc w:val="both"/>
+        <w:rPr>
+          <w:b/>
+          <w:sz w:val="28"/>
+          <w:szCs w:val="28"/>
+        </w:rPr>
+      </w:pPr>
+      <w:r>
+        <w:rPr>
+          <w:b/>
+          <w:sz w:val="28"/>
+          <w:szCs w:val="28"/>
+        </w:rPr>
+        <w:t>Исполнитель</w:t>
+      </w:r>
+    </w:p>
+    <w:p>
+      <w:pPr>
+        <w:widowControl w:val="0"/>
+        <w:tabs>
+          <w:tab w:val="left" w:pos="2160"/>
+          <w:tab w:val="left" w:pos="4320"/>
+          <w:tab w:val="left" w:pos="4352"/>
+          <w:tab w:val="left" w:pos="7200"/>
+          <w:tab w:val="right" w:pos="9525"/>
+        </w:tabs>
+        <w:snapToGrid w:val="0"/>
+        <w:spacing w:line="254" w:lineRule="auto"/>
+        <w:jc w:val="both"/>
+        <w:rPr>
+          <w:sz w:val="28"/>
+          <w:szCs w:val="28"/>
+        </w:rPr>
+      </w:pPr>
+      <w:r>
+        <w:rPr>
+          <w:sz w:val="28"/>
+          <w:szCs w:val="28"/>
+        </w:rPr>
+        <w:t xml:space="preserve">студент 2 курса </w:t>
+      </w:r>
+      <w:r>
+        <w:rPr>
+          <w:spacing w:val="-6"/>
+          <w:sz w:val="28"/>
+          <w:szCs w:val="28"/>
+        </w:rPr>
+        <w:t xml:space="preserve">2 </w:t>
+      </w:r>
+      <w:r>
+        <w:rPr>
+          <w:sz w:val="28"/>
+          <w:szCs w:val="28"/>
+        </w:rPr>
+        <w:t>группы</w:t>
+      </w:r>
+      <w:r>
+        <w:rPr>
+          <w:spacing w:val="-4"/>
+          <w:sz w:val="28"/>
+          <w:szCs w:val="28"/>
+        </w:rPr>
+        <w:tab/>
+        <w:t>________________</w:t>
+      </w:r>
+      <w:r>
+        <w:rPr>
+          <w:sz w:val="28"/>
+          <w:szCs w:val="28"/>
+        </w:rPr>
+        <w:tab/>
+      </w:r>
+      <w:r>
+        <w:rPr>
+          <w:sz w:val="28"/>
+          <w:szCs w:val="28"/>
+        </w:rPr>
+        <w:t>Т. Ф. Марушко</w:t>
+      </w:r>
+    </w:p>
+    <w:p>
+      <w:pPr>
+        <w:widowControl w:val="0"/>
+        <w:tabs>
+          <w:tab w:val="left" w:pos="2160"/>
+          <w:tab w:val="left" w:pos="4320"/>
+          <w:tab w:val="left" w:pos="4352"/>
+          <w:tab w:val="left" w:pos="7200"/>
+          <w:tab w:val="left" w:pos="9900"/>
+        </w:tabs>
+        <w:snapToGrid w:val="0"/>
+        <w:spacing w:before="40" w:after="600" w:line="254" w:lineRule="auto"/>
+        <w:ind w:firstLine="4820"/>
+        <w:jc w:val="both"/>
+        <w:rPr>
+          <w:sz w:val="20"/>
+          <w:szCs w:val="20"/>
+        </w:rPr>
+      </w:pPr>
+      <w:r>
+        <w:rPr>
+          <w:sz w:val="20"/>
+          <w:szCs w:val="20"/>
+        </w:rPr>
+        <w:t>подпись, дата</w:t>
+      </w:r>
+    </w:p>
+    <w:p>
+      <w:pPr>
+        <w:widowControl w:val="0"/>
+        <w:tabs>
+          <w:tab w:val="left" w:pos="2160"/>
+          <w:tab w:val="left" w:pos="4320"/>
+          <w:tab w:val="left" w:pos="4352"/>
+          <w:tab w:val="left" w:pos="7200"/>
+          <w:tab w:val="left" w:pos="9900"/>
+        </w:tabs>
+        <w:snapToGrid w:val="0"/>
+        <w:spacing w:after="120" w:line="254" w:lineRule="auto"/>
+        <w:jc w:val="both"/>
+        <w:rPr>
+          <w:b/>
+          <w:sz w:val="28"/>
+          <w:szCs w:val="28"/>
+        </w:rPr>
+      </w:pPr>
+      <w:r>
+        <w:rPr>
+          <w:b/>
+          <w:sz w:val="28"/>
+          <w:szCs w:val="28"/>
+        </w:rPr>
+        <w:t>Руководитель</w:t>
+      </w:r>
+    </w:p>
+    <w:p>
+      <w:pPr>
+        <w:widowControl w:val="0"/>
+        <w:tabs>
+          <w:tab w:val="left" w:pos="567"/>
+        </w:tabs>
+        <w:snapToGrid w:val="0"/>
+        <w:spacing w:line="254" w:lineRule="auto"/>
+        <w:jc w:val="both"/>
+        <w:rPr>
+          <w:sz w:val="28"/>
+          <w:szCs w:val="28"/>
+        </w:rPr>
+      </w:pPr>
+      <w:r>
+        <w:rPr>
+          <w:sz w:val="28"/>
+          <w:szCs w:val="28"/>
+          <w:u w:val="single"/>
+        </w:rPr>
+        <w:tab/>
+        <w:t>Ассистент</w:t>
+      </w:r>
+      <w:r>
+        <w:rPr>
+          <w:sz w:val="28"/>
+          <w:szCs w:val="28"/>
+          <w:u w:val="single"/>
+        </w:rPr>
+        <w:tab/>
+      </w:r>
+      <w:r>
+        <w:rPr>
+          <w:sz w:val="28"/>
+          <w:szCs w:val="28"/>
+          <w:u w:val="single"/>
+        </w:rPr>
+        <w:tab/>
+      </w:r>
+      <w:r>
+        <w:rPr>
+          <w:sz w:val="28"/>
+          <w:szCs w:val="28"/>
+        </w:rPr>
+        <w:tab/>
+      </w:r>
+      <w:r>
+        <w:rPr>
+          <w:sz w:val="28"/>
+          <w:szCs w:val="28"/>
+        </w:rPr>
+        <w:tab/>
+        <w:t>________________</w:t>
+      </w:r>
+      <w:r>
+        <w:rPr>
+          <w:sz w:val="28"/>
+          <w:szCs w:val="28"/>
+        </w:rPr>
+        <w:tab/>
+      </w:r>
+      <w:bookmarkStart w:id="0" w:name="_Hlk117500246"/>
+      <w:r>
+        <w:rPr>
+          <w:sz w:val="28"/>
+          <w:szCs w:val="28"/>
+        </w:rPr>
+        <w:t xml:space="preserve"> </w:t>
+      </w:r>
+      <w:bookmarkEnd w:id="0"/>
+      <w:r>
+        <w:rPr>
+          <w:sz w:val="28"/>
+          <w:szCs w:val="28"/>
+        </w:rPr>
+        <w:t>М. Г. Савельева</w:t>
+      </w:r>
+    </w:p>
+    <w:p>
+      <w:pPr>
+        <w:tabs>
+          <w:tab w:val="left" w:pos="1815"/>
+          <w:tab w:val="center" w:pos="5032"/>
+        </w:tabs>
+        <w:spacing w:before="40" w:after="600"/>
+        <w:rPr>
+          <w:rFonts w:eastAsia="Calibri"/>
+          <w:sz w:val="20"/>
+          <w:szCs w:val="20"/>
+        </w:rPr>
+      </w:pPr>
+      <w:r>
+        <w:rPr>
+          <w:rFonts w:eastAsia="Calibri"/>
+          <w:sz w:val="20"/>
+          <w:szCs w:val="20"/>
+        </w:rPr>
+        <w:t>должность, учен. степень, ученое звание                          подпись, дата</w:t>
+      </w:r>
+    </w:p>
+    <w:p>
+      <w:pPr>
+        <w:widowControl w:val="0"/>
+        <w:tabs>
+          <w:tab w:val="left" w:pos="2160"/>
+          <w:tab w:val="left" w:pos="4320"/>
+          <w:tab w:val="left" w:pos="4352"/>
+          <w:tab w:val="left" w:pos="7200"/>
+          <w:tab w:val="left" w:pos="9900"/>
+        </w:tabs>
+        <w:snapToGrid w:val="0"/>
+        <w:spacing w:after="120" w:line="254" w:lineRule="auto"/>
+        <w:jc w:val="both"/>
+        <w:rPr>
+          <w:sz w:val="28"/>
+          <w:szCs w:val="28"/>
+        </w:rPr>
+      </w:pPr>
+      <w:r>
+        <w:rPr>
+          <w:sz w:val="28"/>
+          <w:szCs w:val="28"/>
+        </w:rPr>
+        <w:t>Допущен к защите _______________________________</w:t>
+      </w:r>
+      <w:proofErr w:type="gramStart"/>
+      <w:r>
+        <w:rPr>
+          <w:sz w:val="28"/>
+          <w:szCs w:val="28"/>
+        </w:rPr>
+        <w:t>_  _</w:t>
+      </w:r>
+      <w:proofErr w:type="gramEnd"/>
+      <w:r>
+        <w:rPr>
+          <w:sz w:val="28"/>
+          <w:szCs w:val="28"/>
+        </w:rPr>
+        <w:t>________________</w:t>
+      </w:r>
+    </w:p>
+    <w:p>
+      <w:pPr>
+        <w:widowControl w:val="0"/>
+        <w:tabs>
+          <w:tab w:val="left" w:pos="2160"/>
+          <w:tab w:val="left" w:pos="4320"/>
+          <w:tab w:val="left" w:pos="4352"/>
+          <w:tab w:val="left" w:pos="7200"/>
+          <w:tab w:val="left" w:pos="9900"/>
+        </w:tabs>
+        <w:snapToGrid w:val="0"/>
+        <w:spacing w:line="254" w:lineRule="auto"/>
+        <w:ind w:firstLine="2325"/>
+        <w:jc w:val="both"/>
+        <w:rPr>
+          <w:sz w:val="28"/>
+          <w:szCs w:val="28"/>
+        </w:rPr>
+      </w:pPr>
+      <w:r>
+        <w:rPr>
+          <w:sz w:val="28"/>
+          <w:szCs w:val="28"/>
+        </w:rPr>
+        <w:t xml:space="preserve"> ________________________________ _________________</w:t>
+      </w:r>
+    </w:p>
+    <w:p>
+      <w:pPr>
+        <w:widowControl w:val="0"/>
+        <w:tabs>
+          <w:tab w:val="left" w:pos="2160"/>
+          <w:tab w:val="left" w:pos="4320"/>
+          <w:tab w:val="left" w:pos="4352"/>
+          <w:tab w:val="left" w:pos="7200"/>
+          <w:tab w:val="left" w:pos="9900"/>
+        </w:tabs>
+        <w:snapToGrid w:val="0"/>
+        <w:spacing w:line="254" w:lineRule="auto"/>
+        <w:ind w:firstLine="2325"/>
+        <w:jc w:val="both"/>
+        <w:rPr>
+          <w:sz w:val="28"/>
+          <w:szCs w:val="28"/>
+        </w:rPr>
+      </w:pPr>
+      <w:r>
+        <w:rPr>
+          <w:sz w:val="28"/>
+          <w:szCs w:val="28"/>
+        </w:rPr>
+        <w:t xml:space="preserve"> ________________________________  _________________</w:t>
+      </w:r>
+    </w:p>
+    <w:p>
+      <w:pPr>
+        <w:tabs>
+          <w:tab w:val="left" w:pos="1815"/>
+          <w:tab w:val="center" w:pos="5032"/>
+        </w:tabs>
+        <w:spacing w:after="360"/>
+        <w:ind w:firstLine="7371"/>
+        <w:rPr>
+          <w:rFonts w:eastAsia="SimSun"/>
+          <w:sz w:val="20"/>
+          <w:szCs w:val="20"/>
+        </w:rPr>
+      </w:pPr>
+      <w:r>
+        <w:rPr>
+          <w:rFonts w:eastAsia="Calibri"/>
+          <w:sz w:val="20"/>
+          <w:szCs w:val="20"/>
+        </w:rPr>
+        <w:t xml:space="preserve">   дата, подпись</w:t>
+      </w:r>
+    </w:p>
+    <w:p>
+      <w:pPr>
+        <w:widowControl w:val="0"/>
+        <w:tabs>
+          <w:tab w:val="left" w:pos="7249"/>
+        </w:tabs>
+        <w:snapToGrid w:val="0"/>
+        <w:spacing w:after="240" w:line="254" w:lineRule="auto"/>
+        <w:jc w:val="both"/>
+        <w:rPr>
+          <w:sz w:val="28"/>
+          <w:szCs w:val="28"/>
+          <w:u w:val="single"/>
+        </w:rPr>
+      </w:pPr>
+      <w:r>
+        <w:rPr>
+          <w:sz w:val="28"/>
+          <w:szCs w:val="28"/>
+        </w:rPr>
+        <w:t>Курсовой проект защищен с</w:t>
+      </w:r>
+      <w:r>
+        <w:rPr>
+          <w:spacing w:val="-10"/>
+          <w:sz w:val="28"/>
+          <w:szCs w:val="28"/>
+        </w:rPr>
+        <w:t xml:space="preserve"> </w:t>
+      </w:r>
+      <w:r>
+        <w:rPr>
+          <w:sz w:val="28"/>
+          <w:szCs w:val="28"/>
+        </w:rPr>
+        <w:t xml:space="preserve">оценкой </w:t>
+      </w:r>
+      <w:r>
+        <w:rPr>
+          <w:sz w:val="28"/>
+          <w:szCs w:val="28"/>
+          <w:u w:val="single"/>
+        </w:rPr>
+        <w:tab/>
+      </w:r>
+      <w:r>
+        <w:rPr>
+          <w:sz w:val="28"/>
+          <w:szCs w:val="28"/>
+          <w:u w:val="single"/>
+        </w:rPr>
+        <w:tab/>
+      </w:r>
+      <w:r>
+        <w:rPr>
+          <w:sz w:val="28"/>
+          <w:szCs w:val="28"/>
+          <w:u w:val="single"/>
+        </w:rPr>
+        <w:tab/>
+      </w:r>
+      <w:r>
+        <w:rPr>
+          <w:sz w:val="28"/>
+          <w:szCs w:val="28"/>
+          <w:u w:val="single"/>
+        </w:rPr>
+        <w:tab/>
+      </w:r>
+    </w:p>
+    <w:p>
+      <w:pPr>
+        <w:widowControl w:val="0"/>
+        <w:tabs>
+          <w:tab w:val="left" w:leader="underscore" w:pos="567"/>
+        </w:tabs>
+        <w:snapToGrid w:val="0"/>
+        <w:jc w:val="both"/>
+        <w:rPr>
+          <w:sz w:val="28"/>
+          <w:szCs w:val="28"/>
+          <w:u w:val="single"/>
+        </w:rPr>
+      </w:pPr>
+      <w:r>
+        <w:rPr>
+          <w:sz w:val="28"/>
+          <w:szCs w:val="28"/>
+        </w:rPr>
+        <w:t>Руководитель</w:t>
+      </w:r>
+      <w:r>
+        <w:rPr>
+          <w:rFonts w:eastAsia="Calibri"/>
+          <w:szCs w:val="28"/>
+        </w:rPr>
+        <w:t xml:space="preserve"> _________________ </w:t>
+      </w:r>
+      <w:r>
+        <w:rPr>
+          <w:rFonts w:eastAsia="Calibri"/>
+          <w:szCs w:val="28"/>
+        </w:rPr>
+        <w:tab/>
+        <w:t>______________</w:t>
+      </w:r>
+      <w:r>
+        <w:rPr>
+          <w:rFonts w:eastAsia="Calibri"/>
+          <w:szCs w:val="28"/>
+        </w:rPr>
+        <w:tab/>
+      </w:r>
+      <w:r>
+        <w:rPr>
+          <w:rFonts w:eastAsia="Calibri"/>
+          <w:szCs w:val="28"/>
+          <w:u w:val="single"/>
+        </w:rPr>
+        <w:tab/>
+      </w:r>
+      <w:r>
+        <w:rPr>
+          <w:rFonts w:eastAsia="Calibri"/>
+          <w:sz w:val="28"/>
+          <w:szCs w:val="28"/>
+          <w:u w:val="single"/>
+        </w:rPr>
+        <w:t>М. Г. Савельева</w:t>
+      </w:r>
+      <w:r>
+        <w:rPr>
+          <w:sz w:val="28"/>
+          <w:szCs w:val="28"/>
+          <w:u w:val="single"/>
+        </w:rPr>
+        <w:tab/>
+      </w:r>
+    </w:p>
+    <w:p>
+      <w:pPr>
+        <w:widowControl w:val="0"/>
+        <w:tabs>
+          <w:tab w:val="left" w:leader="underscore" w:pos="1134"/>
+        </w:tabs>
+        <w:snapToGrid w:val="0"/>
+        <w:spacing w:before="40"/>
+        <w:ind w:firstLine="2410"/>
+        <w:jc w:val="both"/>
+        <w:rPr>
+          <w:sz w:val="20"/>
+          <w:szCs w:val="20"/>
+        </w:rPr>
+      </w:pPr>
+      <w:r>
+        <w:rPr>
+          <w:sz w:val="20"/>
+          <w:szCs w:val="20"/>
+        </w:rPr>
+        <w:t>подпись</w:t>
+      </w:r>
+      <w:r>
+        <w:rPr>
+          <w:sz w:val="20"/>
+          <w:szCs w:val="20"/>
+        </w:rPr>
+        <w:tab/>
+      </w:r>
+      <w:r>
+        <w:rPr>
+          <w:sz w:val="20"/>
+          <w:szCs w:val="20"/>
+        </w:rPr>
+        <w:tab/>
+      </w:r>
+      <w:r>
+        <w:rPr>
+          <w:sz w:val="20"/>
+          <w:szCs w:val="20"/>
+        </w:rPr>
+        <w:tab/>
+        <w:t>дата</w:t>
+      </w:r>
+      <w:r>
+        <w:rPr>
+          <w:sz w:val="20"/>
+          <w:szCs w:val="20"/>
+        </w:rPr>
+        <w:tab/>
+      </w:r>
+      <w:r>
+        <w:rPr>
+          <w:sz w:val="20"/>
+          <w:szCs w:val="20"/>
+        </w:rPr>
+        <w:tab/>
+      </w:r>
+      <w:r>
+        <w:rPr>
+          <w:sz w:val="20"/>
+          <w:szCs w:val="20"/>
+        </w:rPr>
+        <w:tab/>
+        <w:t>инициалы и фамилия</w:t>
+      </w:r>
+    </w:p>
+    <w:p>
+      <w:pPr>
+        <w:widowControl w:val="0"/>
+        <w:tabs>
+          <w:tab w:val="left" w:leader="underscore" w:pos="1134"/>
+        </w:tabs>
+        <w:snapToGrid w:val="0"/>
+        <w:spacing w:before="40"/>
+        <w:ind w:firstLine="2410"/>
+        <w:jc w:val="both"/>
+        <w:rPr>
+          <w:sz w:val="20"/>
+          <w:szCs w:val="20"/>
+        </w:rPr>
+      </w:pPr>
+    </w:p>
+    <w:p>
+      <w:pPr>
+        <w:spacing w:after="160" w:line="259" w:lineRule="auto"/>
+        <w:rPr>
+          <w:rFonts w:eastAsiaTheme="minorEastAsia"/>
+          <w:b/>
+          <w:sz w:val="28"/>
+          <w:szCs w:val="32"/>
+        </w:rPr>
+      </w:pPr>
+      <w:r>
+        <w:br w:type="page"/>
+      </w:r>
+    </w:p>
+    <w:sdt>
+      <w:sdtPr>
+        <w:rPr>
+          <w:color w:val="auto"/>
+        </w:rPr>
+        <w:id w:val="-5909584"/>
+        <w:docPartObj>
+          <w:docPartGallery w:val="Table of Contents"/>
+          <w:docPartUnique/>
+        </w:docPartObj>
+      </w:sdtPr>
+      <w:sdtEndPr>
+        <w:rPr>
+          <w:rFonts w:ascii="Times New Roman" w:eastAsia="Times New Roman" w:hAnsi="Times New Roman" w:cs="Times New Roman"/>
+          <w:b/>
+          <w:bCs/>
+          <w:sz w:val="28"/>
+          <w:szCs w:val="28"/>
+          <w:lang w:eastAsia="ru-RU"/>
+        </w:rPr>
+      </w:sdtEndPr>
+      <w:sdtContent>
+        <w:p>
+          <w:pPr>
+            <w:pStyle w:val="af8"/>
+            <w:spacing w:before="0" w:after="360"/>
+            <w:jc w:val="center"/>
+            <w:rPr>
+              <w:rFonts w:ascii="Times New Roman" w:hAnsi="Times New Roman" w:cs="Times New Roman"/>
+              <w:b/>
+              <w:bCs/>
+              <w:color w:val="auto"/>
+              <w:sz w:val="28"/>
+              <w:szCs w:val="28"/>
+            </w:rPr>
+          </w:pPr>
+          <w:r>
+            <w:rPr>
+              <w:rFonts w:ascii="Times New Roman" w:hAnsi="Times New Roman" w:cs="Times New Roman"/>
+              <w:b/>
+              <w:bCs/>
+              <w:color w:val="auto"/>
+              <w:sz w:val="28"/>
+              <w:szCs w:val="28"/>
+            </w:rPr>
+            <w:t>Содержание</w:t>
+          </w:r>
+        </w:p>
+        <w:p>
+          <w:pPr>
+            <w:pStyle w:val="12"/>
+            <w:rPr>
+              <w:kern w:val="2"/>
+              <w:lang w:val="ru-BY" w:eastAsia="zh-CN"/>
+              <w14:ligatures w14:val="standardContextual"/>
+            </w:rPr>
+          </w:pPr>
+          <w:r>
+            <w:fldChar w:fldCharType="begin"/>
+          </w:r>
+          <w:r>
+            <w:instrText xml:space="preserve"> TOC \o "1-3" \h \z \u </w:instrText>
+          </w:r>
+          <w:r>
+            <w:fldChar w:fldCharType="separate"/>
+          </w:r>
+          <w:hyperlink w:anchor="_Toc225332514" w:history="1">
+            <w:r>
+              <w:rPr>
+                <w:rStyle w:val="a8"/>
+              </w:rPr>
+              <w:t>Введение</w:t>
+            </w:r>
+            <w:r>
+              <w:rPr>
+                <w:webHidden/>
+              </w:rPr>
+              <w:tab/>
+            </w:r>
+            <w:r>
+              <w:rPr>
+                <w:webHidden/>
+              </w:rPr>
+              <w:fldChar w:fldCharType="begin"/>
+            </w:r>
+            <w:r>
+              <w:rPr>
+                <w:webHidden/>
+              </w:rPr>
+              <w:instrText xml:space="preserve"> PAGEREF _Toc225332514 \h </w:instrText>
+            </w:r>
+            <w:r>
+              <w:rPr>
+                <w:webHidden/>
+              </w:rPr>
+            </w:r>
+            <w:r>
+              <w:rPr>
+                <w:webHidden/>
+              </w:rPr>
+              <w:fldChar w:fldCharType="separate"/>
+            </w:r>
+            <w:r>
+              <w:rPr>
+                <w:webHidden/>
+              </w:rPr>
+              <w:t>3</w:t>
+            </w:r>
+            <w:r>
+              <w:rPr>
+                <w:webHidden/>
+              </w:rPr>
+              <w:fldChar w:fldCharType="end"/>
+            </w:r>
+          </w:hyperlink>
+        </w:p>
+        <w:p>
+          <w:pPr>
+            <w:pStyle w:val="12"/>
+            <w:rPr>
+              <w:kern w:val="2"/>
+              <w:lang w:val="ru-BY" w:eastAsia="zh-CN"/>
+              <w14:ligatures w14:val="standardContextual"/>
+            </w:rPr>
+          </w:pPr>
+          <w:hyperlink w:anchor="_Toc225332515" w:history="1">
+            <w:r>
+              <w:rPr>
+                <w:rStyle w:val="a8"/>
+                <w:lang w:val="ru-BY"/>
+              </w:rPr>
+              <w:t>1 Постановка задачи</w:t>
+            </w:r>
+            <w:r>
+              <w:rPr>
+                <w:webHidden/>
+              </w:rPr>
+              <w:tab/>
+            </w:r>
+            <w:r>
+              <w:rPr>
+                <w:webHidden/>
+              </w:rPr>
+              <w:fldChar w:fldCharType="begin"/>
+            </w:r>
+            <w:r>
+              <w:rPr>
+                <w:webHidden/>
+              </w:rPr>
+              <w:instrText xml:space="preserve"> PAGEREF _Toc225332515 \h </w:instrText>
+            </w:r>
+            <w:r>
+              <w:rPr>
+                <w:webHidden/>
+              </w:rPr>
+            </w:r>
+            <w:r>
+              <w:rPr>
+                <w:webHidden/>
+              </w:rPr>
+              <w:fldChar w:fldCharType="separate"/>
+            </w:r>
+            <w:r>
+              <w:rPr>
+                <w:webHidden/>
+              </w:rPr>
+              <w:t>4</w:t>
+            </w:r>
+            <w:r>
+              <w:rPr>
+                <w:webHidden/>
+              </w:rPr>
+              <w:fldChar w:fldCharType="end"/>
+            </w:r>
+          </w:hyperlink>
+        </w:p>
+        <w:p>
+          <w:pPr>
+            <w:pStyle w:val="22"/>
+            <w:rPr>
+              <w:rFonts w:ascii="Times New Roman" w:hAnsi="Times New Roman" w:cs="Times New Roman"/>
+              <w:noProof/>
+              <w:kern w:val="2"/>
+              <w:sz w:val="28"/>
+              <w:szCs w:val="28"/>
+              <w:lang w:val="ru-BY" w:eastAsia="zh-CN"/>
+              <w14:ligatures w14:val="standardContextual"/>
+            </w:rPr>
+          </w:pPr>
+          <w:hyperlink w:anchor="_Toc225332516" w:history="1">
+            <w:r>
+              <w:rPr>
+                <w:rStyle w:val="a8"/>
+                <w:rFonts w:ascii="Times New Roman" w:hAnsi="Times New Roman" w:cs="Times New Roman"/>
+                <w:noProof/>
+                <w:sz w:val="28"/>
+                <w:szCs w:val="28"/>
+                <w:lang w:val="ru-BY"/>
+              </w:rPr>
+              <w:t>1.1 Обзор аналогичных решений</w:t>
+            </w:r>
+            <w:r>
+              <w:rPr>
+                <w:rFonts w:ascii="Times New Roman" w:hAnsi="Times New Roman" w:cs="Times New Roman"/>
+                <w:noProof/>
+                <w:webHidden/>
+                <w:sz w:val="28"/>
+                <w:szCs w:val="28"/>
+              </w:rPr>
+              <w:tab/>
+            </w:r>
+            <w:r>
+              <w:rPr>
+                <w:rFonts w:ascii="Times New Roman" w:hAnsi="Times New Roman" w:cs="Times New Roman"/>
+                <w:noProof/>
+                <w:webHidden/>
+                <w:sz w:val="28"/>
+                <w:szCs w:val="28"/>
+              </w:rPr>
+              <w:fldChar w:fldCharType="begin"/>
+            </w:r>
+            <w:r>
+              <w:rPr>
+                <w:rFonts w:ascii="Times New Roman" w:hAnsi="Times New Roman" w:cs="Times New Roman"/>
+                <w:noProof/>
+                <w:webHidden/>
+                <w:sz w:val="28"/>
+                <w:szCs w:val="28"/>
+              </w:rPr>
+              <w:instrText xml:space="preserve"> PAGEREF _Toc225332516 \h </w:instrText>
+            </w:r>
+            <w:r>
+              <w:rPr>
+                <w:rFonts w:ascii="Times New Roman" w:hAnsi="Times New Roman" w:cs="Times New Roman"/>
+                <w:noProof/>
+                <w:webHidden/>
+                <w:sz w:val="28"/>
+                <w:szCs w:val="28"/>
+              </w:rPr>
+            </w:r>
+            <w:r>
+              <w:rPr>
+                <w:rFonts w:ascii="Times New Roman" w:hAnsi="Times New Roman" w:cs="Times New Roman"/>
+                <w:noProof/>
+                <w:webHidden/>
+                <w:sz w:val="28"/>
+                <w:szCs w:val="28"/>
+              </w:rPr>
+              <w:fldChar w:fldCharType="separate"/>
+            </w:r>
+            <w:r>
+              <w:rPr>
+                <w:rFonts w:ascii="Times New Roman" w:hAnsi="Times New Roman" w:cs="Times New Roman"/>
+                <w:noProof/>
+                <w:webHidden/>
+                <w:sz w:val="28"/>
+                <w:szCs w:val="28"/>
+              </w:rPr>
+              <w:t>4</w:t>
+            </w:r>
+            <w:r>
+              <w:rPr>
+                <w:rFonts w:ascii="Times New Roman" w:hAnsi="Times New Roman" w:cs="Times New Roman"/>
+                <w:noProof/>
+                <w:webHidden/>
+                <w:sz w:val="28"/>
+                <w:szCs w:val="28"/>
+              </w:rPr>
+              <w:fldChar w:fldCharType="end"/>
+            </w:r>
+          </w:hyperlink>
+        </w:p>
+        <w:p>
+          <w:pPr>
+            <w:pStyle w:val="22"/>
+            <w:ind w:firstLine="426"/>
+            <w:rPr>
+              <w:rFonts w:ascii="Times New Roman" w:hAnsi="Times New Roman" w:cs="Times New Roman"/>
+              <w:noProof/>
+              <w:kern w:val="2"/>
+              <w:sz w:val="28"/>
+              <w:szCs w:val="28"/>
+              <w:lang w:val="ru-BY" w:eastAsia="zh-CN"/>
+              <w14:ligatures w14:val="standardContextual"/>
+            </w:rPr>
+          </w:pPr>
+          <w:hyperlink w:anchor="_Toc225332517" w:history="1">
+            <w:r>
+              <w:rPr>
+                <w:rStyle w:val="a8"/>
+                <w:rFonts w:ascii="Times New Roman" w:hAnsi="Times New Roman" w:cs="Times New Roman"/>
+                <w:noProof/>
+                <w:sz w:val="28"/>
+                <w:szCs w:val="28"/>
+                <w:lang w:val="ru-BY"/>
+              </w:rPr>
+              <w:t xml:space="preserve">1.1.1 Аналог </w:t>
+            </w:r>
+            <w:r>
+              <w:rPr>
+                <w:rStyle w:val="a8"/>
+                <w:rFonts w:ascii="Times New Roman" w:hAnsi="Times New Roman" w:cs="Times New Roman"/>
+                <w:noProof/>
+                <w:sz w:val="28"/>
+                <w:szCs w:val="28"/>
+              </w:rPr>
+              <w:t>«Цифровой автолизинг ВТБ»</w:t>
+            </w:r>
+            <w:r>
+              <w:rPr>
+                <w:rFonts w:ascii="Times New Roman" w:hAnsi="Times New Roman" w:cs="Times New Roman"/>
+                <w:noProof/>
+                <w:webHidden/>
+                <w:sz w:val="28"/>
+                <w:szCs w:val="28"/>
+              </w:rPr>
+              <w:tab/>
+            </w:r>
+            <w:r>
+              <w:rPr>
+                <w:rFonts w:ascii="Times New Roman" w:hAnsi="Times New Roman" w:cs="Times New Roman"/>
+                <w:noProof/>
+                <w:webHidden/>
+                <w:sz w:val="28"/>
+                <w:szCs w:val="28"/>
+              </w:rPr>
+              <w:fldChar w:fldCharType="begin"/>
+            </w:r>
+            <w:r>
+              <w:rPr>
+                <w:rFonts w:ascii="Times New Roman" w:hAnsi="Times New Roman" w:cs="Times New Roman"/>
+                <w:noProof/>
+                <w:webHidden/>
+                <w:sz w:val="28"/>
+                <w:szCs w:val="28"/>
+              </w:rPr>
+              <w:instrText xml:space="preserve"> PAGEREF _Toc225332517 \h </w:instrText>
+            </w:r>
+            <w:r>
+              <w:rPr>
+                <w:rFonts w:ascii="Times New Roman" w:hAnsi="Times New Roman" w:cs="Times New Roman"/>
+                <w:noProof/>
+                <w:webHidden/>
+                <w:sz w:val="28"/>
+                <w:szCs w:val="28"/>
+              </w:rPr>
+            </w:r>
+            <w:r>
+              <w:rPr>
+                <w:rFonts w:ascii="Times New Roman" w:hAnsi="Times New Roman" w:cs="Times New Roman"/>
+                <w:noProof/>
+                <w:webHidden/>
+                <w:sz w:val="28"/>
+                <w:szCs w:val="28"/>
+              </w:rPr>
+              <w:fldChar w:fldCharType="separate"/>
+            </w:r>
+            <w:r>
+              <w:rPr>
+                <w:rFonts w:ascii="Times New Roman" w:hAnsi="Times New Roman" w:cs="Times New Roman"/>
+                <w:noProof/>
+                <w:webHidden/>
+                <w:sz w:val="28"/>
+                <w:szCs w:val="28"/>
+              </w:rPr>
+              <w:t>4</w:t>
+            </w:r>
+            <w:r>
+              <w:rPr>
+                <w:rFonts w:ascii="Times New Roman" w:hAnsi="Times New Roman" w:cs="Times New Roman"/>
+                <w:noProof/>
+                <w:webHidden/>
+                <w:sz w:val="28"/>
+                <w:szCs w:val="28"/>
+              </w:rPr>
+              <w:fldChar w:fldCharType="end"/>
+            </w:r>
+          </w:hyperlink>
+        </w:p>
+        <w:p>
+          <w:pPr>
+            <w:pStyle w:val="22"/>
+            <w:ind w:firstLine="426"/>
+            <w:rPr>
+              <w:rFonts w:ascii="Times New Roman" w:hAnsi="Times New Roman" w:cs="Times New Roman"/>
+              <w:noProof/>
+              <w:kern w:val="2"/>
+              <w:sz w:val="28"/>
+              <w:szCs w:val="28"/>
+              <w:lang w:val="ru-BY" w:eastAsia="zh-CN"/>
+              <w14:ligatures w14:val="standardContextual"/>
+            </w:rPr>
+          </w:pPr>
+          <w:hyperlink w:anchor="_Toc225332518" w:history="1">
+            <w:r>
+              <w:rPr>
+                <w:rStyle w:val="a8"/>
+                <w:rFonts w:ascii="Times New Roman" w:hAnsi="Times New Roman" w:cs="Times New Roman"/>
+                <w:bCs/>
+                <w:noProof/>
+                <w:sz w:val="28"/>
+                <w:szCs w:val="28"/>
+                <w:lang w:val="ru-BY"/>
+              </w:rPr>
+              <w:t>1.1.2</w:t>
+            </w:r>
+            <w:r>
+              <w:rPr>
+                <w:rStyle w:val="a8"/>
+                <w:rFonts w:ascii="Times New Roman" w:hAnsi="Times New Roman" w:cs="Times New Roman"/>
+                <w:noProof/>
+                <w:sz w:val="28"/>
+                <w:szCs w:val="28"/>
+                <w:lang w:val="ru-BY"/>
+              </w:rPr>
+              <w:t xml:space="preserve"> Аналог </w:t>
+            </w:r>
+            <w:r>
+              <w:rPr>
+                <w:rStyle w:val="a8"/>
+                <w:rFonts w:ascii="Times New Roman" w:hAnsi="Times New Roman" w:cs="Times New Roman"/>
+                <w:noProof/>
+                <w:sz w:val="28"/>
+                <w:szCs w:val="28"/>
+              </w:rPr>
+              <w:t>«</w:t>
+            </w:r>
+            <w:r>
+              <w:rPr>
+                <w:rStyle w:val="a8"/>
+                <w:rFonts w:ascii="Times New Roman" w:hAnsi="Times New Roman" w:cs="Times New Roman"/>
+                <w:bCs/>
+                <w:noProof/>
+                <w:sz w:val="28"/>
+                <w:szCs w:val="28"/>
+                <w:lang w:val="ru-BY"/>
+              </w:rPr>
+              <w:t>онлайн</w:t>
+            </w:r>
+            <w:r>
+              <w:rPr>
+                <w:rStyle w:val="a8"/>
+                <w:rFonts w:ascii="Times New Roman" w:hAnsi="Times New Roman" w:cs="Times New Roman"/>
+                <w:bCs/>
+                <w:noProof/>
+                <w:sz w:val="28"/>
+                <w:szCs w:val="28"/>
+                <w:lang w:val="ru-BY"/>
+              </w:rPr>
+              <w:noBreakHyphen/>
+              <w:t>сервис Альфа</w:t>
+            </w:r>
+            <w:r>
+              <w:rPr>
+                <w:rStyle w:val="a8"/>
+                <w:rFonts w:ascii="Times New Roman" w:hAnsi="Times New Roman" w:cs="Times New Roman"/>
+                <w:bCs/>
+                <w:noProof/>
+                <w:sz w:val="28"/>
+                <w:szCs w:val="28"/>
+                <w:lang w:val="ru-BY"/>
+              </w:rPr>
+              <w:noBreakHyphen/>
+              <w:t>Лизинг</w:t>
+            </w:r>
+            <w:r>
+              <w:rPr>
+                <w:rFonts w:ascii="Times New Roman" w:hAnsi="Times New Roman" w:cs="Times New Roman"/>
+                <w:noProof/>
+                <w:webHidden/>
+                <w:sz w:val="28"/>
+                <w:szCs w:val="28"/>
+              </w:rPr>
+              <w:tab/>
+            </w:r>
+            <w:r>
+              <w:rPr>
+                <w:rFonts w:ascii="Times New Roman" w:hAnsi="Times New Roman" w:cs="Times New Roman"/>
+                <w:noProof/>
+                <w:webHidden/>
+                <w:sz w:val="28"/>
+                <w:szCs w:val="28"/>
+              </w:rPr>
+              <w:fldChar w:fldCharType="begin"/>
+            </w:r>
+            <w:r>
+              <w:rPr>
+                <w:rFonts w:ascii="Times New Roman" w:hAnsi="Times New Roman" w:cs="Times New Roman"/>
+                <w:noProof/>
+                <w:webHidden/>
+                <w:sz w:val="28"/>
+                <w:szCs w:val="28"/>
+              </w:rPr>
+              <w:instrText xml:space="preserve"> PAGEREF _Toc225332518 \h </w:instrText>
+            </w:r>
+            <w:r>
+              <w:rPr>
+                <w:rFonts w:ascii="Times New Roman" w:hAnsi="Times New Roman" w:cs="Times New Roman"/>
+                <w:noProof/>
+                <w:webHidden/>
+                <w:sz w:val="28"/>
+                <w:szCs w:val="28"/>
+              </w:rPr>
+            </w:r>
+            <w:r>
+              <w:rPr>
+                <w:rFonts w:ascii="Times New Roman" w:hAnsi="Times New Roman" w:cs="Times New Roman"/>
+                <w:noProof/>
+                <w:webHidden/>
+                <w:sz w:val="28"/>
+                <w:szCs w:val="28"/>
+              </w:rPr>
+              <w:fldChar w:fldCharType="separate"/>
+            </w:r>
+            <w:r>
+              <w:rPr>
+                <w:rFonts w:ascii="Times New Roman" w:hAnsi="Times New Roman" w:cs="Times New Roman"/>
+                <w:noProof/>
+                <w:webHidden/>
+                <w:sz w:val="28"/>
+                <w:szCs w:val="28"/>
+              </w:rPr>
+              <w:t>5</w:t>
+            </w:r>
+            <w:r>
+              <w:rPr>
+                <w:rFonts w:ascii="Times New Roman" w:hAnsi="Times New Roman" w:cs="Times New Roman"/>
+                <w:noProof/>
+                <w:webHidden/>
+                <w:sz w:val="28"/>
+                <w:szCs w:val="28"/>
+              </w:rPr>
+              <w:fldChar w:fldCharType="end"/>
+            </w:r>
+          </w:hyperlink>
+        </w:p>
+        <w:p>
+          <w:pPr>
+            <w:pStyle w:val="22"/>
+            <w:ind w:firstLine="426"/>
+            <w:rPr>
+              <w:rFonts w:ascii="Times New Roman" w:hAnsi="Times New Roman" w:cs="Times New Roman"/>
+              <w:noProof/>
+              <w:kern w:val="2"/>
+              <w:sz w:val="28"/>
+              <w:szCs w:val="28"/>
+              <w:lang w:val="ru-BY" w:eastAsia="zh-CN"/>
+              <w14:ligatures w14:val="standardContextual"/>
+            </w:rPr>
+          </w:pPr>
+          <w:hyperlink w:anchor="_Toc225332519" w:history="1">
+            <w:r>
+              <w:rPr>
+                <w:rStyle w:val="a8"/>
+                <w:rFonts w:ascii="Times New Roman" w:hAnsi="Times New Roman" w:cs="Times New Roman"/>
+                <w:bCs/>
+                <w:noProof/>
+                <w:sz w:val="28"/>
+                <w:szCs w:val="28"/>
+                <w:lang w:val="ru-BY"/>
+              </w:rPr>
+              <w:t>1.1.3</w:t>
+            </w:r>
+            <w:r>
+              <w:rPr>
+                <w:rStyle w:val="a8"/>
+                <w:rFonts w:ascii="Times New Roman" w:hAnsi="Times New Roman" w:cs="Times New Roman"/>
+                <w:noProof/>
+                <w:sz w:val="28"/>
+                <w:szCs w:val="28"/>
+                <w:lang w:val="ru-BY"/>
+              </w:rPr>
+              <w:t xml:space="preserve"> Аналог </w:t>
+            </w:r>
+            <w:r>
+              <w:rPr>
+                <w:rStyle w:val="a8"/>
+                <w:rFonts w:ascii="Times New Roman" w:hAnsi="Times New Roman" w:cs="Times New Roman"/>
+                <w:noProof/>
+                <w:sz w:val="28"/>
+                <w:szCs w:val="28"/>
+              </w:rPr>
+              <w:t>«</w:t>
+            </w:r>
+            <w:r>
+              <w:rPr>
+                <w:rStyle w:val="a8"/>
+                <w:rFonts w:ascii="Times New Roman" w:hAnsi="Times New Roman" w:cs="Times New Roman"/>
+                <w:bCs/>
+                <w:noProof/>
+                <w:sz w:val="28"/>
+                <w:szCs w:val="28"/>
+                <w:lang w:val="ru-BY"/>
+              </w:rPr>
+              <w:t>РЕСО БелЛизинг»</w:t>
+            </w:r>
+            <w:r>
+              <w:rPr>
+                <w:rFonts w:ascii="Times New Roman" w:hAnsi="Times New Roman" w:cs="Times New Roman"/>
+                <w:noProof/>
+                <w:webHidden/>
+                <w:sz w:val="28"/>
+                <w:szCs w:val="28"/>
+              </w:rPr>
+              <w:tab/>
+            </w:r>
+            <w:r>
+              <w:rPr>
+                <w:rFonts w:ascii="Times New Roman" w:hAnsi="Times New Roman" w:cs="Times New Roman"/>
+                <w:noProof/>
+                <w:webHidden/>
+                <w:sz w:val="28"/>
+                <w:szCs w:val="28"/>
+              </w:rPr>
+              <w:fldChar w:fldCharType="begin"/>
+            </w:r>
+            <w:r>
+              <w:rPr>
+                <w:rFonts w:ascii="Times New Roman" w:hAnsi="Times New Roman" w:cs="Times New Roman"/>
+                <w:noProof/>
+                <w:webHidden/>
+                <w:sz w:val="28"/>
+                <w:szCs w:val="28"/>
+              </w:rPr>
+              <w:instrText xml:space="preserve"> PAGEREF _Toc225332519 \h </w:instrText>
+            </w:r>
+            <w:r>
+              <w:rPr>
+                <w:rFonts w:ascii="Times New Roman" w:hAnsi="Times New Roman" w:cs="Times New Roman"/>
+                <w:noProof/>
+                <w:webHidden/>
+                <w:sz w:val="28"/>
+                <w:szCs w:val="28"/>
+              </w:rPr>
+            </w:r>
+            <w:r>
+              <w:rPr>
+                <w:rFonts w:ascii="Times New Roman" w:hAnsi="Times New Roman" w:cs="Times New Roman"/>
+                <w:noProof/>
+                <w:webHidden/>
+                <w:sz w:val="28"/>
+                <w:szCs w:val="28"/>
+              </w:rPr>
+              <w:fldChar w:fldCharType="separate"/>
+            </w:r>
+            <w:r>
+              <w:rPr>
+                <w:rFonts w:ascii="Times New Roman" w:hAnsi="Times New Roman" w:cs="Times New Roman"/>
+                <w:noProof/>
+                <w:webHidden/>
+                <w:sz w:val="28"/>
+                <w:szCs w:val="28"/>
+              </w:rPr>
+              <w:t>6</w:t>
+            </w:r>
+            <w:r>
+              <w:rPr>
+                <w:rFonts w:ascii="Times New Roman" w:hAnsi="Times New Roman" w:cs="Times New Roman"/>
+                <w:noProof/>
+                <w:webHidden/>
+                <w:sz w:val="28"/>
+                <w:szCs w:val="28"/>
+              </w:rPr>
+              <w:fldChar w:fldCharType="end"/>
+            </w:r>
+          </w:hyperlink>
+        </w:p>
+        <w:p>
+          <w:pPr>
+            <w:pStyle w:val="22"/>
+            <w:rPr>
+              <w:rFonts w:ascii="Times New Roman" w:hAnsi="Times New Roman" w:cs="Times New Roman"/>
+              <w:noProof/>
+              <w:kern w:val="2"/>
+              <w:sz w:val="28"/>
+              <w:szCs w:val="28"/>
+              <w:lang w:val="ru-BY" w:eastAsia="zh-CN"/>
+              <w14:ligatures w14:val="standardContextual"/>
+            </w:rPr>
+          </w:pPr>
+          <w:hyperlink w:anchor="_Toc225332520" w:history="1">
+            <w:r>
+              <w:rPr>
+                <w:rStyle w:val="a8"/>
+                <w:rFonts w:ascii="Times New Roman" w:hAnsi="Times New Roman" w:cs="Times New Roman"/>
+                <w:noProof/>
+                <w:sz w:val="28"/>
+                <w:szCs w:val="28"/>
+                <w:lang w:val="ru-BY"/>
+              </w:rPr>
+              <w:t>1.2 Требования к проекту</w:t>
+            </w:r>
+            <w:r>
+              <w:rPr>
+                <w:rFonts w:ascii="Times New Roman" w:hAnsi="Times New Roman" w:cs="Times New Roman"/>
+                <w:noProof/>
+                <w:webHidden/>
+                <w:sz w:val="28"/>
+                <w:szCs w:val="28"/>
+              </w:rPr>
+              <w:tab/>
+            </w:r>
+            <w:r>
+              <w:rPr>
+                <w:rFonts w:ascii="Times New Roman" w:hAnsi="Times New Roman" w:cs="Times New Roman"/>
+                <w:noProof/>
+                <w:webHidden/>
+                <w:sz w:val="28"/>
+                <w:szCs w:val="28"/>
+              </w:rPr>
+              <w:fldChar w:fldCharType="begin"/>
+            </w:r>
+            <w:r>
+              <w:rPr>
+                <w:rFonts w:ascii="Times New Roman" w:hAnsi="Times New Roman" w:cs="Times New Roman"/>
+                <w:noProof/>
+                <w:webHidden/>
+                <w:sz w:val="28"/>
+                <w:szCs w:val="28"/>
+              </w:rPr>
+              <w:instrText xml:space="preserve"> PAGEREF _Toc225332520 \h </w:instrText>
+            </w:r>
+            <w:r>
+              <w:rPr>
+                <w:rFonts w:ascii="Times New Roman" w:hAnsi="Times New Roman" w:cs="Times New Roman"/>
+                <w:noProof/>
+                <w:webHidden/>
+                <w:sz w:val="28"/>
+                <w:szCs w:val="28"/>
+              </w:rPr>
+            </w:r>
+            <w:r>
+              <w:rPr>
+                <w:rFonts w:ascii="Times New Roman" w:hAnsi="Times New Roman" w:cs="Times New Roman"/>
+                <w:noProof/>
+                <w:webHidden/>
+                <w:sz w:val="28"/>
+                <w:szCs w:val="28"/>
+              </w:rPr>
+              <w:fldChar w:fldCharType="separate"/>
+            </w:r>
+            <w:r>
+              <w:rPr>
+                <w:rFonts w:ascii="Times New Roman" w:hAnsi="Times New Roman" w:cs="Times New Roman"/>
+                <w:noProof/>
+                <w:webHidden/>
+                <w:sz w:val="28"/>
+                <w:szCs w:val="28"/>
+              </w:rPr>
+              <w:t>7</w:t>
+            </w:r>
+            <w:r>
+              <w:rPr>
+                <w:rFonts w:ascii="Times New Roman" w:hAnsi="Times New Roman" w:cs="Times New Roman"/>
+                <w:noProof/>
+                <w:webHidden/>
+                <w:sz w:val="28"/>
+                <w:szCs w:val="28"/>
+              </w:rPr>
+              <w:fldChar w:fldCharType="end"/>
+            </w:r>
+          </w:hyperlink>
+        </w:p>
+        <w:p>
+          <w:pPr>
+            <w:pStyle w:val="22"/>
+            <w:rPr>
+              <w:rFonts w:ascii="Times New Roman" w:hAnsi="Times New Roman" w:cs="Times New Roman"/>
+              <w:noProof/>
+              <w:kern w:val="2"/>
+              <w:sz w:val="28"/>
+              <w:szCs w:val="28"/>
+              <w:lang w:val="ru-BY" w:eastAsia="zh-CN"/>
+              <w14:ligatures w14:val="standardContextual"/>
+            </w:rPr>
+          </w:pPr>
+          <w:hyperlink w:anchor="_Toc225332521" w:history="1">
+            <w:r>
+              <w:rPr>
+                <w:rStyle w:val="a8"/>
+                <w:rFonts w:ascii="Times New Roman" w:hAnsi="Times New Roman" w:cs="Times New Roman"/>
+                <w:noProof/>
+                <w:sz w:val="28"/>
+                <w:szCs w:val="28"/>
+                <w:lang w:val="ru-BY"/>
+              </w:rPr>
+              <w:t>1.3 Выводы по разделу</w:t>
+            </w:r>
+            <w:r>
+              <w:rPr>
+                <w:rFonts w:ascii="Times New Roman" w:hAnsi="Times New Roman" w:cs="Times New Roman"/>
+                <w:noProof/>
+                <w:webHidden/>
+                <w:sz w:val="28"/>
+                <w:szCs w:val="28"/>
+              </w:rPr>
+              <w:tab/>
+            </w:r>
+            <w:r>
+              <w:rPr>
+                <w:rFonts w:ascii="Times New Roman" w:hAnsi="Times New Roman" w:cs="Times New Roman"/>
+                <w:noProof/>
+                <w:webHidden/>
+                <w:sz w:val="28"/>
+                <w:szCs w:val="28"/>
+              </w:rPr>
+              <w:fldChar w:fldCharType="begin"/>
+            </w:r>
+            <w:r>
+              <w:rPr>
+                <w:rFonts w:ascii="Times New Roman" w:hAnsi="Times New Roman" w:cs="Times New Roman"/>
+                <w:noProof/>
+                <w:webHidden/>
+                <w:sz w:val="28"/>
+                <w:szCs w:val="28"/>
+              </w:rPr>
+              <w:instrText xml:space="preserve"> PAGEREF _Toc225332521 \h </w:instrText>
+            </w:r>
+            <w:r>
+              <w:rPr>
+                <w:rFonts w:ascii="Times New Roman" w:hAnsi="Times New Roman" w:cs="Times New Roman"/>
+                <w:noProof/>
+                <w:webHidden/>
+                <w:sz w:val="28"/>
+                <w:szCs w:val="28"/>
+              </w:rPr>
+            </w:r>
+            <w:r>
+              <w:rPr>
+                <w:rFonts w:ascii="Times New Roman" w:hAnsi="Times New Roman" w:cs="Times New Roman"/>
+                <w:noProof/>
+                <w:webHidden/>
+                <w:sz w:val="28"/>
+                <w:szCs w:val="28"/>
+              </w:rPr>
+              <w:fldChar w:fldCharType="separate"/>
+            </w:r>
+            <w:r>
+              <w:rPr>
+                <w:rFonts w:ascii="Times New Roman" w:hAnsi="Times New Roman" w:cs="Times New Roman"/>
+                <w:noProof/>
+                <w:webHidden/>
+                <w:sz w:val="28"/>
+                <w:szCs w:val="28"/>
+              </w:rPr>
+              <w:t>8</w:t>
+            </w:r>
+            <w:r>
+              <w:rPr>
+                <w:rFonts w:ascii="Times New Roman" w:hAnsi="Times New Roman" w:cs="Times New Roman"/>
+                <w:noProof/>
+                <w:webHidden/>
+                <w:sz w:val="28"/>
+                <w:szCs w:val="28"/>
+              </w:rPr>
+              <w:fldChar w:fldCharType="end"/>
+            </w:r>
+          </w:hyperlink>
+        </w:p>
+        <w:p>
+          <w:pPr>
+            <w:pStyle w:val="12"/>
+            <w:rPr>
+              <w:kern w:val="2"/>
+              <w:lang w:val="ru-BY" w:eastAsia="zh-CN"/>
+              <w14:ligatures w14:val="standardContextual"/>
+            </w:rPr>
+          </w:pPr>
+          <w:hyperlink w:anchor="_Toc225332522" w:history="1">
+            <w:r>
+              <w:rPr>
+                <w:rStyle w:val="a8"/>
+                <w:lang w:val="ru-BY"/>
+              </w:rPr>
+              <w:t>2 Проектирование и разработка базы данных</w:t>
+            </w:r>
+            <w:r>
+              <w:rPr>
+                <w:webHidden/>
+              </w:rPr>
+              <w:tab/>
+            </w:r>
+            <w:r>
+              <w:rPr>
+                <w:webHidden/>
+              </w:rPr>
+              <w:fldChar w:fldCharType="begin"/>
+            </w:r>
+            <w:r>
+              <w:rPr>
+                <w:webHidden/>
+              </w:rPr>
+              <w:instrText xml:space="preserve"> PAGEREF _Toc225332522 \h </w:instrText>
+            </w:r>
+            <w:r>
+              <w:rPr>
+                <w:webHidden/>
+              </w:rPr>
+            </w:r>
+            <w:r>
+              <w:rPr>
+                <w:webHidden/>
+              </w:rPr>
+              <w:fldChar w:fldCharType="separate"/>
+            </w:r>
+            <w:r>
+              <w:rPr>
+                <w:webHidden/>
+              </w:rPr>
+              <w:t>9</w:t>
+            </w:r>
+            <w:r>
+              <w:rPr>
+                <w:webHidden/>
+              </w:rPr>
+              <w:fldChar w:fldCharType="end"/>
+            </w:r>
+          </w:hyperlink>
+        </w:p>
+        <w:p>
+          <w:pPr>
+            <w:pStyle w:val="22"/>
+            <w:rPr>
+              <w:rFonts w:ascii="Times New Roman" w:hAnsi="Times New Roman" w:cs="Times New Roman"/>
+              <w:noProof/>
+              <w:kern w:val="2"/>
+              <w:sz w:val="28"/>
+              <w:szCs w:val="28"/>
+              <w:lang w:val="ru-BY" w:eastAsia="zh-CN"/>
+              <w14:ligatures w14:val="standardContextual"/>
+            </w:rPr>
+          </w:pPr>
+          <w:hyperlink w:anchor="_Toc225332523" w:history="1">
+            <w:r>
+              <w:rPr>
+                <w:rStyle w:val="a8"/>
+                <w:rFonts w:ascii="Times New Roman" w:hAnsi="Times New Roman" w:cs="Times New Roman"/>
+                <w:noProof/>
+                <w:sz w:val="28"/>
+                <w:szCs w:val="28"/>
+              </w:rPr>
+              <w:t>2.1 Определение вариантов использования</w:t>
+            </w:r>
+            <w:r>
+              <w:rPr>
+                <w:rFonts w:ascii="Times New Roman" w:hAnsi="Times New Roman" w:cs="Times New Roman"/>
+                <w:noProof/>
+                <w:webHidden/>
+                <w:sz w:val="28"/>
+                <w:szCs w:val="28"/>
+              </w:rPr>
+              <w:tab/>
+            </w:r>
+            <w:r>
+              <w:rPr>
+                <w:rFonts w:ascii="Times New Roman" w:hAnsi="Times New Roman" w:cs="Times New Roman"/>
+                <w:noProof/>
+                <w:webHidden/>
+                <w:sz w:val="28"/>
+                <w:szCs w:val="28"/>
+              </w:rPr>
+              <w:fldChar w:fldCharType="begin"/>
+            </w:r>
+            <w:r>
+              <w:rPr>
+                <w:rFonts w:ascii="Times New Roman" w:hAnsi="Times New Roman" w:cs="Times New Roman"/>
+                <w:noProof/>
+                <w:webHidden/>
+                <w:sz w:val="28"/>
+                <w:szCs w:val="28"/>
+              </w:rPr>
+              <w:instrText xml:space="preserve"> PAGEREF _Toc225332523 \h </w:instrText>
+            </w:r>
+            <w:r>
+              <w:rPr>
+                <w:rFonts w:ascii="Times New Roman" w:hAnsi="Times New Roman" w:cs="Times New Roman"/>
+                <w:noProof/>
+                <w:webHidden/>
+                <w:sz w:val="28"/>
+                <w:szCs w:val="28"/>
+              </w:rPr>
+            </w:r>
+            <w:r>
+              <w:rPr>
+                <w:rFonts w:ascii="Times New Roman" w:hAnsi="Times New Roman" w:cs="Times New Roman"/>
+                <w:noProof/>
+                <w:webHidden/>
+                <w:sz w:val="28"/>
+                <w:szCs w:val="28"/>
+              </w:rPr>
+              <w:fldChar w:fldCharType="separate"/>
+            </w:r>
+            <w:r>
+              <w:rPr>
+                <w:rFonts w:ascii="Times New Roman" w:hAnsi="Times New Roman" w:cs="Times New Roman"/>
+                <w:noProof/>
+                <w:webHidden/>
+                <w:sz w:val="28"/>
+                <w:szCs w:val="28"/>
+              </w:rPr>
+              <w:t>9</w:t>
+            </w:r>
+            <w:r>
+              <w:rPr>
+                <w:rFonts w:ascii="Times New Roman" w:hAnsi="Times New Roman" w:cs="Times New Roman"/>
+                <w:noProof/>
+                <w:webHidden/>
+                <w:sz w:val="28"/>
+                <w:szCs w:val="28"/>
+              </w:rPr>
+              <w:fldChar w:fldCharType="end"/>
+            </w:r>
+          </w:hyperlink>
+        </w:p>
+        <w:p>
+          <w:pPr>
+            <w:rPr>
+              <w:sz w:val="28"/>
+              <w:szCs w:val="28"/>
+            </w:rPr>
+          </w:pPr>
+          <w:r>
+            <w:rPr>
+              <w:b/>
+              <w:bCs/>
+              <w:sz w:val="28"/>
+              <w:szCs w:val="28"/>
+            </w:rPr>
+            <w:fldChar w:fldCharType="end"/>
+          </w:r>
+        </w:p>
+      </w:sdtContent>
+    </w:sdt>
+    <w:p>
+      <w:pPr>
+        <w:spacing w:after="160" w:line="259" w:lineRule="auto"/>
+        <w:rPr>
+          <w:sz w:val="20"/>
+          <w:szCs w:val="20"/>
+        </w:rPr>
+      </w:pPr>
+      <w:r>
+        <w:rPr>
+          <w:sz w:val="20"/>
+          <w:szCs w:val="20"/>
+        </w:rPr>
+        <w:br w:type="page"/>
+      </w:r>
+    </w:p>
+    <w:p>
+      <w:pPr>
+        <w:spacing w:after="160" w:line="259" w:lineRule="auto"/>
+        <w:rPr>
+          <w:sz w:val="20"/>
+          <w:szCs w:val="20"/>
+        </w:rPr>
+      </w:pPr>
+    </w:p>
+    <w:p>
+      <w:pPr>
+        <w:pStyle w:val="a0"/>
+        <w:numPr>
+          <w:ilvl w:val="0"/>
+          <w:numId w:val="0"/>
+        </w:numPr>
+        <w:spacing w:before="0" w:after="360"/>
+        <w:jc w:val="center"/>
+      </w:pPr>
+      <w:bookmarkStart w:id="1" w:name="_Toc225332514"/>
+      <w:r>
+        <w:t>Введение</w:t>
+      </w:r>
+      <w:bookmarkEnd w:id="1"/>
+    </w:p>
+    <w:p>
+      <w:pPr>
+        <w:pStyle w:val="ad"/>
+      </w:pPr>
+      <w:r>
+        <w:t xml:space="preserve">В современном рынке автолизинга возрастает потребность в надежных информационных системах, обеспечивающих работу с данными об автомобилях, клиентах и лизинговых договорах. Усложнение лизинговых продуктов и рост количества заявок требуют от компаний перехода от разрозненных файлов и локальных учетных решений к централизованной системе хранения данных. Разработка базы данных на основе </w:t>
+      </w:r>
+      <w:proofErr w:type="spellStart"/>
+      <w:r>
+        <w:t>PostgreSQL</w:t>
+      </w:r>
+      <w:proofErr w:type="spellEnd"/>
+      <w:r>
+        <w:t xml:space="preserve"> с применением технологии репликации позволяет сформировать устойчивую инфраструктуру, обеспечивающую целостность информации, поддержку различных категорий пользователей и подготовку основы для дальнейшего развития информационной системы лизинга автомобилей.</w:t>
+      </w:r>
+    </w:p>
+    <w:p>
+      <w:pPr>
+        <w:pStyle w:val="ad"/>
+      </w:pPr>
+      <w:r>
+        <w:t xml:space="preserve">Цель данного курсового проекта – разработка базы данных лизинга автомобилей в СУБД </w:t>
+      </w:r>
+      <w:proofErr w:type="spellStart"/>
+      <w:r>
+        <w:t>PostgreSQL</w:t>
+      </w:r>
+      <w:proofErr w:type="spellEnd"/>
+      <w:r>
+        <w:t xml:space="preserve"> с применением технологии репликации, обеспечивающей надежное хранение и обработку данных, поддержку ролевой модели доступа и заданных сценариев работы пользователей. Реализация такой базы данных позволит централизовать учет автомобилей, пользователей и заявок на лизинг, повысить отказоустойчивость и доступность информации, а также создать основу для дальнейшего развития прикладной информационной системы.</w:t>
+      </w:r>
+    </w:p>
+    <w:p>
+      <w:pPr>
+        <w:pStyle w:val="ad"/>
+        <w:rPr>
+          <w:lang w:val="ru-BY"/>
+        </w:rPr>
+      </w:pPr>
+      <w:r>
+        <w:rPr>
+          <w:lang w:val="ru-BY"/>
+        </w:rPr>
+        <w:t>Для достижения поставленной цели необходимо решить следующие задачи:</w:t>
+      </w:r>
+    </w:p>
+    <w:p>
+      <w:pPr>
+        <w:pStyle w:val="ad"/>
+        <w:numPr>
+          <w:ilvl w:val="1"/>
+          <w:numId w:val="59"/>
+        </w:numPr>
+        <w:ind w:left="0" w:firstLine="709"/>
+      </w:pPr>
+      <w:r>
+        <w:t>разработать информационную модель предметной области лизинга автомобилей и выделить основные сущности и связи между ними (автомобили, пользователи, роли, заявки, справочники);</w:t>
+      </w:r>
+    </w:p>
+    <w:p>
+      <w:pPr>
+        <w:pStyle w:val="ad"/>
+        <w:numPr>
+          <w:ilvl w:val="1"/>
+          <w:numId w:val="59"/>
+        </w:numPr>
+        <w:ind w:left="0" w:firstLine="709"/>
+      </w:pPr>
+      <w:r>
+        <w:t>сформировать ролевую модель доступа с четырьмя категориями пользователей: гость, пользователь, менеджер, администратор, и определить их функции и ограничения в системе;</w:t>
+      </w:r>
+    </w:p>
+    <w:p>
+      <w:pPr>
+        <w:pStyle w:val="ad"/>
+        <w:numPr>
+          <w:ilvl w:val="1"/>
+          <w:numId w:val="59"/>
+        </w:numPr>
+        <w:ind w:left="0" w:firstLine="709"/>
+      </w:pPr>
+      <w:r>
+        <w:t xml:space="preserve">спроектировать и реализовать структуру базы данных в </w:t>
+      </w:r>
+      <w:proofErr w:type="spellStart"/>
+      <w:r>
+        <w:t>PostgreSQL</w:t>
+      </w:r>
+      <w:proofErr w:type="spellEnd"/>
+      <w:r>
+        <w:t xml:space="preserve"> с учетом ограничений целостности, внешних ключей и регламентируемого набора объектов;</w:t>
+      </w:r>
+    </w:p>
+    <w:p>
+      <w:pPr>
+        <w:pStyle w:val="ad"/>
+        <w:numPr>
+          <w:ilvl w:val="1"/>
+          <w:numId w:val="59"/>
+        </w:numPr>
+        <w:ind w:left="0" w:firstLine="709"/>
+      </w:pPr>
+      <w:r>
+        <w:t>разработать хранимые процедуры и функции, реализующие операции по работе с пользователями, ролями, автомобилями, справочниками и заявками на лизинг;</w:t>
+      </w:r>
+    </w:p>
+    <w:p>
+      <w:pPr>
+        <w:pStyle w:val="ad"/>
+        <w:numPr>
+          <w:ilvl w:val="1"/>
+          <w:numId w:val="59"/>
+        </w:numPr>
+        <w:ind w:left="0" w:firstLine="709"/>
+      </w:pPr>
+      <w:r>
+        <w:t>реализовать механизмы импорта и экспорта данных в формате JSON для выбранных таблиц базы данных;</w:t>
+      </w:r>
+    </w:p>
+    <w:p>
+      <w:pPr>
+        <w:pStyle w:val="ad"/>
+        <w:numPr>
+          <w:ilvl w:val="1"/>
+          <w:numId w:val="59"/>
+        </w:numPr>
+        <w:ind w:left="0" w:firstLine="709"/>
+      </w:pPr>
+      <w:r>
+        <w:t>загрузить или сгенерировать не менее 100 000 записей для одной из таблиц, выполнить тестирование производительности и при необходимости оптимизировать структуру и индексы;</w:t>
+      </w:r>
+    </w:p>
+    <w:p>
+      <w:pPr>
+        <w:pStyle w:val="ad"/>
+        <w:numPr>
+          <w:ilvl w:val="1"/>
+          <w:numId w:val="59"/>
+        </w:numPr>
+        <w:ind w:left="0" w:firstLine="709"/>
+      </w:pPr>
+      <w:r>
+        <w:t xml:space="preserve">настроить технологию репликации </w:t>
+      </w:r>
+      <w:proofErr w:type="spellStart"/>
+      <w:r>
+        <w:t>PostgreSQL</w:t>
+      </w:r>
+      <w:proofErr w:type="spellEnd"/>
+      <w:r>
+        <w:t xml:space="preserve"> для повышения отказоустойчивости и доступности данных, описать схему репликации и сценарии её использования;</w:t>
+      </w:r>
+    </w:p>
+    <w:p>
+      <w:pPr>
+        <w:pStyle w:val="ad"/>
+        <w:numPr>
+          <w:ilvl w:val="1"/>
+          <w:numId w:val="59"/>
+        </w:numPr>
+        <w:ind w:left="0" w:firstLine="709"/>
+      </w:pPr>
+      <w:r>
+        <w:t>подготовить комплект эксплуатационной и проектной документации: логическую схему базы данных, описание таблиц и объектов, сценарии использования системы лизинга автомобилей.</w:t>
+      </w:r>
+      <w:r>
+        <w:rPr>
+          <w:lang w:val="ru-BY"/>
+        </w:rPr>
+        <w:br w:type="page"/>
+      </w:r>
+    </w:p>
+    <w:p>
+      <w:pPr>
+        <w:pStyle w:val="a0"/>
+        <w:rPr>
+          <w:lang w:val="ru-BY"/>
+        </w:rPr>
+      </w:pPr>
+      <w:bookmarkStart w:id="2" w:name="_Toc225332515"/>
+      <w:r>
+        <w:rPr>
+          <w:lang w:val="ru-BY"/>
+        </w:rPr>
+        <w:lastRenderedPageBreak/>
+        <w:t>Постановка задачи</w:t>
+      </w:r>
+      <w:bookmarkEnd w:id="2"/>
+    </w:p>
+    <w:p>
+      <w:pPr>
+        <w:pStyle w:val="a1"/>
+        <w:numPr>
+          <w:ilvl w:val="1"/>
+          <w:numId w:val="52"/>
+        </w:numPr>
+        <w:ind w:left="0" w:firstLine="709"/>
+        <w:rPr>
+          <w:lang w:val="ru-BY"/>
+        </w:rPr>
+      </w:pPr>
+      <w:bookmarkStart w:id="3" w:name="_Toc225332516"/>
+      <w:r>
+        <w:rPr>
+          <w:lang w:val="ru-BY"/>
+        </w:rPr>
+        <w:t>Обзор аналогичных решений</w:t>
+      </w:r>
+      <w:bookmarkEnd w:id="3"/>
+    </w:p>
+    <w:p>
+      <w:pPr>
+        <w:pStyle w:val="a"/>
+        <w:rPr>
+          <w:lang w:val="ru-BY"/>
+        </w:rPr>
+      </w:pPr>
+      <w:bookmarkStart w:id="4" w:name="_Toc225332517"/>
+      <w:r>
+        <w:rPr>
+          <w:lang w:val="ru-BY"/>
+        </w:rPr>
+        <w:t xml:space="preserve">Аналог </w:t>
+      </w:r>
+      <w:r>
+        <w:t>«</w:t>
+      </w:r>
+      <w:r>
+        <w:t>Цифровой автолизинг ВТБ</w:t>
+      </w:r>
+      <w:r>
+        <w:t>»</w:t>
+      </w:r>
+      <w:bookmarkEnd w:id="4"/>
+    </w:p>
+    <w:p>
+      <w:pPr>
+        <w:pStyle w:val="ad"/>
+        <w:rPr>
+          <w:lang w:val="en-US"/>
+        </w:rPr>
+      </w:pPr>
+      <w:r>
+        <w:t>«Цифровой автолизинг» ВТБ Лизинг – это онлайн</w:t>
+      </w:r>
+      <w:r>
+        <w:noBreakHyphen/>
+        <w:t>платформа, позволяющая выбрать автомобиль и оформить лизинг полностью дистанционно, без посещения офиса. Клиент может работать с сервисом как с компьютера, так и с телефона, получать коммерческое предложение и заключать договор в электронном виде через ЭДО. На маркетплейсе представлены легковые и легкие коммерческие автомобили с подробным описанием модели, фотографиями и техническими характеристиками.</w:t>
+      </w:r>
+      <w:r>
+        <w:t xml:space="preserve"> </w:t>
+      </w:r>
+      <w:r>
+        <w:t>Главная страница цифровой платформы ВТБ Лизинг представлена на рисунке 1.1.</w:t>
+      </w:r>
+    </w:p>
+    <w:p>
+      <w:pPr>
+        <w:pStyle w:val="ad"/>
+        <w:spacing w:before="240"/>
         <w:ind w:firstLine="0"/>
         <w:jc w:val="center"/>
         <w:rPr>
-          <w:szCs w:val="28"/>
-        </w:rPr>
-      </w:pPr>
-      <w:bookmarkStart w:id="0" w:name="_Hlk27312521"/>
-      <w:bookmarkEnd w:id="0"/>
-      <w:r>
-        <w:rPr>
-          <w:szCs w:val="28"/>
-        </w:rPr>
-        <w:t>МИНИСТЕРСТВО</w:t>
-      </w:r>
-      <w:r>
-        <w:rPr>
-          <w:szCs w:val="28"/>
-        </w:rPr>
-        <w:t xml:space="preserve"> </w:t>
-      </w:r>
-      <w:r>
-        <w:rPr>
-          <w:szCs w:val="28"/>
-        </w:rPr>
-        <w:t>ОБРАЗОВАНИЯ</w:t>
-      </w:r>
-      <w:r>
-        <w:rPr>
-          <w:szCs w:val="28"/>
-        </w:rPr>
-        <w:t xml:space="preserve"> </w:t>
-      </w:r>
-      <w:r>
-        <w:rPr>
-          <w:szCs w:val="28"/>
-        </w:rPr>
-        <w:t>РЕСПУБЛИКИ</w:t>
-      </w:r>
-      <w:r>
-        <w:rPr>
-          <w:szCs w:val="28"/>
-        </w:rPr>
-        <w:t xml:space="preserve"> </w:t>
-      </w:r>
-      <w:r>
-        <w:rPr>
-          <w:szCs w:val="28"/>
-        </w:rPr>
-        <w:t>БЕЛАРУСЬ</w:t>
-      </w:r>
-      <w:r>
-        <w:rPr>
-          <w:szCs w:val="28"/>
-        </w:rPr>
-        <w:br/>
-      </w:r>
-      <w:r>
-        <w:rPr>
-          <w:szCs w:val="28"/>
-        </w:rPr>
-        <w:t>Учреждение</w:t>
-      </w:r>
-      <w:r>
-        <w:rPr>
-          <w:szCs w:val="28"/>
-        </w:rPr>
-        <w:t xml:space="preserve"> </w:t>
-      </w:r>
-      <w:r>
-        <w:rPr>
-          <w:szCs w:val="28"/>
-        </w:rPr>
-        <w:t>образования</w:t>
-      </w:r>
-      <w:r>
-        <w:rPr>
-          <w:szCs w:val="28"/>
-        </w:rPr>
-        <w:t xml:space="preserve"> </w:t>
-      </w:r>
-      <w:r>
-        <w:rPr>
-          <w:szCs w:val="28"/>
-        </w:rPr>
-        <w:t>«БЕЛОРУССКИЙ</w:t>
-      </w:r>
-      <w:r>
-        <w:rPr>
-          <w:szCs w:val="28"/>
-        </w:rPr>
-        <w:t xml:space="preserve"> </w:t>
-      </w:r>
-      <w:r>
-        <w:rPr>
-          <w:szCs w:val="28"/>
-        </w:rPr>
-        <w:t>ГОСУДАРСТВЕННЫЙ</w:t>
-      </w:r>
-      <w:r>
-        <w:rPr>
-          <w:szCs w:val="28"/>
-        </w:rPr>
-        <w:t xml:space="preserve"> </w:t>
-      </w:r>
-      <w:r>
-        <w:rPr>
-          <w:szCs w:val="28"/>
-        </w:rPr>
-        <w:br/>
-      </w:r>
-      <w:r>
-        <w:rPr>
-          <w:szCs w:val="28"/>
-        </w:rPr>
-        <w:t>ТЕХНОЛОГИЧЕСКИЙ</w:t>
-      </w:r>
-      <w:r>
-        <w:rPr>
-          <w:szCs w:val="28"/>
-        </w:rPr>
-        <w:t xml:space="preserve"> </w:t>
-      </w:r>
-      <w:r>
-        <w:rPr>
-          <w:szCs w:val="28"/>
-        </w:rPr>
-        <w:t>УНИВЕРСИТЕТ»</w:t>
+          <w:lang w:val="en-US"/>
+        </w:rPr>
+      </w:pPr>
+      <w:r>
+        <w:rPr>
+          <w:lang w:val="en-US"/>
+        </w:rPr>
+        <w:drawing>
+          <wp:inline distT="0" distB="0" distL="0" distR="0" wp14:anchorId="042B3282" wp14:editId="73640529">
+            <wp:extent cx="4888523" cy="3597583"/>
+            <wp:effectExtent l="19050" t="19050" r="26670" b="22225"/>
+            <wp:docPr id="1" name="Рисунок 1"/>
+            <wp:cNvGraphicFramePr>
+              <a:graphicFrameLocks xmlns:a="http://schemas.openxmlformats.org/drawingml/2006/main" noChangeAspect="1"/>
+            </wp:cNvGraphicFramePr>
+            <a:graphic xmlns:a="http://schemas.openxmlformats.org/drawingml/2006/main">
+              <a:graphicData uri="http://schemas.openxmlformats.org/drawingml/2006/picture">
+                <pic:pic xmlns:pic="http://schemas.openxmlformats.org/drawingml/2006/picture">
+                  <pic:nvPicPr>
+                    <pic:cNvPr id="1" name=""/>
+                    <pic:cNvPicPr/>
+                  </pic:nvPicPr>
+                  <pic:blipFill>
+                    <a:blip r:embed="rId8"/>
+                    <a:stretch>
+                      <a:fillRect/>
+                    </a:stretch>
+                  </pic:blipFill>
+                  <pic:spPr>
+                    <a:xfrm>
+                      <a:off x="0" y="0"/>
+                      <a:ext cx="4902437" cy="3607823"/>
+                    </a:xfrm>
+                    <a:prstGeom prst="rect">
+                      <a:avLst/>
+                    </a:prstGeom>
+                    <a:ln>
+                      <a:solidFill>
+                        <a:schemeClr val="tx1"/>
+                      </a:solidFill>
+                    </a:ln>
+                  </pic:spPr>
+                </pic:pic>
+              </a:graphicData>
+            </a:graphic>
+          </wp:inline>
+        </w:drawing>
       </w:r>
     </w:p>
     <w:p>
       <w:pPr>
-        <w:pStyle w:val="af9"/>
-        <w:tabs>
-          <w:tab w:val="left" w:pos="2160"/>
-          <w:tab w:val="left" w:pos="10035"/>
-        </w:tabs>
-        <w:spacing w:after="0"/>
-        <w:ind w:firstLine="0"/>
-        <w:jc w:val="left"/>
-        <w:rPr>
-          <w:szCs w:val="28"/>
-          <w:u w:val="single"/>
-        </w:rPr>
-      </w:pPr>
-      <w:r>
-        <w:rPr>
-          <w:szCs w:val="28"/>
-        </w:rPr>
-        <w:t>Факультет</w:t>
-      </w:r>
-      <w:r>
-        <w:rPr>
-          <w:spacing w:val="13"/>
-          <w:szCs w:val="28"/>
+        <w:pStyle w:val="af0"/>
+        <w:spacing w:before="120" w:beforeAutospacing="0" w:after="240" w:afterAutospacing="0"/>
+        <w:jc w:val="center"/>
+        <w:rPr>
+          <w:color w:val="0F1115"/>
+          <w:sz w:val="28"/>
+          <w:szCs w:val="28"/>
+          <w:shd w:val="clear" w:color="auto" w:fill="FFFFFF"/>
+        </w:rPr>
+      </w:pPr>
+      <w:r>
+        <w:rPr>
+          <w:color w:val="0F1115"/>
+          <w:sz w:val="28"/>
+          <w:szCs w:val="28"/>
+          <w:shd w:val="clear" w:color="auto" w:fill="FFFFFF"/>
+        </w:rPr>
+        <w:t>Рисунок</w:t>
+      </w:r>
+      <w:r>
+        <w:rPr>
+          <w:color w:val="0F1115"/>
+          <w:sz w:val="28"/>
+          <w:szCs w:val="28"/>
+          <w:shd w:val="clear" w:color="auto" w:fill="FFFFFF"/>
+        </w:rPr>
+        <w:t xml:space="preserve"> 1.</w:t>
+      </w:r>
+      <w:r>
+        <w:rPr>
+          <w:color w:val="0F1115"/>
+          <w:sz w:val="28"/>
+          <w:szCs w:val="28"/>
+          <w:shd w:val="clear" w:color="auto" w:fill="FFFFFF"/>
+        </w:rPr>
+        <w:t>1</w:t>
+      </w:r>
+      <w:r>
+        <w:rPr>
+          <w:color w:val="0F1115"/>
+          <w:sz w:val="28"/>
+          <w:szCs w:val="28"/>
+          <w:shd w:val="clear" w:color="auto" w:fill="FFFFFF"/>
+        </w:rPr>
+        <w:t xml:space="preserve"> – </w:t>
+      </w:r>
+      <w:r>
+        <w:rPr>
+          <w:color w:val="0F1115"/>
+          <w:sz w:val="28"/>
+          <w:szCs w:val="28"/>
+          <w:shd w:val="clear" w:color="auto" w:fill="FFFFFF"/>
+        </w:rPr>
+        <w:t>г</w:t>
+      </w:r>
+      <w:r>
+        <w:rPr>
+          <w:color w:val="0F1115"/>
+          <w:sz w:val="28"/>
+          <w:szCs w:val="28"/>
+          <w:shd w:val="clear" w:color="auto" w:fill="FFFFFF"/>
+        </w:rPr>
+        <w:t>лавная</w:t>
+      </w:r>
+      <w:r>
+        <w:rPr>
+          <w:color w:val="0F1115"/>
+          <w:sz w:val="28"/>
+          <w:szCs w:val="28"/>
+          <w:shd w:val="clear" w:color="auto" w:fill="FFFFFF"/>
         </w:rPr>
         <w:t xml:space="preserve"> </w:t>
       </w:r>
       <w:r>
         <w:rPr>
-          <w:szCs w:val="28"/>
-          <w:u w:val="single"/>
-        </w:rPr>
-        <w:tab/>
-        <w:t>Информационных</w:t>
-      </w:r>
-      <w:r>
-        <w:rPr>
-          <w:spacing w:val="-1"/>
-          <w:szCs w:val="28"/>
-          <w:u w:val="single"/>
+          <w:color w:val="0F1115"/>
+          <w:sz w:val="28"/>
+          <w:szCs w:val="28"/>
+          <w:shd w:val="clear" w:color="auto" w:fill="FFFFFF"/>
+        </w:rPr>
+        <w:t>страница</w:t>
+      </w:r>
+      <w:r>
+        <w:rPr>
+          <w:color w:val="0F1115"/>
+          <w:sz w:val="28"/>
+          <w:szCs w:val="28"/>
+          <w:shd w:val="clear" w:color="auto" w:fill="FFFFFF"/>
         </w:rPr>
         <w:t xml:space="preserve"> </w:t>
       </w:r>
       <w:r>
         <w:rPr>
-          <w:szCs w:val="28"/>
-          <w:u w:val="single"/>
-        </w:rPr>
-        <w:t>технологий</w:t>
+          <w:color w:val="0F1115"/>
+          <w:sz w:val="28"/>
+          <w:szCs w:val="28"/>
+          <w:shd w:val="clear" w:color="auto" w:fill="FFFFFF"/>
+        </w:rPr>
+        <w:t>веб</w:t>
+      </w:r>
+      <w:r>
+        <w:rPr>
+          <w:color w:val="0F1115"/>
+          <w:sz w:val="28"/>
+          <w:szCs w:val="28"/>
+          <w:shd w:val="clear" w:color="auto" w:fill="FFFFFF"/>
+        </w:rPr>
+        <w:t>-</w:t>
+      </w:r>
+      <w:r>
+        <w:rPr>
+          <w:color w:val="0F1115"/>
+          <w:sz w:val="28"/>
+          <w:szCs w:val="28"/>
+          <w:shd w:val="clear" w:color="auto" w:fill="FFFFFF"/>
+        </w:rPr>
+        <w:t>сайта</w:t>
+      </w:r>
+      <w:r>
+        <w:rPr>
+          <w:color w:val="0F1115"/>
+          <w:sz w:val="28"/>
+          <w:szCs w:val="28"/>
+          <w:shd w:val="clear" w:color="auto" w:fill="FFFFFF"/>
+        </w:rPr>
+        <w:t xml:space="preserve"> «</w:t>
+      </w:r>
+      <w:proofErr w:type="spellStart"/>
+      <w:r>
+        <w:rPr>
+          <w:color w:val="0F1115"/>
+          <w:sz w:val="28"/>
+          <w:szCs w:val="28"/>
+          <w:shd w:val="clear" w:color="auto" w:fill="FFFFFF"/>
+          <w:lang w:val="en-US"/>
+        </w:rPr>
+        <w:t>vtb</w:t>
+      </w:r>
+      <w:proofErr w:type="spellEnd"/>
+      <w:r>
+        <w:rPr>
+          <w:color w:val="0F1115"/>
+          <w:sz w:val="28"/>
+          <w:szCs w:val="28"/>
+          <w:shd w:val="clear" w:color="auto" w:fill="FFFFFF"/>
+        </w:rPr>
+        <w:t>.</w:t>
+      </w:r>
+      <w:r>
+        <w:rPr>
+          <w:color w:val="0F1115"/>
+          <w:sz w:val="28"/>
+          <w:szCs w:val="28"/>
+          <w:shd w:val="clear" w:color="auto" w:fill="FFFFFF"/>
+          <w:lang w:val="en-US"/>
+        </w:rPr>
+        <w:t>by</w:t>
+      </w:r>
+      <w:r>
+        <w:rPr>
+          <w:color w:val="0F1115"/>
+          <w:sz w:val="28"/>
+          <w:szCs w:val="28"/>
+          <w:shd w:val="clear" w:color="auto" w:fill="FFFFFF"/>
+        </w:rPr>
+        <w:t>»</w:t>
       </w:r>
     </w:p>
     <w:p>
       <w:pPr>
-        <w:pStyle w:val="af9"/>
-        <w:tabs>
-          <w:tab w:val="left" w:pos="2160"/>
-          <w:tab w:val="left" w:pos="10035"/>
-        </w:tabs>
-        <w:spacing w:after="0"/>
-        <w:ind w:firstLine="0"/>
-        <w:jc w:val="left"/>
-        <w:rPr>
-          <w:szCs w:val="28"/>
-          <w:u w:val="single"/>
-        </w:rPr>
-      </w:pPr>
-      <w:r>
-        <w:rPr>
-          <w:szCs w:val="28"/>
-        </w:rPr>
-        <w:t>Кафедра</w:t>
-      </w:r>
-      <w:r>
-        <w:rPr>
-          <w:szCs w:val="28"/>
-        </w:rPr>
-        <w:t xml:space="preserve"> </w:t>
-      </w:r>
-      <w:r>
-        <w:rPr>
-          <w:szCs w:val="28"/>
-          <w:u w:val="single"/>
-        </w:rPr>
-        <w:tab/>
-        <w:t>Информационных</w:t>
-      </w:r>
-      <w:r>
-        <w:rPr>
-          <w:szCs w:val="28"/>
-          <w:u w:val="single"/>
-        </w:rPr>
-        <w:t xml:space="preserve"> </w:t>
-      </w:r>
-      <w:r>
-        <w:rPr>
-          <w:szCs w:val="28"/>
-          <w:u w:val="single"/>
-        </w:rPr>
-        <w:t>систем</w:t>
-      </w:r>
-      <w:r>
-        <w:rPr>
-          <w:spacing w:val="-11"/>
-          <w:szCs w:val="28"/>
-          <w:u w:val="single"/>
-        </w:rPr>
-        <w:t xml:space="preserve"> </w:t>
-      </w:r>
-      <w:r>
-        <w:rPr>
-          <w:szCs w:val="28"/>
-          <w:u w:val="single"/>
-        </w:rPr>
-        <w:t>и</w:t>
-      </w:r>
-      <w:r>
-        <w:rPr>
-          <w:spacing w:val="-5"/>
-          <w:szCs w:val="28"/>
-          <w:u w:val="single"/>
-        </w:rPr>
-        <w:t xml:space="preserve"> </w:t>
-      </w:r>
-      <w:r>
-        <w:rPr>
-          <w:szCs w:val="28"/>
-          <w:u w:val="single"/>
-        </w:rPr>
-        <w:t>технологий</w:t>
+        <w:pStyle w:val="ad"/>
+      </w:pPr>
+      <w:r>
+        <w:t>Исходя из информации, представленной на сайте ВТБ Лизинг, можно выделить основные функции платформы:</w:t>
       </w:r>
     </w:p>
     <w:p>
       <w:pPr>
-        <w:pStyle w:val="af9"/>
-        <w:tabs>
-          <w:tab w:val="left" w:pos="2160"/>
-          <w:tab w:val="left" w:pos="10035"/>
-        </w:tabs>
-        <w:spacing w:after="0"/>
-        <w:ind w:firstLine="0"/>
-        <w:jc w:val="left"/>
-        <w:rPr>
-          <w:szCs w:val="28"/>
-          <w:u w:val="single"/>
-        </w:rPr>
-      </w:pPr>
-      <w:r>
-        <w:rPr>
-          <w:szCs w:val="28"/>
-        </w:rPr>
-        <w:t>Специальность</w:t>
-      </w:r>
-      <w:r>
-        <w:rPr>
-          <w:szCs w:val="28"/>
-        </w:rPr>
-        <w:t xml:space="preserve"> </w:t>
-      </w:r>
-      <w:r>
-        <w:rPr>
-          <w:szCs w:val="28"/>
-          <w:u w:val="single"/>
-        </w:rPr>
-        <w:tab/>
-      </w:r>
-      <w:r>
-        <w:rPr>
-          <w:szCs w:val="28"/>
-          <w:u w:val="single"/>
-        </w:rPr>
-        <w:t>6-05-0611-01</w:t>
-      </w:r>
-      <w:r>
-        <w:rPr>
-          <w:szCs w:val="28"/>
-          <w:u w:val="single"/>
-        </w:rPr>
-        <w:t xml:space="preserve"> «Информационные системы и технологии»</w:t>
+        <w:pStyle w:val="ad"/>
+        <w:numPr>
+          <w:ilvl w:val="1"/>
+          <w:numId w:val="59"/>
+        </w:numPr>
+        <w:ind w:left="0" w:firstLine="709"/>
+      </w:pPr>
+      <w:r>
+        <w:t>онлайн</w:t>
+      </w:r>
+      <w:r>
+        <w:noBreakHyphen/>
+        <w:t>каталог автомобилей с фильтрами по марке, модели и другим параметрам, а также подробными карточками автомобилей;</w:t>
       </w:r>
     </w:p>
     <w:p>
       <w:pPr>
-        <w:pStyle w:val="af9"/>
-        <w:tabs>
-          <w:tab w:val="left" w:pos="2160"/>
-          <w:tab w:val="left" w:pos="10035"/>
-        </w:tabs>
-        <w:ind w:firstLine="0"/>
-        <w:jc w:val="left"/>
-        <w:rPr>
-          <w:szCs w:val="28"/>
-        </w:rPr>
-      </w:pPr>
-      <w:r>
-        <w:rPr>
-          <w:szCs w:val="28"/>
-        </w:rPr>
-        <w:t>Дисциплина</w:t>
-      </w:r>
-      <w:r>
-        <w:rPr>
-          <w:szCs w:val="28"/>
-          <w:u w:val="single"/>
-        </w:rPr>
-        <w:t xml:space="preserve"> </w:t>
-      </w:r>
-      <w:r>
-        <w:rPr>
-          <w:szCs w:val="28"/>
-          <w:u w:val="single"/>
-        </w:rPr>
-        <w:tab/>
-        <w:t>Основы информационной безопасности</w:t>
+        <w:pStyle w:val="ad"/>
+        <w:numPr>
+          <w:ilvl w:val="1"/>
+          <w:numId w:val="59"/>
+        </w:numPr>
+        <w:ind w:left="0" w:firstLine="709"/>
+      </w:pPr>
+      <w:r>
+        <w:t>формирование коммерческого предложения по лизингу и предварительное одобрение сделки в течение нескольких минут;</w:t>
       </w:r>
     </w:p>
     <w:p>
       <w:pPr>
-        <w:pStyle w:val="af9"/>
-        <w:tabs>
-          <w:tab w:val="left" w:pos="2160"/>
-          <w:tab w:val="left" w:pos="10035"/>
-        </w:tabs>
-        <w:ind w:firstLine="0"/>
-        <w:jc w:val="left"/>
-        <w:rPr>
-          <w:szCs w:val="28"/>
-          <w:u w:val="single"/>
-        </w:rPr>
-      </w:pPr>
+        <w:pStyle w:val="ad"/>
+        <w:numPr>
+          <w:ilvl w:val="1"/>
+          <w:numId w:val="59"/>
+        </w:numPr>
+        <w:ind w:left="0" w:firstLine="709"/>
+      </w:pPr>
+      <w:r>
+        <w:t>оформление и подписание договора лизинга в электронном виде без личного визита к менеджеру, с возможностью забронировать автомобиль у дилерского центра;</w:t>
+      </w:r>
     </w:p>
     <w:p>
       <w:pPr>
-        <w:pStyle w:val="af9"/>
-        <w:tabs>
-          <w:tab w:val="left" w:pos="2160"/>
-          <w:tab w:val="left" w:pos="10035"/>
-        </w:tabs>
-        <w:ind w:firstLine="0"/>
-        <w:jc w:val="left"/>
-        <w:rPr>
-          <w:szCs w:val="28"/>
-          <w:u w:val="single"/>
-        </w:rPr>
-      </w:pPr>
+        <w:pStyle w:val="ad"/>
+        <w:numPr>
+          <w:ilvl w:val="1"/>
+          <w:numId w:val="59"/>
+        </w:numPr>
+        <w:ind w:left="0" w:firstLine="709"/>
+      </w:pPr>
+      <w:r>
+        <w:t>поддержка различных сценариев получения автомобиля, включая выбор дилера и согласование времени передачи;</w:t>
+      </w:r>
     </w:p>
     <w:p>
       <w:pPr>
-        <w:pStyle w:val="af9"/>
-        <w:tabs>
-          <w:tab w:val="left" w:pos="2160"/>
-          <w:tab w:val="left" w:pos="10035"/>
-        </w:tabs>
-        <w:ind w:firstLine="0"/>
-        <w:jc w:val="left"/>
-        <w:rPr>
-          <w:szCs w:val="28"/>
-          <w:u w:val="single"/>
-        </w:rPr>
-      </w:pPr>
+        <w:pStyle w:val="ad"/>
+        <w:numPr>
+          <w:ilvl w:val="1"/>
+          <w:numId w:val="59"/>
+        </w:numPr>
+        <w:ind w:left="0" w:firstLine="709"/>
+      </w:pPr>
+      <w:r>
+        <w:lastRenderedPageBreak/>
+        <w:t>дальнейшее планируемое развитие платформы за счёт дополнительных сервисов подбора автомобиля по индивидуальному запросу и расширения сети партнёров.</w:t>
+      </w:r>
     </w:p>
     <w:p>
       <w:pPr>
-        <w:pStyle w:val="af9"/>
-        <w:tabs>
-          <w:tab w:val="left" w:pos="2160"/>
-          <w:tab w:val="left" w:pos="10035"/>
-        </w:tabs>
-        <w:ind w:firstLine="0"/>
-        <w:jc w:val="left"/>
-        <w:rPr>
-          <w:szCs w:val="28"/>
-          <w:u w:val="single"/>
-        </w:rPr>
-      </w:pPr>
+        <w:pStyle w:val="a"/>
+        <w:rPr>
+          <w:bCs/>
+          <w:lang w:val="ru-BY"/>
+        </w:rPr>
+      </w:pPr>
+      <w:bookmarkStart w:id="5" w:name="_Toc225332518"/>
+      <w:r>
+        <w:rPr>
+          <w:lang w:val="ru-BY"/>
+        </w:rPr>
+        <w:t xml:space="preserve">Аналог </w:t>
+      </w:r>
+      <w:r>
+        <w:t>«</w:t>
+      </w:r>
+      <w:r>
+        <w:rPr>
+          <w:bCs/>
+          <w:lang w:val="ru-BY"/>
+        </w:rPr>
+        <w:t>онлайн</w:t>
+      </w:r>
+      <w:r>
+        <w:rPr>
+          <w:bCs/>
+          <w:lang w:val="ru-BY"/>
+        </w:rPr>
+        <w:noBreakHyphen/>
+        <w:t>сервис Альфа</w:t>
+      </w:r>
+      <w:r>
+        <w:rPr>
+          <w:bCs/>
+          <w:lang w:val="ru-BY"/>
+        </w:rPr>
+        <w:noBreakHyphen/>
+        <w:t>Лизинг</w:t>
+      </w:r>
+      <w:bookmarkEnd w:id="5"/>
     </w:p>
     <w:p>
       <w:pPr>
-        <w:pStyle w:val="af9"/>
-        <w:tabs>
-          <w:tab w:val="left" w:pos="2160"/>
-          <w:tab w:val="left" w:pos="10035"/>
-        </w:tabs>
+        <w:pStyle w:val="ad"/>
+        <w:rPr>
+          <w:noProof/>
+        </w:rPr>
+      </w:pPr>
+      <w:r>
+        <w:t>Онлайн</w:t>
+      </w:r>
+      <w:r>
+        <w:noBreakHyphen/>
+        <w:t>сервис Альфа</w:t>
+      </w:r>
+      <w:r>
+        <w:noBreakHyphen/>
+        <w:t>Лизинг предназначен для дистанционного оформления автомобиля в лизинг и предоставляет пользователю доступ к единому каталогу предложений дилерских центров. Стоимость автомобиля и расчёт лизинговых платежей в каталоге поддерживаются в актуальном состоянии, а список автомобилей регулярно пополняется. На платформе представлены сотни легковых и коммерческих автомобилей различных марок с указанием основных технических характеристик. Главная страница онлайн</w:t>
+      </w:r>
+      <w:r>
+        <w:noBreakHyphen/>
+        <w:t>сервиса Альфа</w:t>
+      </w:r>
+      <w:r>
+        <w:noBreakHyphen/>
+        <w:t>Лизинг представлена на рисунке 1.2.</w:t>
+      </w:r>
+    </w:p>
+    <w:p>
+      <w:pPr>
+        <w:pStyle w:val="ad"/>
+        <w:spacing w:before="240"/>
         <w:ind w:firstLine="0"/>
         <w:jc w:val="center"/>
-        <w:rPr>
-          <w:szCs w:val="28"/>
-          <w:u w:val="single"/>
-        </w:rPr>
-      </w:pPr>
+      </w:pPr>
+      <w:r>
+        <w:drawing>
+          <wp:inline distT="0" distB="0" distL="0" distR="0" wp14:anchorId="015D2A8A" wp14:editId="342F5B0E">
+            <wp:extent cx="4686300" cy="3898479"/>
+            <wp:effectExtent l="0" t="0" r="0" b="6985"/>
+            <wp:docPr id="2" name="Рисунок 2"/>
+            <wp:cNvGraphicFramePr>
+              <a:graphicFrameLocks xmlns:a="http://schemas.openxmlformats.org/drawingml/2006/main" noChangeAspect="1"/>
+            </wp:cNvGraphicFramePr>
+            <a:graphic xmlns:a="http://schemas.openxmlformats.org/drawingml/2006/main">
+              <a:graphicData uri="http://schemas.openxmlformats.org/drawingml/2006/picture">
+                <pic:pic xmlns:pic="http://schemas.openxmlformats.org/drawingml/2006/picture">
+                  <pic:nvPicPr>
+                    <pic:cNvPr id="1" name=""/>
+                    <pic:cNvPicPr/>
+                  </pic:nvPicPr>
+                  <pic:blipFill>
+                    <a:blip r:embed="rId9"/>
+                    <a:stretch>
+                      <a:fillRect/>
+                    </a:stretch>
+                  </pic:blipFill>
+                  <pic:spPr>
+                    <a:xfrm>
+                      <a:off x="0" y="0"/>
+                      <a:ext cx="4693418" cy="3904400"/>
+                    </a:xfrm>
+                    <a:prstGeom prst="rect">
+                      <a:avLst/>
+                    </a:prstGeom>
+                  </pic:spPr>
+                </pic:pic>
+              </a:graphicData>
+            </a:graphic>
+          </wp:inline>
+        </w:drawing>
+      </w:r>
     </w:p>
     <w:p>
       <w:pPr>
+        <w:pStyle w:val="af0"/>
+        <w:spacing w:before="120" w:beforeAutospacing="0" w:after="240" w:afterAutospacing="0"/>
+        <w:jc w:val="center"/>
+        <w:rPr>
+          <w:color w:val="0F1115"/>
+          <w:sz w:val="28"/>
+          <w:szCs w:val="28"/>
+          <w:shd w:val="clear" w:color="auto" w:fill="FFFFFF"/>
+        </w:rPr>
+      </w:pPr>
+      <w:r>
+        <w:rPr>
+          <w:color w:val="0F1115"/>
+          <w:sz w:val="28"/>
+          <w:szCs w:val="28"/>
+          <w:shd w:val="clear" w:color="auto" w:fill="FFFFFF"/>
+        </w:rPr>
+        <w:t>Рисунок</w:t>
+      </w:r>
+      <w:r>
+        <w:rPr>
+          <w:color w:val="0F1115"/>
+          <w:sz w:val="28"/>
+          <w:szCs w:val="28"/>
+          <w:shd w:val="clear" w:color="auto" w:fill="FFFFFF"/>
+        </w:rPr>
+        <w:t xml:space="preserve"> 1.</w:t>
+      </w:r>
+      <w:r>
+        <w:rPr>
+          <w:color w:val="0F1115"/>
+          <w:sz w:val="28"/>
+          <w:szCs w:val="28"/>
+          <w:shd w:val="clear" w:color="auto" w:fill="FFFFFF"/>
+        </w:rPr>
+        <w:t>2</w:t>
+      </w:r>
+      <w:r>
+        <w:rPr>
+          <w:color w:val="0F1115"/>
+          <w:sz w:val="28"/>
+          <w:szCs w:val="28"/>
+          <w:shd w:val="clear" w:color="auto" w:fill="FFFFFF"/>
+        </w:rPr>
+        <w:t xml:space="preserve"> – </w:t>
+      </w:r>
+      <w:r>
+        <w:rPr>
+          <w:color w:val="0F1115"/>
+          <w:sz w:val="28"/>
+          <w:szCs w:val="28"/>
+          <w:shd w:val="clear" w:color="auto" w:fill="FFFFFF"/>
+        </w:rPr>
+        <w:t>г</w:t>
+      </w:r>
+      <w:r>
+        <w:rPr>
+          <w:color w:val="0F1115"/>
+          <w:sz w:val="28"/>
+          <w:szCs w:val="28"/>
+          <w:shd w:val="clear" w:color="auto" w:fill="FFFFFF"/>
+        </w:rPr>
+        <w:t>лавная</w:t>
+      </w:r>
+      <w:r>
+        <w:rPr>
+          <w:color w:val="0F1115"/>
+          <w:sz w:val="28"/>
+          <w:szCs w:val="28"/>
+          <w:shd w:val="clear" w:color="auto" w:fill="FFFFFF"/>
+        </w:rPr>
+        <w:t xml:space="preserve"> </w:t>
+      </w:r>
+      <w:r>
+        <w:rPr>
+          <w:color w:val="0F1115"/>
+          <w:sz w:val="28"/>
+          <w:szCs w:val="28"/>
+          <w:shd w:val="clear" w:color="auto" w:fill="FFFFFF"/>
+        </w:rPr>
+        <w:t>страница</w:t>
+      </w:r>
+      <w:r>
+        <w:rPr>
+          <w:color w:val="0F1115"/>
+          <w:sz w:val="28"/>
+          <w:szCs w:val="28"/>
+          <w:shd w:val="clear" w:color="auto" w:fill="FFFFFF"/>
+        </w:rPr>
+        <w:t xml:space="preserve"> </w:t>
+      </w:r>
+      <w:r>
+        <w:rPr>
+          <w:color w:val="0F1115"/>
+          <w:sz w:val="28"/>
+          <w:szCs w:val="28"/>
+          <w:shd w:val="clear" w:color="auto" w:fill="FFFFFF"/>
+        </w:rPr>
+        <w:t>веб</w:t>
+      </w:r>
+      <w:r>
+        <w:rPr>
+          <w:color w:val="0F1115"/>
+          <w:sz w:val="28"/>
+          <w:szCs w:val="28"/>
+          <w:shd w:val="clear" w:color="auto" w:fill="FFFFFF"/>
+        </w:rPr>
+        <w:t>-</w:t>
+      </w:r>
+      <w:r>
+        <w:rPr>
+          <w:color w:val="0F1115"/>
+          <w:sz w:val="28"/>
+          <w:szCs w:val="28"/>
+          <w:shd w:val="clear" w:color="auto" w:fill="FFFFFF"/>
+        </w:rPr>
+        <w:t>сайта</w:t>
+      </w:r>
+      <w:r>
+        <w:rPr>
+          <w:color w:val="0F1115"/>
+          <w:sz w:val="28"/>
+          <w:szCs w:val="28"/>
+          <w:shd w:val="clear" w:color="auto" w:fill="FFFFFF"/>
+        </w:rPr>
+        <w:t xml:space="preserve"> «</w:t>
+      </w:r>
+      <w:r>
+        <w:rPr>
+          <w:color w:val="0F1115"/>
+          <w:sz w:val="28"/>
+          <w:szCs w:val="28"/>
+          <w:shd w:val="clear" w:color="auto" w:fill="FFFFFF"/>
+        </w:rPr>
+        <w:t>a-leasing.by</w:t>
+      </w:r>
+      <w:r>
+        <w:rPr>
+          <w:color w:val="0F1115"/>
+          <w:sz w:val="28"/>
+          <w:szCs w:val="28"/>
+          <w:shd w:val="clear" w:color="auto" w:fill="FFFFFF"/>
+        </w:rPr>
+        <w:t>»</w:t>
+      </w:r>
+    </w:p>
+    <w:p>
+      <w:pPr>
+        <w:pStyle w:val="ad"/>
+      </w:pPr>
+      <w:r>
+        <w:t>На основе описания сервиса Альфа</w:t>
+      </w:r>
+      <w:r>
+        <w:noBreakHyphen/>
+        <w:t>Лизинг можно выделить следующие функции:</w:t>
+      </w:r>
+    </w:p>
+    <w:p>
+      <w:pPr>
+        <w:pStyle w:val="ad"/>
+        <w:numPr>
+          <w:ilvl w:val="1"/>
+          <w:numId w:val="59"/>
+        </w:numPr>
+        <w:ind w:left="0" w:firstLine="709"/>
+      </w:pPr>
+      <w:r>
+        <w:t>просмотр каталога автомобилей с актуальными ценами и параметрами лизинга, а также фильтрация по различным характеристикам;</w:t>
+      </w:r>
+    </w:p>
+    <w:p>
+      <w:pPr>
+        <w:pStyle w:val="ad"/>
+        <w:numPr>
+          <w:ilvl w:val="1"/>
+          <w:numId w:val="59"/>
+        </w:numPr>
+        <w:ind w:left="0" w:firstLine="709"/>
+      </w:pPr>
+      <w:r>
+        <w:t>расчёт аванса и лизингового платежа напрямую в карточке выбранного автомобиля;</w:t>
+      </w:r>
+    </w:p>
+    <w:p>
+      <w:pPr>
+        <w:pStyle w:val="ad"/>
+        <w:numPr>
+          <w:ilvl w:val="1"/>
+          <w:numId w:val="59"/>
+        </w:numPr>
+        <w:ind w:left="0" w:firstLine="709"/>
+      </w:pPr>
+      <w:r>
+        <w:t>подача онлайн</w:t>
+      </w:r>
+      <w:r>
+        <w:noBreakHyphen/>
+        <w:t>заявки на лизинг и бронирование автомобиля у дилера на ограниченный период времени;</w:t>
+      </w:r>
+    </w:p>
+    <w:p>
+      <w:pPr>
+        <w:pStyle w:val="ad"/>
+        <w:numPr>
+          <w:ilvl w:val="1"/>
+          <w:numId w:val="59"/>
+        </w:numPr>
+        <w:ind w:left="0" w:firstLine="709"/>
+      </w:pPr>
+      <w:r>
+        <w:lastRenderedPageBreak/>
+        <w:t>работа личного кабинета для загрузки, оформления и подписания документов на лизинг, а также согласования времени и места передачи автомобиля;</w:t>
+      </w:r>
+    </w:p>
+    <w:p>
+      <w:pPr>
+        <w:pStyle w:val="ad"/>
+        <w:numPr>
+          <w:ilvl w:val="1"/>
+          <w:numId w:val="59"/>
+        </w:numPr>
+        <w:ind w:left="0" w:firstLine="709"/>
+      </w:pPr>
+      <w:r>
+        <w:t>планируемое расширение каналов дистрибуции за счёт интеграции с маркетплейсами партнёров и дилерскими центрами.</w:t>
+      </w:r>
+    </w:p>
+    <w:p>
+      <w:pPr>
+        <w:pStyle w:val="a"/>
+        <w:rPr>
+          <w:bCs/>
+          <w:lang w:val="ru-BY"/>
+        </w:rPr>
+      </w:pPr>
+      <w:bookmarkStart w:id="6" w:name="_Toc225332519"/>
+      <w:r>
+        <w:rPr>
+          <w:lang w:val="ru-BY"/>
+        </w:rPr>
+        <w:t xml:space="preserve">Аналог </w:t>
+      </w:r>
+      <w:r>
+        <w:t>«</w:t>
+      </w:r>
+      <w:r>
+        <w:rPr>
+          <w:bCs/>
+          <w:lang w:val="ru-BY"/>
+        </w:rPr>
+        <w:t xml:space="preserve">РЕСО </w:t>
+      </w:r>
+      <w:proofErr w:type="spellStart"/>
+      <w:r>
+        <w:rPr>
+          <w:bCs/>
+          <w:lang w:val="ru-BY"/>
+        </w:rPr>
+        <w:t>БелЛизинг</w:t>
+      </w:r>
+      <w:proofErr w:type="spellEnd"/>
+      <w:r>
+        <w:rPr>
+          <w:bCs/>
+          <w:lang w:val="ru-BY"/>
+        </w:rPr>
+        <w:t>»</w:t>
+      </w:r>
+      <w:bookmarkEnd w:id="6"/>
+    </w:p>
+    <w:p>
+      <w:pPr>
+        <w:pStyle w:val="ad"/>
+      </w:pPr>
+      <w:r>
+        <w:t xml:space="preserve">Компания «РЕСО </w:t>
+      </w:r>
+      <w:proofErr w:type="spellStart"/>
+      <w:r>
+        <w:t>БелЛизинг</w:t>
+      </w:r>
+      <w:proofErr w:type="spellEnd"/>
+      <w:r>
+        <w:t xml:space="preserve">» предоставляет услуги лизинга автомобилей для физических и юридических лиц на территории Беларуси. На сайте организации описаны основные условия оформления, преимущества лизинга по сравнению с кредитом и доступные варианты транспортных средств. Клиентам предлагается быстрое принятие решения по финансированию, оформление сделки в течение короткого срока и минимальный пакет документов. Главная страница сайта компании «РЕСО </w:t>
+      </w:r>
+      <w:proofErr w:type="spellStart"/>
+      <w:r>
+        <w:t>БелЛизинг</w:t>
+      </w:r>
+      <w:proofErr w:type="spellEnd"/>
+      <w:r>
+        <w:t>» представлена на рисунке 1.3.</w:t>
+      </w:r>
+    </w:p>
+    <w:p>
+      <w:pPr>
+        <w:pStyle w:val="ad"/>
+        <w:spacing w:before="240"/>
+        <w:ind w:firstLine="0"/>
+        <w:jc w:val="center"/>
+      </w:pPr>
+      <w:r>
+        <w:drawing>
+          <wp:inline distT="0" distB="0" distL="0" distR="0" wp14:anchorId="0253AD05" wp14:editId="7FBE948C">
+            <wp:extent cx="5671038" cy="4134461"/>
+            <wp:effectExtent l="19050" t="19050" r="25400" b="19050"/>
+            <wp:docPr id="3" name="Рисунок 3"/>
+            <wp:cNvGraphicFramePr>
+              <a:graphicFrameLocks xmlns:a="http://schemas.openxmlformats.org/drawingml/2006/main" noChangeAspect="1"/>
+            </wp:cNvGraphicFramePr>
+            <a:graphic xmlns:a="http://schemas.openxmlformats.org/drawingml/2006/main">
+              <a:graphicData uri="http://schemas.openxmlformats.org/drawingml/2006/picture">
+                <pic:pic xmlns:pic="http://schemas.openxmlformats.org/drawingml/2006/picture">
+                  <pic:nvPicPr>
+                    <pic:cNvPr id="1" name=""/>
+                    <pic:cNvPicPr/>
+                  </pic:nvPicPr>
+                  <pic:blipFill>
+                    <a:blip r:embed="rId10"/>
+                    <a:stretch>
+                      <a:fillRect/>
+                    </a:stretch>
+                  </pic:blipFill>
+                  <pic:spPr>
+                    <a:xfrm>
+                      <a:off x="0" y="0"/>
+                      <a:ext cx="5677539" cy="4139201"/>
+                    </a:xfrm>
+                    <a:prstGeom prst="rect">
+                      <a:avLst/>
+                    </a:prstGeom>
+                    <a:ln>
+                      <a:solidFill>
+                        <a:schemeClr val="tx1"/>
+                      </a:solidFill>
+                    </a:ln>
+                  </pic:spPr>
+                </pic:pic>
+              </a:graphicData>
+            </a:graphic>
+          </wp:inline>
+        </w:drawing>
+      </w:r>
+    </w:p>
+    <w:p>
+      <w:pPr>
+        <w:pStyle w:val="af0"/>
+        <w:spacing w:before="120" w:beforeAutospacing="0" w:after="240" w:afterAutospacing="0"/>
+        <w:jc w:val="center"/>
+        <w:rPr>
+          <w:color w:val="0F1115"/>
+          <w:sz w:val="28"/>
+          <w:szCs w:val="28"/>
+          <w:shd w:val="clear" w:color="auto" w:fill="FFFFFF"/>
+        </w:rPr>
+      </w:pPr>
+      <w:r>
+        <w:rPr>
+          <w:color w:val="0F1115"/>
+          <w:sz w:val="28"/>
+          <w:szCs w:val="28"/>
+          <w:shd w:val="clear" w:color="auto" w:fill="FFFFFF"/>
+        </w:rPr>
+        <w:t>Рисунок</w:t>
+      </w:r>
+      <w:r>
+        <w:rPr>
+          <w:color w:val="0F1115"/>
+          <w:sz w:val="28"/>
+          <w:szCs w:val="28"/>
+          <w:shd w:val="clear" w:color="auto" w:fill="FFFFFF"/>
+        </w:rPr>
+        <w:t xml:space="preserve"> 1.</w:t>
+      </w:r>
+      <w:r>
+        <w:rPr>
+          <w:color w:val="0F1115"/>
+          <w:sz w:val="28"/>
+          <w:szCs w:val="28"/>
+          <w:shd w:val="clear" w:color="auto" w:fill="FFFFFF"/>
+        </w:rPr>
+        <w:t>3</w:t>
+      </w:r>
+      <w:r>
+        <w:rPr>
+          <w:color w:val="0F1115"/>
+          <w:sz w:val="28"/>
+          <w:szCs w:val="28"/>
+          <w:shd w:val="clear" w:color="auto" w:fill="FFFFFF"/>
+        </w:rPr>
+        <w:t xml:space="preserve"> – </w:t>
+      </w:r>
+      <w:r>
+        <w:rPr>
+          <w:color w:val="0F1115"/>
+          <w:sz w:val="28"/>
+          <w:szCs w:val="28"/>
+          <w:shd w:val="clear" w:color="auto" w:fill="FFFFFF"/>
+        </w:rPr>
+        <w:t>г</w:t>
+      </w:r>
+      <w:r>
+        <w:rPr>
+          <w:color w:val="0F1115"/>
+          <w:sz w:val="28"/>
+          <w:szCs w:val="28"/>
+          <w:shd w:val="clear" w:color="auto" w:fill="FFFFFF"/>
+        </w:rPr>
+        <w:t>лавная</w:t>
+      </w:r>
+      <w:r>
+        <w:rPr>
+          <w:color w:val="0F1115"/>
+          <w:sz w:val="28"/>
+          <w:szCs w:val="28"/>
+          <w:shd w:val="clear" w:color="auto" w:fill="FFFFFF"/>
+        </w:rPr>
+        <w:t xml:space="preserve"> </w:t>
+      </w:r>
+      <w:r>
+        <w:rPr>
+          <w:color w:val="0F1115"/>
+          <w:sz w:val="28"/>
+          <w:szCs w:val="28"/>
+          <w:shd w:val="clear" w:color="auto" w:fill="FFFFFF"/>
+        </w:rPr>
+        <w:t>страница</w:t>
+      </w:r>
+      <w:r>
+        <w:rPr>
+          <w:color w:val="0F1115"/>
+          <w:sz w:val="28"/>
+          <w:szCs w:val="28"/>
+          <w:shd w:val="clear" w:color="auto" w:fill="FFFFFF"/>
+        </w:rPr>
+        <w:t xml:space="preserve"> </w:t>
+      </w:r>
+      <w:r>
+        <w:rPr>
+          <w:color w:val="0F1115"/>
+          <w:sz w:val="28"/>
+          <w:szCs w:val="28"/>
+          <w:shd w:val="clear" w:color="auto" w:fill="FFFFFF"/>
+        </w:rPr>
+        <w:t>веб</w:t>
+      </w:r>
+      <w:r>
+        <w:rPr>
+          <w:color w:val="0F1115"/>
+          <w:sz w:val="28"/>
+          <w:szCs w:val="28"/>
+          <w:shd w:val="clear" w:color="auto" w:fill="FFFFFF"/>
+        </w:rPr>
+        <w:t>-</w:t>
+      </w:r>
+      <w:r>
+        <w:rPr>
+          <w:color w:val="0F1115"/>
+          <w:sz w:val="28"/>
+          <w:szCs w:val="28"/>
+          <w:shd w:val="clear" w:color="auto" w:fill="FFFFFF"/>
+        </w:rPr>
+        <w:t>сайта</w:t>
+      </w:r>
+      <w:r>
+        <w:rPr>
+          <w:color w:val="0F1115"/>
+          <w:sz w:val="28"/>
+          <w:szCs w:val="28"/>
+          <w:shd w:val="clear" w:color="auto" w:fill="FFFFFF"/>
+        </w:rPr>
+        <w:t xml:space="preserve"> «</w:t>
+      </w:r>
+      <w:r>
+        <w:rPr>
+          <w:color w:val="0F1115"/>
+          <w:sz w:val="28"/>
+          <w:szCs w:val="28"/>
+          <w:shd w:val="clear" w:color="auto" w:fill="FFFFFF"/>
+        </w:rPr>
+        <w:t>reso.by</w:t>
+      </w:r>
+      <w:r>
+        <w:rPr>
+          <w:color w:val="0F1115"/>
+          <w:sz w:val="28"/>
+          <w:szCs w:val="28"/>
+          <w:shd w:val="clear" w:color="auto" w:fill="FFFFFF"/>
+        </w:rPr>
+        <w:t>»</w:t>
+      </w:r>
+    </w:p>
+    <w:p>
+      <w:pPr>
+        <w:pStyle w:val="ad"/>
+      </w:pPr>
+      <w:r>
+        <w:t xml:space="preserve">Исходя из представленной информации о «РЕСО </w:t>
+      </w:r>
+      <w:proofErr w:type="spellStart"/>
+      <w:r>
+        <w:t>БелЛизинг</w:t>
+      </w:r>
+      <w:proofErr w:type="spellEnd"/>
+      <w:r>
+        <w:t>», можно выделить ключевые функциональные возможности сервиса:</w:t>
+      </w:r>
+    </w:p>
+    <w:p>
+      <w:pPr>
+        <w:pStyle w:val="ad"/>
+        <w:numPr>
+          <w:ilvl w:val="1"/>
+          <w:numId w:val="59"/>
+        </w:numPr>
+        <w:ind w:left="0" w:firstLine="709"/>
+      </w:pPr>
+      <w:r>
+        <w:t>консультационная поддержка и подбор схемы лизинга в зависимости от типа клиента (физическое или юридическое лицо);</w:t>
+      </w:r>
+    </w:p>
+    <w:p>
+      <w:pPr>
+        <w:pStyle w:val="ad"/>
+        <w:numPr>
+          <w:ilvl w:val="1"/>
+          <w:numId w:val="59"/>
+        </w:numPr>
+        <w:ind w:left="0" w:firstLine="709"/>
+      </w:pPr>
+      <w:r>
+        <w:t>предварительное одобрение заявки и оформление сделки в течение одного–двух дней при минимальном наборе документов;</w:t>
+      </w:r>
+    </w:p>
+    <w:p>
+      <w:pPr>
+        <w:pStyle w:val="ad"/>
+        <w:numPr>
+          <w:ilvl w:val="1"/>
+          <w:numId w:val="59"/>
+        </w:numPr>
+        <w:ind w:left="0" w:firstLine="709"/>
+      </w:pPr>
+      <w:r>
+        <w:t>гибкие графики платежей и возможность выбора условий с учётом специфики бизнеса клиента;</w:t>
+      </w:r>
+    </w:p>
+    <w:p>
+      <w:pPr>
+        <w:pStyle w:val="ad"/>
+        <w:numPr>
+          <w:ilvl w:val="1"/>
+          <w:numId w:val="59"/>
+        </w:numPr>
+        <w:ind w:left="0" w:firstLine="709"/>
+      </w:pPr>
+      <w:r>
+        <w:lastRenderedPageBreak/>
+        <w:t>работа с различными категориями автомобилей (для личного и коммерческого использования) и оформление сделок любой степени сложности;</w:t>
+      </w:r>
+    </w:p>
+    <w:p>
+      <w:pPr>
+        <w:pStyle w:val="ad"/>
+        <w:numPr>
+          <w:ilvl w:val="1"/>
+          <w:numId w:val="59"/>
+        </w:numPr>
+        <w:ind w:left="0" w:firstLine="709"/>
+      </w:pPr>
+      <w:r>
+        <w:t>использование онлайн</w:t>
+      </w:r>
+      <w:r>
+        <w:noBreakHyphen/>
+        <w:t>каналов взаимодействия с клиентами, включая подачу заявок и консультирование без обязательного личного визита.</w:t>
+      </w:r>
+    </w:p>
+    <w:p>
+      <w:pPr>
+        <w:pStyle w:val="a1"/>
+        <w:rPr>
+          <w:lang w:val="ru-BY"/>
+        </w:rPr>
+      </w:pPr>
+      <w:bookmarkStart w:id="7" w:name="_Toc225332520"/>
+      <w:r>
+        <w:rPr>
+          <w:lang w:val="ru-BY"/>
+        </w:rPr>
+        <w:t>Требования к проекту</w:t>
+      </w:r>
+      <w:bookmarkEnd w:id="7"/>
+    </w:p>
+    <w:p>
+      <w:pPr>
+        <w:pStyle w:val="ad"/>
+        <w:rPr>
+          <w:lang w:val="ru-BY"/>
+        </w:rPr>
+      </w:pPr>
+      <w:r>
+        <w:rPr>
+          <w:lang w:val="ru-BY"/>
+        </w:rPr>
+        <w:t xml:space="preserve">Требования к проекту базы данных лизинга автомобилей определяют функциональные возможности системы, а также требования к реализации и эксплуатации хранилища данных в СУБД </w:t>
+      </w:r>
+      <w:proofErr w:type="spellStart"/>
+      <w:r>
+        <w:rPr>
+          <w:lang w:val="ru-BY"/>
+        </w:rPr>
+        <w:t>PostgreSQL</w:t>
+      </w:r>
+      <w:proofErr w:type="spellEnd"/>
+      <w:r>
+        <w:rPr>
+          <w:lang w:val="ru-BY"/>
+        </w:rPr>
+        <w:t>. Разрабатываемая система должна обеспечивать надёжное хранение, обработку и предоставление информации об автомобилях, пользователях и заявках на лизинг, поддерживать работу с различными ролями пользователей и корректно функционировать при увеличении объёма данных, в том числе в условиях репликации.</w:t>
+      </w:r>
+    </w:p>
+    <w:p>
+      <w:pPr>
+        <w:pStyle w:val="ad"/>
+        <w:rPr>
+          <w:lang w:val="ru-BY"/>
+        </w:rPr>
+      </w:pPr>
+      <w:r>
+        <w:rPr>
+          <w:lang w:val="ru-BY"/>
+        </w:rPr>
+        <w:t>Функциональные требования определяют порядок обработки, хранения и предоставления данных пользователям системы, а также перечень доступных операций. Необходимо выделить следующие функциональные требования:</w:t>
+      </w:r>
+    </w:p>
+    <w:p>
+      <w:pPr>
+        <w:pStyle w:val="ad"/>
+        <w:numPr>
+          <w:ilvl w:val="1"/>
+          <w:numId w:val="59"/>
+        </w:numPr>
+        <w:ind w:left="0" w:firstLine="709"/>
+      </w:pPr>
+      <w:r>
+        <w:t>хранение информации о пользователях системы (фамилия, имя, контактные данные, учетные данные доступа, назначенная роль, статус учётной записи);</w:t>
+      </w:r>
+    </w:p>
+    <w:p>
+      <w:pPr>
+        <w:pStyle w:val="ad"/>
+        <w:numPr>
+          <w:ilvl w:val="1"/>
+          <w:numId w:val="59"/>
+        </w:numPr>
+        <w:ind w:left="0" w:firstLine="709"/>
+      </w:pPr>
+      <w:r>
+        <w:t>хранение информации о профилях пользователей и их заявках на лизинг, включая выбранный автомобиль, срок лизинга, размер первоначального взноса и рассчитанный ежемесячный платёж;</w:t>
+      </w:r>
+    </w:p>
+    <w:p>
+      <w:pPr>
+        <w:pStyle w:val="ad"/>
+        <w:numPr>
+          <w:ilvl w:val="1"/>
+          <w:numId w:val="59"/>
+        </w:numPr>
+        <w:ind w:left="0" w:firstLine="709"/>
+      </w:pPr>
+      <w:r>
+        <w:t>хранение информации об автомобилях: модель, история модели, текстовое описание и преимущества, технические характеристики, стоимость, максимальный пробег, параметры лизинговой ставки и связанные классификационные признаки (бренд, тип привода, тип трансмиссии, вместимость, назначение использования);</w:t>
+      </w:r>
+    </w:p>
+    <w:p>
+      <w:pPr>
+        <w:pStyle w:val="ad"/>
+        <w:numPr>
+          <w:ilvl w:val="1"/>
+          <w:numId w:val="59"/>
+        </w:numPr>
+        <w:ind w:left="0" w:firstLine="709"/>
+      </w:pPr>
+      <w:r>
+        <w:t>хранение и отображение изображений автомобилей, связанных с конкретными моделями;</w:t>
+      </w:r>
+    </w:p>
+    <w:p>
+      <w:pPr>
+        <w:pStyle w:val="ad"/>
+        <w:numPr>
+          <w:ilvl w:val="1"/>
+          <w:numId w:val="59"/>
+        </w:numPr>
+        <w:ind w:left="0" w:firstLine="709"/>
+      </w:pPr>
+      <w:r>
+        <w:t>хранение справочных данных: перечни брендов, типов привода, типов трансмиссии, вариантов вместимости и категорий использования автомобиля;</w:t>
+      </w:r>
+    </w:p>
+    <w:p>
+      <w:pPr>
+        <w:pStyle w:val="ad"/>
+        <w:numPr>
+          <w:ilvl w:val="1"/>
+          <w:numId w:val="59"/>
+        </w:numPr>
+        <w:ind w:left="0" w:firstLine="709"/>
+      </w:pPr>
+      <w:r>
+        <w:t>реализация ролевой модели с четырьмя ролями: гость, пользователь, менеджер, администратор, и разграничение их прав доступа к данным;</w:t>
+      </w:r>
+    </w:p>
+    <w:p>
+      <w:pPr>
+        <w:pStyle w:val="ad"/>
+        <w:numPr>
+          <w:ilvl w:val="1"/>
+          <w:numId w:val="59"/>
+        </w:numPr>
+        <w:ind w:left="0" w:firstLine="709"/>
+      </w:pPr>
+      <w:r>
+        <w:t>обеспечение для гостя возможности просматривать сведения об автомобилях, изображения и справочную информацию без права изменения или удаления данных;</w:t>
+      </w:r>
+    </w:p>
+    <w:p>
+      <w:pPr>
+        <w:pStyle w:val="ad"/>
+        <w:numPr>
+          <w:ilvl w:val="1"/>
+          <w:numId w:val="59"/>
+        </w:numPr>
+        <w:ind w:left="0" w:firstLine="709"/>
+      </w:pPr>
+      <w:r>
+        <w:t>обеспечение для пользователя возможности создавать заявки на лизинг, просматривать свои заявки, изменять персональные данные профиля при отсутствии прав на изменение чужих записей и системных сущностей;</w:t>
+      </w:r>
+    </w:p>
+    <w:p>
+      <w:pPr>
+        <w:pStyle w:val="ad"/>
+        <w:numPr>
+          <w:ilvl w:val="1"/>
+          <w:numId w:val="59"/>
+        </w:numPr>
+        <w:ind w:left="0" w:firstLine="709"/>
+      </w:pPr>
+      <w:r>
+        <w:t>обеспечение для менеджера доступа ко всем заявкам на лизинг, возможности одобрения или отклонения заявок, назначения держателя договора и фиксации ответственного менеджера при изменении статуса;</w:t>
+      </w:r>
+    </w:p>
+    <w:p>
+      <w:pPr>
+        <w:pStyle w:val="ad"/>
+        <w:numPr>
+          <w:ilvl w:val="1"/>
+          <w:numId w:val="59"/>
+        </w:numPr>
+        <w:ind w:left="0" w:firstLine="709"/>
+      </w:pPr>
+      <w:r>
+        <w:t>обеспечение для администратора полного набора операций создания, чтения, изменения и удаления записей во всех таблицах, управления справочниками, пользователями, ролями, изображениями автомобилей и целостностью данных;</w:t>
+      </w:r>
+    </w:p>
+    <w:p>
+      <w:pPr>
+        <w:pStyle w:val="ad"/>
+        <w:numPr>
+          <w:ilvl w:val="1"/>
+          <w:numId w:val="59"/>
+        </w:numPr>
+        <w:ind w:left="0" w:firstLine="709"/>
+        <w:rPr>
+          <w:lang w:val="ru-BY"/>
+        </w:rPr>
+      </w:pPr>
+      <w:r>
+        <w:lastRenderedPageBreak/>
+        <w:t>реализация механизма логического контроля связей между сущностями для предотвращения нарушения ссылочной целостности и устранения внутренних проблем структуры базы данных.</w:t>
+      </w:r>
+    </w:p>
+    <w:p>
+      <w:pPr>
+        <w:pStyle w:val="ad"/>
+        <w:rPr>
+          <w:lang w:val="ru-BY"/>
+        </w:rPr>
+      </w:pPr>
+      <w:r>
+        <w:rPr>
+          <w:lang w:val="ru-BY"/>
+        </w:rPr>
+        <w:t>Нефункциональные и технологические требования к системе включают:</w:t>
+      </w:r>
+    </w:p>
+    <w:p>
+      <w:pPr>
+        <w:pStyle w:val="ad"/>
+        <w:numPr>
+          <w:ilvl w:val="1"/>
+          <w:numId w:val="59"/>
+        </w:numPr>
+        <w:ind w:left="0" w:firstLine="709"/>
+      </w:pPr>
+      <w:r>
+        <w:t xml:space="preserve">реализацию базы данных в СУБД </w:t>
+      </w:r>
+      <w:proofErr w:type="spellStart"/>
+      <w:r>
+        <w:t>PostgreSQL</w:t>
+      </w:r>
+      <w:proofErr w:type="spellEnd"/>
+      <w:r>
+        <w:t xml:space="preserve"> с учетом регламентируемого количества объектов (таблиц, индексов, представлений, ролей и пользователей);</w:t>
+      </w:r>
+    </w:p>
+    <w:p>
+      <w:pPr>
+        <w:pStyle w:val="ad"/>
+        <w:numPr>
+          <w:ilvl w:val="1"/>
+          <w:numId w:val="59"/>
+        </w:numPr>
+        <w:ind w:left="0" w:firstLine="709"/>
+      </w:pPr>
+      <w:r>
+        <w:t>организацию доступа к данным преимущественно через хранимые процедуры и функции;</w:t>
+      </w:r>
+    </w:p>
+    <w:p>
+      <w:pPr>
+        <w:pStyle w:val="ad"/>
+        <w:numPr>
+          <w:ilvl w:val="1"/>
+          <w:numId w:val="59"/>
+        </w:numPr>
+        <w:ind w:left="0" w:firstLine="709"/>
+      </w:pPr>
+      <w:r>
+        <w:t>поддержку импорта данных из файлов формата JSON и экспорта данных в этот формат для отдельных сущностей;</w:t>
+      </w:r>
+    </w:p>
+    <w:p>
+      <w:pPr>
+        <w:pStyle w:val="ad"/>
+        <w:numPr>
+          <w:ilvl w:val="1"/>
+          <w:numId w:val="59"/>
+        </w:numPr>
+        <w:ind w:left="0" w:firstLine="709"/>
+      </w:pPr>
+      <w:r>
+        <w:t>проведение тестирования производительности путём загрузки или генерации не менее 100 000 строк в одну из таблиц, измерение времени выполнения запросов и при необходимости оптимизацию структуры и индексов;</w:t>
+      </w:r>
+    </w:p>
+    <w:p>
+      <w:pPr>
+        <w:pStyle w:val="ad"/>
+        <w:numPr>
+          <w:ilvl w:val="1"/>
+          <w:numId w:val="59"/>
+        </w:numPr>
+        <w:ind w:left="0" w:firstLine="709"/>
+      </w:pPr>
+      <w:r>
+        <w:t xml:space="preserve">применение технологии репликации </w:t>
+      </w:r>
+      <w:proofErr w:type="spellStart"/>
+      <w:r>
+        <w:t>PostgreSQL</w:t>
+      </w:r>
+      <w:proofErr w:type="spellEnd"/>
+      <w:r>
+        <w:t xml:space="preserve"> для повышения отказоустойчивости и доступности базы данных, с описанием схемы репликации и сценариев её использования;</w:t>
+      </w:r>
+    </w:p>
+    <w:p>
+      <w:pPr>
+        <w:pStyle w:val="ad"/>
+        <w:numPr>
+          <w:ilvl w:val="1"/>
+          <w:numId w:val="59"/>
+        </w:numPr>
+        <w:ind w:left="0" w:firstLine="709"/>
+        <w:rPr>
+          <w:lang w:val="ru-BY"/>
+        </w:rPr>
+      </w:pPr>
+      <w:r>
+        <w:t xml:space="preserve">возможность использования архитектурных решений, изученных в проекте по </w:t>
+      </w:r>
+      <w:proofErr w:type="spellStart"/>
+      <w:r>
+        <w:t>мультимастер</w:t>
+      </w:r>
+      <w:proofErr w:type="spellEnd"/>
+      <w:r>
+        <w:noBreakHyphen/>
+        <w:t xml:space="preserve">архитектуре на основе </w:t>
+      </w:r>
+      <w:proofErr w:type="spellStart"/>
+      <w:r>
+        <w:t>PostgreSQL</w:t>
+      </w:r>
+      <w:proofErr w:type="spellEnd"/>
+      <w:r>
+        <w:t xml:space="preserve">, </w:t>
+      </w:r>
+      <w:proofErr w:type="spellStart"/>
+      <w:r>
+        <w:t>Citus</w:t>
+      </w:r>
+      <w:proofErr w:type="spellEnd"/>
+      <w:r>
+        <w:t xml:space="preserve"> и </w:t>
+      </w:r>
+      <w:proofErr w:type="spellStart"/>
+      <w:r>
+        <w:t>Kubernetes</w:t>
+      </w:r>
+      <w:proofErr w:type="spellEnd"/>
+      <w:r>
+        <w:t>, для дальнейшего масштабирования и обеспечения высокой доступности, при условии соблюдения ограничений учебного</w:t>
+      </w:r>
+      <w:r>
+        <w:rPr>
+          <w:lang w:val="ru-BY"/>
+        </w:rPr>
+        <w:t xml:space="preserve"> задания.</w:t>
+      </w:r>
+    </w:p>
+    <w:p>
+      <w:pPr>
+        <w:pStyle w:val="a1"/>
+        <w:rPr>
+          <w:lang w:val="ru-BY"/>
+        </w:rPr>
+      </w:pPr>
+      <w:bookmarkStart w:id="8" w:name="_Toc225332521"/>
+      <w:r>
+        <w:rPr>
+          <w:lang w:val="ru-BY"/>
+        </w:rPr>
+        <w:t>Выводы по разделу</w:t>
+      </w:r>
+      <w:bookmarkEnd w:id="8"/>
+    </w:p>
+    <w:p>
+      <w:pPr>
+        <w:pStyle w:val="ad"/>
+      </w:pPr>
+      <w:r>
+        <w:t>По итогам анализа существующих решений в сфере автолизинга можно выделить ряд общих функциональных и архитектурных особенностей, которые важно учесть при проектировании собственной системы. Платформы «Цифровой автолизинг» ВТБ, онлайн</w:t>
+      </w:r>
+      <w:r>
+        <w:noBreakHyphen/>
+        <w:t>сервис Альфа</w:t>
+      </w:r>
+      <w:r>
+        <w:noBreakHyphen/>
+        <w:t xml:space="preserve">Лизинг и сервис компании «РЕСО </w:t>
+      </w:r>
+      <w:proofErr w:type="spellStart"/>
+      <w:r>
+        <w:t>БелЛизинг</w:t>
+      </w:r>
+      <w:proofErr w:type="spellEnd"/>
+      <w:r>
+        <w:t>» демонстрируют востребованность онлайн</w:t>
+      </w:r>
+      <w:r>
+        <w:noBreakHyphen/>
+        <w:t>каталогов автомобилей с фильтрацией по ключевым параметрам, механизмов расчёта лизинговых платежей и дистанционной подачи заявок с минимальным набором действий для пользователя.vtb-leasing+2</w:t>
+      </w:r>
+    </w:p>
+    <w:p>
+      <w:pPr>
+        <w:pStyle w:val="ad"/>
+      </w:pPr>
+      <w:r>
+        <w:t>Во всех рассмотренных аналогах прослеживается ориентация на сокращение времени оформления сделки и уменьшение числа очных контактов за счёт электронного документооборота, личных кабинетов и онлайн</w:t>
+      </w:r>
+      <w:r>
+        <w:noBreakHyphen/>
+        <w:t>консультаций. Для клиентов важны прозрачность условий, возможность сравнения предложений и оперативное получение решения по заявке, а для лизинговых компаний – гибкая работа с разными категориями автомобилей и сценариями финансирования. Учитывая эти выводы, разрабатываемая база данных должна поддерживать хранение детализированной информации об автомобилях и условиях лизинга, обеспечивать регистрацию и обработку заявок, а также предусматривать расширяемую модель для интеграции с внешними сервисами и цифровыми каналами взаимодействия.</w:t>
+      </w:r>
+    </w:p>
+    <w:p>
+      <w:pPr>
         <w:pStyle w:val="ad"/>
         <w:ind w:firstLine="0"/>
-        <w:jc w:val="center"/>
-      </w:pPr>
-      <w:r>
-        <w:t>Лабораторная работа</w:t>
-      </w:r>
-      <w:r>
-        <w:t xml:space="preserve"> №</w:t>
-      </w:r>
-      <w:r>
-        <w:rPr>
-          <w:sz w:val="14"/>
-          <w:szCs w:val="14"/>
-        </w:rPr>
-        <w:t xml:space="preserve"> </w:t>
-      </w:r>
-      <w:r>
-        <w:t>5</w:t>
-      </w:r>
+      </w:pPr>
     </w:p>
     <w:p>
       <w:pPr>
-        <w:pStyle w:val="ad"/>
-        <w:ind w:firstLine="0"/>
-        <w:jc w:val="center"/>
-      </w:pPr>
-      <w:r>
-        <w:t>КРИПТОГРАФИЧЕСКАЯ ЗАЩИТА ИНФОРМАЦИИ С ПОМОЩЬЮ АЛГОРИТМОВ СИММЕТРИЧНОГО ШИФРОВАНИЯ</w:t>
+        <w:spacing w:after="160" w:line="259" w:lineRule="auto"/>
+        <w:ind w:firstLine="709"/>
+        <w:rPr>
+          <w:rFonts w:eastAsiaTheme="minorEastAsia"/>
+          <w:sz w:val="28"/>
+          <w:szCs w:val="28"/>
+          <w:lang w:val="ru-BY"/>
+        </w:rPr>
+      </w:pPr>
+      <w:r>
+        <w:rPr>
+          <w:lang w:val="ru-BY"/>
+        </w:rPr>
+        <w:br w:type="page"/>
       </w:r>
     </w:p>
     <w:p>
       <w:pPr>
-        <w:pStyle w:val="ad"/>
-        <w:ind w:firstLine="0"/>
-        <w:jc w:val="center"/>
-      </w:pPr>
+        <w:pStyle w:val="a0"/>
+        <w:rPr>
+          <w:lang w:val="ru-BY"/>
+        </w:rPr>
+      </w:pPr>
+      <w:bookmarkStart w:id="9" w:name="_Toc225332522"/>
+      <w:r>
+        <w:rPr>
+          <w:lang w:val="ru-BY"/>
+        </w:rPr>
+        <w:lastRenderedPageBreak/>
+        <w:t>Проектирование и разработка базы данных</w:t>
+      </w:r>
+      <w:bookmarkEnd w:id="9"/>
     </w:p>
     <w:p>
       <w:pPr>
-        <w:pStyle w:val="ad"/>
-        <w:ind w:firstLine="0"/>
-        <w:jc w:val="center"/>
-      </w:pPr>
-    </w:p>
-    <w:p>
-      <w:pPr>
-        <w:pStyle w:val="ad"/>
-        <w:ind w:firstLine="0"/>
-        <w:jc w:val="center"/>
-      </w:pPr>
-    </w:p>
-    <w:p>
-      <w:pPr>
-        <w:pStyle w:val="ad"/>
-        <w:ind w:firstLine="0"/>
-        <w:jc w:val="center"/>
-      </w:pPr>
-    </w:p>
-    <w:p>
-      <w:pPr>
-        <w:pStyle w:val="ad"/>
-        <w:ind w:firstLine="0"/>
-        <w:jc w:val="center"/>
-      </w:pPr>
-    </w:p>
-    <w:p>
-      <w:pPr>
-        <w:pStyle w:val="ad"/>
-        <w:ind w:firstLine="0"/>
-        <w:jc w:val="center"/>
-      </w:pPr>
-    </w:p>
-    <w:p>
-      <w:pPr>
-        <w:pStyle w:val="ad"/>
-        <w:ind w:firstLine="0"/>
-        <w:jc w:val="center"/>
-      </w:pPr>
-    </w:p>
-    <w:p>
-      <w:pPr>
-        <w:pStyle w:val="ad"/>
-        <w:ind w:firstLine="0"/>
-        <w:jc w:val="center"/>
-      </w:pPr>
-    </w:p>
-    <w:p>
-      <w:pPr>
-        <w:pStyle w:val="ad"/>
-        <w:ind w:firstLine="0"/>
-        <w:jc w:val="center"/>
-      </w:pPr>
-    </w:p>
-    <w:p>
-      <w:pPr>
-        <w:pStyle w:val="ad"/>
-        <w:ind w:firstLine="0"/>
-        <w:jc w:val="center"/>
-      </w:pPr>
-    </w:p>
-    <w:p>
-      <w:pPr>
-        <w:pStyle w:val="ad"/>
-        <w:tabs>
-          <w:tab w:val="left" w:pos="6521"/>
-        </w:tabs>
-        <w:ind w:firstLine="0"/>
-      </w:pPr>
-      <w:r>
-        <w:tab/>
-        <w:t>студент 2 курса 2 группы</w:t>
-      </w:r>
-    </w:p>
-    <w:p>
-      <w:pPr>
-        <w:pStyle w:val="ad"/>
-        <w:tabs>
-          <w:tab w:val="left" w:pos="6521"/>
-        </w:tabs>
-        <w:ind w:firstLine="0"/>
-      </w:pPr>
-      <w:r>
-        <w:tab/>
-        <w:t>Марушко Т</w:t>
-      </w:r>
-      <w:r>
-        <w:t xml:space="preserve">. </w:t>
-      </w:r>
-      <w:r>
-        <w:t>Ф</w:t>
-      </w:r>
-    </w:p>
-    <w:p>
-      <w:pPr>
-        <w:pStyle w:val="ad"/>
-        <w:tabs>
-          <w:tab w:val="left" w:pos="6521"/>
-        </w:tabs>
-        <w:ind w:firstLine="0"/>
-      </w:pPr>
-      <w:r>
-        <w:tab/>
-        <w:t>Преподаватель</w:t>
-      </w:r>
-    </w:p>
-    <w:p>
-      <w:pPr>
-        <w:tabs>
-          <w:tab w:val="left" w:pos="6521"/>
-        </w:tabs>
-        <w:rPr>
-          <w:color w:val="000000"/>
-          <w:sz w:val="28"/>
-          <w:szCs w:val="28"/>
-        </w:rPr>
-      </w:pPr>
-      <w:r>
-        <w:rPr>
-          <w:color w:val="000000"/>
-          <w:sz w:val="28"/>
-          <w:szCs w:val="28"/>
-        </w:rPr>
-        <w:tab/>
-      </w:r>
-      <w:proofErr w:type="spellStart"/>
-      <w:r>
-        <w:rPr>
-          <w:color w:val="000000"/>
-          <w:sz w:val="28"/>
-          <w:szCs w:val="28"/>
-        </w:rPr>
-        <w:t>Ржеуцкая</w:t>
-      </w:r>
-      <w:proofErr w:type="spellEnd"/>
-      <w:r>
-        <w:rPr>
-          <w:color w:val="000000"/>
-          <w:sz w:val="28"/>
-          <w:szCs w:val="28"/>
-        </w:rPr>
-        <w:t xml:space="preserve"> Н.В.</w:t>
-      </w:r>
-    </w:p>
-    <w:p>
-      <w:pPr>
-        <w:pStyle w:val="ad"/>
-        <w:tabs>
-          <w:tab w:val="left" w:pos="6521"/>
-        </w:tabs>
-        <w:ind w:firstLine="708"/>
-        <w:jc w:val="center"/>
-      </w:pPr>
-    </w:p>
-    <w:p>
-      <w:pPr>
-        <w:pStyle w:val="ad"/>
-        <w:tabs>
-          <w:tab w:val="left" w:pos="6521"/>
-        </w:tabs>
-        <w:ind w:firstLine="708"/>
-        <w:jc w:val="center"/>
-      </w:pPr>
-    </w:p>
-    <w:p>
-      <w:pPr>
-        <w:pStyle w:val="ad"/>
-        <w:tabs>
-          <w:tab w:val="left" w:pos="6521"/>
-        </w:tabs>
-        <w:ind w:firstLine="708"/>
-        <w:jc w:val="center"/>
-      </w:pPr>
-    </w:p>
-    <w:p>
-      <w:pPr>
-        <w:pStyle w:val="ad"/>
-        <w:tabs>
-          <w:tab w:val="left" w:pos="6521"/>
-        </w:tabs>
-        <w:ind w:firstLine="708"/>
-        <w:jc w:val="center"/>
-      </w:pPr>
-    </w:p>
-    <w:p>
-      <w:pPr>
-        <w:pStyle w:val="ad"/>
-        <w:tabs>
-          <w:tab w:val="left" w:pos="6521"/>
-        </w:tabs>
-        <w:ind w:firstLine="708"/>
-        <w:jc w:val="center"/>
-      </w:pPr>
-    </w:p>
-    <w:p>
-      <w:pPr>
-        <w:pStyle w:val="ad"/>
-        <w:tabs>
-          <w:tab w:val="left" w:pos="6521"/>
-        </w:tabs>
-        <w:ind w:firstLine="708"/>
-        <w:jc w:val="center"/>
-      </w:pPr>
-    </w:p>
-    <w:p>
-      <w:pPr>
-        <w:pStyle w:val="ad"/>
-        <w:tabs>
-          <w:tab w:val="left" w:pos="6521"/>
-        </w:tabs>
-        <w:ind w:firstLine="708"/>
-        <w:jc w:val="center"/>
-      </w:pPr>
-    </w:p>
-    <w:p>
-      <w:pPr>
-        <w:pStyle w:val="ad"/>
-        <w:tabs>
-          <w:tab w:val="left" w:pos="6521"/>
-        </w:tabs>
-        <w:ind w:firstLine="708"/>
-        <w:jc w:val="center"/>
-      </w:pPr>
-    </w:p>
-    <w:p>
-      <w:pPr>
-        <w:pStyle w:val="ad"/>
-        <w:tabs>
-          <w:tab w:val="left" w:pos="6521"/>
-        </w:tabs>
-        <w:ind w:firstLine="708"/>
-        <w:jc w:val="center"/>
-      </w:pPr>
-    </w:p>
-    <w:p>
-      <w:pPr>
-        <w:pStyle w:val="ad"/>
-        <w:tabs>
-          <w:tab w:val="left" w:pos="6521"/>
-        </w:tabs>
-        <w:ind w:firstLine="708"/>
-        <w:jc w:val="center"/>
-      </w:pPr>
-    </w:p>
-    <w:p>
-      <w:pPr>
-        <w:pStyle w:val="ad"/>
-        <w:tabs>
-          <w:tab w:val="left" w:pos="6521"/>
-        </w:tabs>
-        <w:ind w:firstLine="708"/>
-        <w:jc w:val="center"/>
-      </w:pPr>
-    </w:p>
-    <w:p>
-      <w:pPr>
-        <w:pStyle w:val="ad"/>
-        <w:tabs>
-          <w:tab w:val="left" w:pos="6521"/>
-        </w:tabs>
-        <w:ind w:firstLine="708"/>
-        <w:jc w:val="center"/>
-      </w:pPr>
-    </w:p>
-    <w:p>
-      <w:pPr>
-        <w:pStyle w:val="ad"/>
-        <w:tabs>
-          <w:tab w:val="left" w:pos="6521"/>
-        </w:tabs>
-        <w:ind w:firstLine="0"/>
-        <w:jc w:val="center"/>
-      </w:pPr>
-      <w:r>
-        <w:t>Минск, 2026</w:t>
-      </w:r>
-    </w:p>
-    <w:p>
-      <w:pPr>
-        <w:spacing w:after="160" w:line="259" w:lineRule="auto"/>
-        <w:rPr>
-          <w:rFonts w:eastAsiaTheme="minorEastAsia"/>
-          <w:b/>
-          <w:sz w:val="28"/>
-          <w:szCs w:val="32"/>
-        </w:rPr>
-      </w:pPr>
-      <w:r>
-        <w:br w:type="page"/>
-      </w:r>
-    </w:p>
-    <w:p>
-      <w:pPr>
-        <w:pStyle w:val="ad"/>
-      </w:pPr>
-      <w:r>
-        <w:lastRenderedPageBreak/>
-        <w:t xml:space="preserve">1 Постановка задачи </w:t>
-      </w:r>
-    </w:p>
-    <w:p>
-      <w:pPr>
-        <w:pStyle w:val="ad"/>
-      </w:pPr>
-      <w:r>
-        <w:t>1.1 Обзор аналогичных решений</w:t>
-      </w:r>
-    </w:p>
-    <w:p>
-      <w:pPr>
-        <w:pStyle w:val="ad"/>
-      </w:pPr>
-      <w:r>
-        <w:t>1.2 Требования к проекту</w:t>
-      </w:r>
-    </w:p>
-    <w:p>
-      <w:pPr>
-        <w:pStyle w:val="ad"/>
-      </w:pPr>
-      <w:r>
-        <w:t>1.3 Вывод по разделу</w:t>
-      </w:r>
-    </w:p>
-    <w:p>
-      <w:pPr>
-        <w:pStyle w:val="ad"/>
-      </w:pPr>
-      <w:r>
-        <w:t>2 Проектирование и разработка базы данных</w:t>
-      </w:r>
-    </w:p>
-    <w:p>
-      <w:pPr>
-        <w:pStyle w:val="ad"/>
-      </w:pPr>
-      <w:r>
-        <w:t>2.1 Определение вариантов использования</w:t>
-      </w:r>
-    </w:p>
-    <w:p>
-      <w:pPr>
-        <w:pStyle w:val="ad"/>
-      </w:pPr>
-      <w:r>
-        <w:t xml:space="preserve">2.2 Диаграммы </w:t>
-      </w:r>
-      <w:r>
-        <w:rPr>
-          <w:lang w:val="en-US"/>
-        </w:rPr>
-        <w:t>UML</w:t>
-      </w:r>
-      <w:r>
-        <w:t>, взаимодействие всех компонентов</w:t>
-      </w:r>
-    </w:p>
-    <w:p>
-      <w:pPr>
-        <w:pStyle w:val="ad"/>
-      </w:pPr>
-      <w:r>
-        <w:t>2.3 Вывод по разделу</w:t>
-      </w:r>
-    </w:p>
-    <w:p>
-      <w:pPr>
-        <w:pStyle w:val="ad"/>
-      </w:pPr>
-      <w:r>
-        <w:t>3 Разработка необходимых объектов</w:t>
-      </w:r>
-    </w:p>
-    <w:p>
-      <w:pPr>
-        <w:pStyle w:val="ad"/>
-      </w:pPr>
-      <w:r>
-        <w:t>3.1 Разработка таблиц базы данных</w:t>
-      </w:r>
-    </w:p>
-    <w:p>
-      <w:pPr>
-        <w:pStyle w:val="ad"/>
-      </w:pPr>
-      <w:r>
-        <w:t>3.2 Разработка схем базы данных</w:t>
-      </w:r>
-    </w:p>
-    <w:p>
-      <w:pPr>
-        <w:pStyle w:val="ad"/>
-      </w:pPr>
-      <w:r>
-        <w:t>3.3 Разработка процедур базы данных</w:t>
-      </w:r>
-    </w:p>
-    <w:p>
-      <w:pPr>
-        <w:pStyle w:val="ad"/>
-      </w:pPr>
-      <w:r>
-        <w:t>3.4 Разработка функций базы данных</w:t>
-      </w:r>
-    </w:p>
-    <w:p>
-      <w:pPr>
-        <w:pStyle w:val="ad"/>
-      </w:pPr>
-      <w:r>
-        <w:t>3.5 Разработка представлений базы данных</w:t>
-      </w:r>
-    </w:p>
-    <w:p>
-      <w:pPr>
-        <w:pStyle w:val="ad"/>
-      </w:pPr>
-      <w:r>
-        <w:t>3.6 Разработка триггеров базы данных</w:t>
-      </w:r>
-    </w:p>
-    <w:p>
-      <w:pPr>
-        <w:pStyle w:val="ad"/>
-      </w:pPr>
-      <w:r>
-        <w:t>3.7 Роли и пользователи</w:t>
-      </w:r>
-    </w:p>
-    <w:p>
-      <w:pPr>
-        <w:pStyle w:val="ad"/>
-      </w:pPr>
-      <w:r>
-        <w:t>3.8 Вывод по разделу</w:t>
-      </w:r>
-    </w:p>
-    <w:p>
-      <w:pPr>
-        <w:pStyle w:val="ad"/>
-      </w:pPr>
-      <w:r>
-        <w:t>4 Описание процедур экспорта и импорта</w:t>
-      </w:r>
-    </w:p>
-    <w:p>
-      <w:pPr>
-        <w:pStyle w:val="ad"/>
-      </w:pPr>
-      <w:r>
-        <w:t>4.1 Процедура импорта данных из ***-файла</w:t>
-      </w:r>
-    </w:p>
-    <w:p>
-      <w:pPr>
-        <w:pStyle w:val="ad"/>
-      </w:pPr>
-      <w:r>
-        <w:t>4.2 Процедура экспорта данных из ***-файла</w:t>
-      </w:r>
-    </w:p>
-    <w:p>
-      <w:pPr>
-        <w:pStyle w:val="ad"/>
-      </w:pPr>
-      <w:r>
-        <w:t>4.3 Вывод по разделу</w:t>
-      </w:r>
-    </w:p>
-    <w:p>
-      <w:pPr>
-        <w:pStyle w:val="ad"/>
-      </w:pPr>
-      <w:r>
-        <w:t>5 Тестирование производительности</w:t>
-      </w:r>
-    </w:p>
-    <w:p>
-      <w:pPr>
-        <w:pStyle w:val="ad"/>
-      </w:pPr>
-      <w:r>
-        <w:t>5.1 Заполнение таблицы</w:t>
-      </w:r>
-    </w:p>
-    <w:p>
-      <w:pPr>
-        <w:pStyle w:val="ad"/>
-      </w:pPr>
-      <w:r>
-        <w:t>5.2 Вывод по разделу</w:t>
-      </w:r>
-    </w:p>
-    <w:p>
-      <w:pPr>
-        <w:pStyle w:val="ad"/>
-      </w:pPr>
-      <w:r>
-        <w:t>6 Описание технологии и её применение в базе данных</w:t>
-      </w:r>
-    </w:p>
-    <w:p>
-      <w:pPr>
-        <w:pStyle w:val="ad"/>
-      </w:pPr>
-      <w:r>
-        <w:t>6.1 Технология резервного копирования и восстановления</w:t>
-      </w:r>
-    </w:p>
-    <w:p>
-      <w:pPr>
-        <w:pStyle w:val="ad"/>
-      </w:pPr>
-      <w:r>
-        <w:t>*7 Руководство пользователя</w:t>
-      </w:r>
-    </w:p>
-    <w:p>
-      <w:pPr>
-        <w:pStyle w:val="ad"/>
-      </w:pPr>
-      <w:r>
-        <w:t>*7.1 Вывод по разделу</w:t>
-      </w:r>
-    </w:p>
-    <w:p>
-      <w:pPr>
-        <w:pStyle w:val="ad"/>
-      </w:pPr>
-      <w:r>
-        <w:t>Вывод по разделу</w:t>
-      </w:r>
-    </w:p>
-    <w:p>
-      <w:pPr>
-        <w:pStyle w:val="ad"/>
-      </w:pPr>
-      <w:r>
-        <w:t>Заключение</w:t>
-      </w:r>
-    </w:p>
-    <w:p>
-      <w:pPr>
-        <w:pStyle w:val="ad"/>
-      </w:pPr>
-      <w:r>
-        <w:t xml:space="preserve">Список используемых источников </w:t>
-      </w:r>
-    </w:p>
-    <w:p>
-      <w:pPr>
-        <w:pStyle w:val="ad"/>
-      </w:pPr>
-      <w:r>
-        <w:t>Приложение А</w:t>
-      </w:r>
-    </w:p>
-    <w:p>
-      <w:pPr>
-        <w:pStyle w:val="ad"/>
-      </w:pPr>
-      <w:proofErr w:type="spellStart"/>
-      <w:r>
-        <w:rPr>
-          <w:lang w:val="en-US"/>
-        </w:rPr>
-        <w:t>Приложение</w:t>
-      </w:r>
-      <w:proofErr w:type="spellEnd"/>
-      <w:r>
-        <w:rPr>
-          <w:lang w:val="en-US"/>
-        </w:rPr>
-        <w:t xml:space="preserve"> Б</w:t>
-      </w:r>
+        <w:pStyle w:val="a1"/>
+        <w:numPr>
+          <w:ilvl w:val="1"/>
+          <w:numId w:val="55"/>
+        </w:numPr>
+        <w:ind w:left="0" w:firstLine="709"/>
+      </w:pPr>
+      <w:bookmarkStart w:id="10" w:name="_Toc225332523"/>
+      <w:r>
+        <w:t>Определение вариантов использования</w:t>
+      </w:r>
+      <w:bookmarkEnd w:id="10"/>
     </w:p>
     <w:sectPr>
-      <w:headerReference w:type="default" r:id="rId8"/>
+      <w:headerReference w:type="even" r:id="rId11"/>
+      <w:headerReference w:type="default" r:id="rId12"/>
+      <w:footerReference w:type="even" r:id="rId13"/>
+      <w:footerReference w:type="default" r:id="rId14"/>
+      <w:headerReference w:type="first" r:id="rId15"/>
+      <w:footerReference w:type="first" r:id="rId16"/>
       <w:type w:val="continuous"/>
       <w:pgSz w:w="11906" w:h="16838"/>
       <w:pgMar w:top="1134" w:right="567" w:bottom="851" w:left="1304" w:header="709" w:footer="709" w:gutter="0"/>
@@ -1076,6 +3742,60 @@
 </w:endnotes>
 </file>
 
+<file path=word/footer1.xml><?xml version="1.0" encoding="utf-8"?>
+<w:ftr xmlns:wpc="http://schemas.microsoft.com/office/word/2010/wordprocessingCanvas" xmlns:cx="http://schemas.microsoft.com/office/drawing/2014/chartex" xmlns:cx1="http://schemas.microsoft.com/office/drawing/2015/9/8/chartex" xmlns:cx2="http://schemas.microsoft.com/office/drawing/2015/10/21/chartex" xmlns:cx3="http://schemas.microsoft.com/office/drawing/2016/5/9/chartex" xmlns:cx4="http://schemas.microsoft.com/office/drawing/2016/5/10/chartex" xmlns:cx5="http://schemas.microsoft.com/office/drawing/2016/5/11/chartex" xmlns:cx6="http://schemas.microsoft.com/office/drawing/2016/5/12/chartex" xmlns:cx7="http://schemas.microsoft.com/office/drawing/2016/5/13/chartex" xmlns:cx8="http://schemas.microsoft.com/office/drawing/2016/5/14/chartex" xmlns:mc="http://schemas.openxmlformats.org/markup-compatibility/2006" xmlns:aink="http://schemas.microsoft.com/office/drawing/2016/ink" xmlns:am3d="http://schemas.microsoft.com/office/drawing/2017/model3d" xmlns:o="urn:schemas-microsoft-com:office:office" xmlns:oel="http://schemas.microsoft.com/office/2019/extlst" xmlns:r="http://schemas.openxmlformats.org/officeDocument/2006/relationships" xmlns:m="http://schemas.openxmlformats.org/officeDocument/2006/math" xmlns:v="urn:schemas-microsoft-com:vml" xmlns:wp14="http://schemas.microsoft.com/office/word/2010/wordprocessingDrawing" xmlns:wp="http://schemas.openxmlformats.org/drawingml/2006/wordprocessingDrawing" xmlns:w10="urn:schemas-microsoft-com:office:word" xmlns:w="http://schemas.openxmlformats.org/wordprocessingml/2006/main" xmlns:w14="http://schemas.microsoft.com/office/word/2010/wordml" xmlns:w15="http://schemas.microsoft.com/office/word/2012/wordml" xmlns:w16cex="http://schemas.microsoft.com/office/word/2018/wordml/cex" xmlns:w16cid="http://schemas.microsoft.com/office/word/2016/wordml/cid" xmlns:w16="http://schemas.microsoft.com/office/word/2018/wordml" xmlns:w16sdtdh="http://schemas.microsoft.com/office/word/2020/wordml/sdtdatahash" xmlns:w16se="http://schemas.microsoft.com/office/word/2015/wordml/symex" xmlns:wpg="http://schemas.microsoft.com/office/word/2010/wordprocessingGroup" xmlns:wpi="http://schemas.microsoft.com/office/word/2010/wordprocessingInk" xmlns:wne="http://schemas.microsoft.com/office/word/2006/wordml" xmlns:wps="http://schemas.microsoft.com/office/word/2010/wordprocessingShape" mc:Ignorable="w14 w15 w16se w16cid w16 w16cex w16sdtdh wp14">
+  <w:p>
+    <w:pPr>
+      <w:pStyle w:val="a6"/>
+    </w:pPr>
+  </w:p>
+</w:ftr>
+</file>
+
+<file path=word/footer2.xml><?xml version="1.0" encoding="utf-8"?>
+<w:ftr xmlns:wpc="http://schemas.microsoft.com/office/word/2010/wordprocessingCanvas" xmlns:cx="http://schemas.microsoft.com/office/drawing/2014/chartex" xmlns:cx1="http://schemas.microsoft.com/office/drawing/2015/9/8/chartex" xmlns:cx2="http://schemas.microsoft.com/office/drawing/2015/10/21/chartex" xmlns:cx3="http://schemas.microsoft.com/office/drawing/2016/5/9/chartex" xmlns:cx4="http://schemas.microsoft.com/office/drawing/2016/5/10/chartex" xmlns:cx5="http://schemas.microsoft.com/office/drawing/2016/5/11/chartex" xmlns:cx6="http://schemas.microsoft.com/office/drawing/2016/5/12/chartex" xmlns:cx7="http://schemas.microsoft.com/office/drawing/2016/5/13/chartex" xmlns:cx8="http://schemas.microsoft.com/office/drawing/2016/5/14/chartex" xmlns:mc="http://schemas.openxmlformats.org/markup-compatibility/2006" xmlns:aink="http://schemas.microsoft.com/office/drawing/2016/ink" xmlns:am3d="http://schemas.microsoft.com/office/drawing/2017/model3d" xmlns:o="urn:schemas-microsoft-com:office:office" xmlns:oel="http://schemas.microsoft.com/office/2019/extlst" xmlns:r="http://schemas.openxmlformats.org/officeDocument/2006/relationships" xmlns:m="http://schemas.openxmlformats.org/officeDocument/2006/math" xmlns:v="urn:schemas-microsoft-com:vml" xmlns:wp14="http://schemas.microsoft.com/office/word/2010/wordprocessingDrawing" xmlns:wp="http://schemas.openxmlformats.org/drawingml/2006/wordprocessingDrawing" xmlns:w10="urn:schemas-microsoft-com:office:word" xmlns:w="http://schemas.openxmlformats.org/wordprocessingml/2006/main" xmlns:w14="http://schemas.microsoft.com/office/word/2010/wordml" xmlns:w15="http://schemas.microsoft.com/office/word/2012/wordml" xmlns:w16cex="http://schemas.microsoft.com/office/word/2018/wordml/cex" xmlns:w16cid="http://schemas.microsoft.com/office/word/2016/wordml/cid" xmlns:w16="http://schemas.microsoft.com/office/word/2018/wordml" xmlns:w16sdtdh="http://schemas.microsoft.com/office/word/2020/wordml/sdtdatahash" xmlns:w16se="http://schemas.microsoft.com/office/word/2015/wordml/symex" xmlns:wpg="http://schemas.microsoft.com/office/word/2010/wordprocessingGroup" xmlns:wpi="http://schemas.microsoft.com/office/word/2010/wordprocessingInk" xmlns:wne="http://schemas.microsoft.com/office/word/2006/wordml" xmlns:wps="http://schemas.microsoft.com/office/word/2010/wordprocessingShape" mc:Ignorable="w14 w15 w16se w16cid w16 w16cex w16sdtdh wp14">
+  <w:p>
+    <w:pPr>
+      <w:pStyle w:val="a6"/>
+    </w:pPr>
+  </w:p>
+</w:ftr>
+</file>
+
+<file path=word/footer3.xml><?xml version="1.0" encoding="utf-8"?>
+<w:ftr xmlns:wpc="http://schemas.microsoft.com/office/word/2010/wordprocessingCanvas" xmlns:cx="http://schemas.microsoft.com/office/drawing/2014/chartex" xmlns:cx1="http://schemas.microsoft.com/office/drawing/2015/9/8/chartex" xmlns:cx2="http://schemas.microsoft.com/office/drawing/2015/10/21/chartex" xmlns:cx3="http://schemas.microsoft.com/office/drawing/2016/5/9/chartex" xmlns:cx4="http://schemas.microsoft.com/office/drawing/2016/5/10/chartex" xmlns:cx5="http://schemas.microsoft.com/office/drawing/2016/5/11/chartex" xmlns:cx6="http://schemas.microsoft.com/office/drawing/2016/5/12/chartex" xmlns:cx7="http://schemas.microsoft.com/office/drawing/2016/5/13/chartex" xmlns:cx8="http://schemas.microsoft.com/office/drawing/2016/5/14/chartex" xmlns:mc="http://schemas.openxmlformats.org/markup-compatibility/2006" xmlns:aink="http://schemas.microsoft.com/office/drawing/2016/ink" xmlns:am3d="http://schemas.microsoft.com/office/drawing/2017/model3d" xmlns:o="urn:schemas-microsoft-com:office:office" xmlns:oel="http://schemas.microsoft.com/office/2019/extlst" xmlns:r="http://schemas.openxmlformats.org/officeDocument/2006/relationships" xmlns:m="http://schemas.openxmlformats.org/officeDocument/2006/math" xmlns:v="urn:schemas-microsoft-com:vml" xmlns:wp14="http://schemas.microsoft.com/office/word/2010/wordprocessingDrawing" xmlns:wp="http://schemas.openxmlformats.org/drawingml/2006/wordprocessingDrawing" xmlns:w10="urn:schemas-microsoft-com:office:word" xmlns:w="http://schemas.openxmlformats.org/wordprocessingml/2006/main" xmlns:w14="http://schemas.microsoft.com/office/word/2010/wordml" xmlns:w15="http://schemas.microsoft.com/office/word/2012/wordml" xmlns:w16cex="http://schemas.microsoft.com/office/word/2018/wordml/cex" xmlns:w16cid="http://schemas.microsoft.com/office/word/2016/wordml/cid" xmlns:w16="http://schemas.microsoft.com/office/word/2018/wordml" xmlns:w16sdtdh="http://schemas.microsoft.com/office/word/2020/wordml/sdtdatahash" xmlns:w16se="http://schemas.microsoft.com/office/word/2015/wordml/symex" xmlns:wpg="http://schemas.microsoft.com/office/word/2010/wordprocessingGroup" xmlns:wpi="http://schemas.microsoft.com/office/word/2010/wordprocessingInk" xmlns:wne="http://schemas.microsoft.com/office/word/2006/wordml" xmlns:wps="http://schemas.microsoft.com/office/word/2010/wordprocessingShape" mc:Ignorable="w14 w15 w16se w16cid w16 w16cex w16sdtdh wp14">
+  <w:p>
+    <w:pPr>
+      <w:pStyle w:val="a6"/>
+      <w:jc w:val="center"/>
+      <w:rPr>
+        <w:rFonts w:ascii="Times New Roman" w:hAnsi="Times New Roman" w:cs="Times New Roman"/>
+        <w:sz w:val="28"/>
+        <w:szCs w:val="28"/>
+        <w:lang w:val="en-US"/>
+      </w:rPr>
+    </w:pPr>
+    <w:r>
+      <w:rPr>
+        <w:rFonts w:ascii="Times New Roman" w:hAnsi="Times New Roman" w:cs="Times New Roman"/>
+        <w:sz w:val="28"/>
+        <w:szCs w:val="28"/>
+      </w:rPr>
+      <w:t>Минск</w:t>
+    </w:r>
+    <w:r>
+      <w:rPr>
+        <w:rFonts w:ascii="Times New Roman" w:hAnsi="Times New Roman" w:cs="Times New Roman"/>
+        <w:sz w:val="28"/>
+        <w:szCs w:val="28"/>
+        <w:lang w:val="en-US"/>
+      </w:rPr>
+      <w:t>, 2026</w:t>
+    </w:r>
+  </w:p>
+</w:ftr>
+</file>
+
 <file path=word/footnotes.xml><?xml version="1.0" encoding="utf-8"?>
 <w:footnotes xmlns:wpc="http://schemas.microsoft.com/office/word/2010/wordprocessingCanvas" xmlns:cx="http://schemas.microsoft.com/office/drawing/2014/chartex" xmlns:cx1="http://schemas.microsoft.com/office/drawing/2015/9/8/chartex" xmlns:cx2="http://schemas.microsoft.com/office/drawing/2015/10/21/chartex" xmlns:cx3="http://schemas.microsoft.com/office/drawing/2016/5/9/chartex" xmlns:cx4="http://schemas.microsoft.com/office/drawing/2016/5/10/chartex" xmlns:cx5="http://schemas.microsoft.com/office/drawing/2016/5/11/chartex" xmlns:cx6="http://schemas.microsoft.com/office/drawing/2016/5/12/chartex" xmlns:cx7="http://schemas.microsoft.com/office/drawing/2016/5/13/chartex" xmlns:cx8="http://schemas.microsoft.com/office/drawing/2016/5/14/chartex" xmlns:mc="http://schemas.openxmlformats.org/markup-compatibility/2006" xmlns:aink="http://schemas.microsoft.com/office/drawing/2016/ink" xmlns:am3d="http://schemas.microsoft.com/office/drawing/2017/model3d" xmlns:o="urn:schemas-microsoft-com:office:office" xmlns:oel="http://schemas.microsoft.com/office/2019/extlst" xmlns:r="http://schemas.openxmlformats.org/officeDocument/2006/relationships" xmlns:m="http://schemas.openxmlformats.org/officeDocument/2006/math" xmlns:v="urn:schemas-microsoft-com:vml" xmlns:wp14="http://schemas.microsoft.com/office/word/2010/wordprocessingDrawing" xmlns:wp="http://schemas.openxmlformats.org/drawingml/2006/wordprocessingDrawing" xmlns:w10="urn:schemas-microsoft-com:office:word" xmlns:w="http://schemas.openxmlformats.org/wordprocessingml/2006/main" xmlns:w14="http://schemas.microsoft.com/office/word/2010/wordml" xmlns:w15="http://schemas.microsoft.com/office/word/2012/wordml" xmlns:w16cex="http://schemas.microsoft.com/office/word/2018/wordml/cex" xmlns:w16cid="http://schemas.microsoft.com/office/word/2016/wordml/cid" xmlns:w16="http://schemas.microsoft.com/office/word/2018/wordml" xmlns:w16sdtdh="http://schemas.microsoft.com/office/word/2020/wordml/sdtdatahash" xmlns:w16se="http://schemas.microsoft.com/office/word/2015/wordml/symex" xmlns:wpg="http://schemas.microsoft.com/office/word/2010/wordprocessingGroup" xmlns:wpi="http://schemas.microsoft.com/office/word/2010/wordprocessingInk" xmlns:wne="http://schemas.microsoft.com/office/word/2006/wordml" xmlns:wps="http://schemas.microsoft.com/office/word/2010/wordprocessingShape" mc:Ignorable="w14 w15 w16se w16cid w16 w16cex w16sdtdh wp14">
   <w:footnote w:type="separator" w:id="-1">
@@ -1096,6 +3816,16 @@
 </file>
 
 <file path=word/header1.xml><?xml version="1.0" encoding="utf-8"?>
+<w:hdr xmlns:wpc="http://schemas.microsoft.com/office/word/2010/wordprocessingCanvas" xmlns:cx="http://schemas.microsoft.com/office/drawing/2014/chartex" xmlns:cx1="http://schemas.microsoft.com/office/drawing/2015/9/8/chartex" xmlns:cx2="http://schemas.microsoft.com/office/drawing/2015/10/21/chartex" xmlns:cx3="http://schemas.microsoft.com/office/drawing/2016/5/9/chartex" xmlns:cx4="http://schemas.microsoft.com/office/drawing/2016/5/10/chartex" xmlns:cx5="http://schemas.microsoft.com/office/drawing/2016/5/11/chartex" xmlns:cx6="http://schemas.microsoft.com/office/drawing/2016/5/12/chartex" xmlns:cx7="http://schemas.microsoft.com/office/drawing/2016/5/13/chartex" xmlns:cx8="http://schemas.microsoft.com/office/drawing/2016/5/14/chartex" xmlns:mc="http://schemas.openxmlformats.org/markup-compatibility/2006" xmlns:aink="http://schemas.microsoft.com/office/drawing/2016/ink" xmlns:am3d="http://schemas.microsoft.com/office/drawing/2017/model3d" xmlns:o="urn:schemas-microsoft-com:office:office" xmlns:oel="http://schemas.microsoft.com/office/2019/extlst" xmlns:r="http://schemas.openxmlformats.org/officeDocument/2006/relationships" xmlns:m="http://schemas.openxmlformats.org/officeDocument/2006/math" xmlns:v="urn:schemas-microsoft-com:vml" xmlns:wp14="http://schemas.microsoft.com/office/word/2010/wordprocessingDrawing" xmlns:wp="http://schemas.openxmlformats.org/drawingml/2006/wordprocessingDrawing" xmlns:w10="urn:schemas-microsoft-com:office:word" xmlns:w="http://schemas.openxmlformats.org/wordprocessingml/2006/main" xmlns:w14="http://schemas.microsoft.com/office/word/2010/wordml" xmlns:w15="http://schemas.microsoft.com/office/word/2012/wordml" xmlns:w16cex="http://schemas.microsoft.com/office/word/2018/wordml/cex" xmlns:w16cid="http://schemas.microsoft.com/office/word/2016/wordml/cid" xmlns:w16="http://schemas.microsoft.com/office/word/2018/wordml" xmlns:w16sdtdh="http://schemas.microsoft.com/office/word/2020/wordml/sdtdatahash" xmlns:w16se="http://schemas.microsoft.com/office/word/2015/wordml/symex" xmlns:wpg="http://schemas.microsoft.com/office/word/2010/wordprocessingGroup" xmlns:wpi="http://schemas.microsoft.com/office/word/2010/wordprocessingInk" xmlns:wne="http://schemas.microsoft.com/office/word/2006/wordml" xmlns:wps="http://schemas.microsoft.com/office/word/2010/wordprocessingShape" mc:Ignorable="w14 w15 w16se w16cid w16 w16cex w16sdtdh wp14">
+  <w:p>
+    <w:pPr>
+      <w:pStyle w:val="ae"/>
+    </w:pPr>
+  </w:p>
+</w:hdr>
+</file>
+
+<file path=word/header2.xml><?xml version="1.0" encoding="utf-8"?>
 <w:hdr xmlns:wpc="http://schemas.microsoft.com/office/word/2010/wordprocessingCanvas" xmlns:cx="http://schemas.microsoft.com/office/drawing/2014/chartex" xmlns:cx1="http://schemas.microsoft.com/office/drawing/2015/9/8/chartex" xmlns:cx2="http://schemas.microsoft.com/office/drawing/2015/10/21/chartex" xmlns:cx3="http://schemas.microsoft.com/office/drawing/2016/5/9/chartex" xmlns:cx4="http://schemas.microsoft.com/office/drawing/2016/5/10/chartex" xmlns:cx5="http://schemas.microsoft.com/office/drawing/2016/5/11/chartex" xmlns:cx6="http://schemas.microsoft.com/office/drawing/2016/5/12/chartex" xmlns:cx7="http://schemas.microsoft.com/office/drawing/2016/5/13/chartex" xmlns:cx8="http://schemas.microsoft.com/office/drawing/2016/5/14/chartex" xmlns:mc="http://schemas.openxmlformats.org/markup-compatibility/2006" xmlns:aink="http://schemas.microsoft.com/office/drawing/2016/ink" xmlns:am3d="http://schemas.microsoft.com/office/drawing/2017/model3d" xmlns:o="urn:schemas-microsoft-com:office:office" xmlns:oel="http://schemas.microsoft.com/office/2019/extlst" xmlns:r="http://schemas.openxmlformats.org/officeDocument/2006/relationships" xmlns:m="http://schemas.openxmlformats.org/officeDocument/2006/math" xmlns:v="urn:schemas-microsoft-com:vml" xmlns:wp14="http://schemas.microsoft.com/office/word/2010/wordprocessingDrawing" xmlns:wp="http://schemas.openxmlformats.org/drawingml/2006/wordprocessingDrawing" xmlns:w10="urn:schemas-microsoft-com:office:word" xmlns:w="http://schemas.openxmlformats.org/wordprocessingml/2006/main" xmlns:w14="http://schemas.microsoft.com/office/word/2010/wordml" xmlns:w15="http://schemas.microsoft.com/office/word/2012/wordml" xmlns:w16cex="http://schemas.microsoft.com/office/word/2018/wordml/cex" xmlns:w16cid="http://schemas.microsoft.com/office/word/2016/wordml/cid" xmlns:w16="http://schemas.microsoft.com/office/word/2018/wordml" xmlns:w16sdtdh="http://schemas.microsoft.com/office/word/2020/wordml/sdtdatahash" xmlns:w16se="http://schemas.microsoft.com/office/word/2015/wordml/symex" xmlns:wpg="http://schemas.microsoft.com/office/word/2010/wordprocessingGroup" xmlns:wpi="http://schemas.microsoft.com/office/word/2010/wordprocessingInk" xmlns:wne="http://schemas.microsoft.com/office/word/2006/wordml" xmlns:wps="http://schemas.microsoft.com/office/word/2010/wordprocessingShape" mc:Ignorable="w14 w15 w16se w16cid w16 w16cex w16sdtdh wp14">
   <w:sdt>
     <w:sdtPr>
@@ -1170,6 +3900,16 @@
 </w:hdr>
 </file>
 
+<file path=word/header3.xml><?xml version="1.0" encoding="utf-8"?>
+<w:hdr xmlns:wpc="http://schemas.microsoft.com/office/word/2010/wordprocessingCanvas" xmlns:cx="http://schemas.microsoft.com/office/drawing/2014/chartex" xmlns:cx1="http://schemas.microsoft.com/office/drawing/2015/9/8/chartex" xmlns:cx2="http://schemas.microsoft.com/office/drawing/2015/10/21/chartex" xmlns:cx3="http://schemas.microsoft.com/office/drawing/2016/5/9/chartex" xmlns:cx4="http://schemas.microsoft.com/office/drawing/2016/5/10/chartex" xmlns:cx5="http://schemas.microsoft.com/office/drawing/2016/5/11/chartex" xmlns:cx6="http://schemas.microsoft.com/office/drawing/2016/5/12/chartex" xmlns:cx7="http://schemas.microsoft.com/office/drawing/2016/5/13/chartex" xmlns:cx8="http://schemas.microsoft.com/office/drawing/2016/5/14/chartex" xmlns:mc="http://schemas.openxmlformats.org/markup-compatibility/2006" xmlns:aink="http://schemas.microsoft.com/office/drawing/2016/ink" xmlns:am3d="http://schemas.microsoft.com/office/drawing/2017/model3d" xmlns:o="urn:schemas-microsoft-com:office:office" xmlns:oel="http://schemas.microsoft.com/office/2019/extlst" xmlns:r="http://schemas.openxmlformats.org/officeDocument/2006/relationships" xmlns:m="http://schemas.openxmlformats.org/officeDocument/2006/math" xmlns:v="urn:schemas-microsoft-com:vml" xmlns:wp14="http://schemas.microsoft.com/office/word/2010/wordprocessingDrawing" xmlns:wp="http://schemas.openxmlformats.org/drawingml/2006/wordprocessingDrawing" xmlns:w10="urn:schemas-microsoft-com:office:word" xmlns:w="http://schemas.openxmlformats.org/wordprocessingml/2006/main" xmlns:w14="http://schemas.microsoft.com/office/word/2010/wordml" xmlns:w15="http://schemas.microsoft.com/office/word/2012/wordml" xmlns:w16cex="http://schemas.microsoft.com/office/word/2018/wordml/cex" xmlns:w16cid="http://schemas.microsoft.com/office/word/2016/wordml/cid" xmlns:w16="http://schemas.microsoft.com/office/word/2018/wordml" xmlns:w16sdtdh="http://schemas.microsoft.com/office/word/2020/wordml/sdtdatahash" xmlns:w16se="http://schemas.microsoft.com/office/word/2015/wordml/symex" xmlns:wpg="http://schemas.microsoft.com/office/word/2010/wordprocessingGroup" xmlns:wpi="http://schemas.microsoft.com/office/word/2010/wordprocessingInk" xmlns:wne="http://schemas.microsoft.com/office/word/2006/wordml" xmlns:wps="http://schemas.microsoft.com/office/word/2010/wordprocessingShape" mc:Ignorable="w14 w15 w16se w16cid w16 w16cex w16sdtdh wp14">
+  <w:p>
+    <w:pPr>
+      <w:pStyle w:val="ae"/>
+    </w:pPr>
+  </w:p>
+</w:hdr>
+</file>
+
 <file path=word/numbering.xml><?xml version="1.0" encoding="utf-8"?>
 <w:numbering xmlns:wpc="http://schemas.microsoft.com/office/word/2010/wordprocessingCanvas" xmlns:cx="http://schemas.microsoft.com/office/drawing/2014/chartex" xmlns:cx1="http://schemas.microsoft.com/office/drawing/2015/9/8/chartex" xmlns:cx2="http://schemas.microsoft.com/office/drawing/2015/10/21/chartex" xmlns:cx3="http://schemas.microsoft.com/office/drawing/2016/5/9/chartex" xmlns:cx4="http://schemas.microsoft.com/office/drawing/2016/5/10/chartex" xmlns:cx5="http://schemas.microsoft.com/office/drawing/2016/5/11/chartex" xmlns:cx6="http://schemas.microsoft.com/office/drawing/2016/5/12/chartex" xmlns:cx7="http://schemas.microsoft.com/office/drawing/2016/5/13/chartex" xmlns:cx8="http://schemas.microsoft.com/office/drawing/2016/5/14/chartex" xmlns:mc="http://schemas.openxmlformats.org/markup-compatibility/2006" xmlns:aink="http://schemas.microsoft.com/office/drawing/2016/ink" xmlns:am3d="http://schemas.microsoft.com/office/drawing/2017/model3d" xmlns:o="urn:schemas-microsoft-com:office:office" xmlns:oel="http://schemas.microsoft.com/office/2019/extlst" xmlns:r="http://schemas.openxmlformats.org/officeDocument/2006/relationships" xmlns:m="http://schemas.openxmlformats.org/officeDocument/2006/math" xmlns:v="urn:schemas-microsoft-com:vml" xmlns:wp14="http://schemas.microsoft.com/office/word/2010/wordprocessingDrawing" xmlns:wp="http://schemas.openxmlformats.org/drawingml/2006/wordprocessingDrawing" xmlns:w10="urn:schemas-microsoft-com:office:word" xmlns:w="http://schemas.openxmlformats.org/wordprocessingml/2006/main" xmlns:w14="http://schemas.microsoft.com/office/word/2010/wordml" xmlns:w15="http://schemas.microsoft.com/office/word/2012/wordml" xmlns:w16cex="http://schemas.microsoft.com/office/word/2018/wordml/cex" xmlns:w16cid="http://schemas.microsoft.com/office/word/2016/wordml/cid" xmlns:w16="http://schemas.microsoft.com/office/word/2018/wordml" xmlns:w16sdtdh="http://schemas.microsoft.com/office/word/2020/wordml/sdtdatahash" xmlns:w16se="http://schemas.microsoft.com/office/word/2015/wordml/symex" xmlns:wpg="http://schemas.microsoft.com/office/word/2010/wordprocessingGroup" xmlns:wpi="http://schemas.microsoft.com/office/word/2010/wordprocessingInk" xmlns:wne="http://schemas.microsoft.com/office/word/2006/wordml" xmlns:wps="http://schemas.microsoft.com/office/word/2010/wordprocessingShape" mc:Ignorable="w14 w15 w16se w16cid w16 w16cex w16sdtdh wp14">
   <w:abstractNum w:abstractNumId="0" w15:restartNumberingAfterBreak="0">
@@ -1721,6 +4461,153 @@
     </w:lvl>
   </w:abstractNum>
   <w:abstractNum w:abstractNumId="5" w15:restartNumberingAfterBreak="0">
+    <w:nsid w:val="0C9032BD"/>
+    <w:multiLevelType w:val="multilevel"/>
+    <w:tmpl w:val="7B2EFDBE"/>
+    <w:lvl w:ilvl="0">
+      <w:start w:val="1"/>
+      <w:numFmt w:val="bullet"/>
+      <w:suff w:val="space"/>
+      <w:lvlText w:val=""/>
+      <w:lvlJc w:val="left"/>
+      <w:pPr>
+        <w:ind w:left="720" w:hanging="360"/>
+      </w:pPr>
+      <w:rPr>
+        <w:rFonts w:ascii="Symbol" w:hAnsi="Symbol" w:hint="default"/>
+        <w:sz w:val="20"/>
+      </w:rPr>
+    </w:lvl>
+    <w:lvl w:ilvl="1">
+      <w:start w:val="1"/>
+      <w:numFmt w:val="bullet"/>
+      <w:lvlText w:val="o"/>
+      <w:lvlJc w:val="left"/>
+      <w:pPr>
+        <w:tabs>
+          <w:tab w:val="num" w:pos="1440"/>
+        </w:tabs>
+        <w:ind w:left="1440" w:hanging="360"/>
+      </w:pPr>
+      <w:rPr>
+        <w:rFonts w:ascii="Courier New" w:hAnsi="Courier New" w:hint="default"/>
+        <w:sz w:val="20"/>
+      </w:rPr>
+    </w:lvl>
+    <w:lvl w:ilvl="2">
+      <w:start w:val="1"/>
+      <w:numFmt w:val="bullet"/>
+      <w:lvlText w:val=""/>
+      <w:lvlJc w:val="left"/>
+      <w:pPr>
+        <w:tabs>
+          <w:tab w:val="num" w:pos="2160"/>
+        </w:tabs>
+        <w:ind w:left="2160" w:hanging="360"/>
+      </w:pPr>
+      <w:rPr>
+        <w:rFonts w:ascii="Wingdings" w:hAnsi="Wingdings" w:hint="default"/>
+        <w:sz w:val="20"/>
+      </w:rPr>
+    </w:lvl>
+    <w:lvl w:ilvl="3">
+      <w:start w:val="1"/>
+      <w:numFmt w:val="bullet"/>
+      <w:lvlText w:val=""/>
+      <w:lvlJc w:val="left"/>
+      <w:pPr>
+        <w:tabs>
+          <w:tab w:val="num" w:pos="2880"/>
+        </w:tabs>
+        <w:ind w:left="2880" w:hanging="360"/>
+      </w:pPr>
+      <w:rPr>
+        <w:rFonts w:ascii="Wingdings" w:hAnsi="Wingdings" w:hint="default"/>
+        <w:sz w:val="20"/>
+      </w:rPr>
+    </w:lvl>
+    <w:lvl w:ilvl="4">
+      <w:start w:val="1"/>
+      <w:numFmt w:val="bullet"/>
+      <w:lvlText w:val=""/>
+      <w:lvlJc w:val="left"/>
+      <w:pPr>
+        <w:tabs>
+          <w:tab w:val="num" w:pos="3600"/>
+        </w:tabs>
+        <w:ind w:left="3600" w:hanging="360"/>
+      </w:pPr>
+      <w:rPr>
+        <w:rFonts w:ascii="Wingdings" w:hAnsi="Wingdings" w:hint="default"/>
+        <w:sz w:val="20"/>
+      </w:rPr>
+    </w:lvl>
+    <w:lvl w:ilvl="5">
+      <w:start w:val="1"/>
+      <w:numFmt w:val="bullet"/>
+      <w:lvlText w:val=""/>
+      <w:lvlJc w:val="left"/>
+      <w:pPr>
+        <w:tabs>
+          <w:tab w:val="num" w:pos="4320"/>
+        </w:tabs>
+        <w:ind w:left="4320" w:hanging="360"/>
+      </w:pPr>
+      <w:rPr>
+        <w:rFonts w:ascii="Wingdings" w:hAnsi="Wingdings" w:hint="default"/>
+        <w:sz w:val="20"/>
+      </w:rPr>
+    </w:lvl>
+    <w:lvl w:ilvl="6">
+      <w:start w:val="1"/>
+      <w:numFmt w:val="bullet"/>
+      <w:lvlText w:val=""/>
+      <w:lvlJc w:val="left"/>
+      <w:pPr>
+        <w:tabs>
+          <w:tab w:val="num" w:pos="5040"/>
+        </w:tabs>
+        <w:ind w:left="5040" w:hanging="360"/>
+      </w:pPr>
+      <w:rPr>
+        <w:rFonts w:ascii="Wingdings" w:hAnsi="Wingdings" w:hint="default"/>
+        <w:sz w:val="20"/>
+      </w:rPr>
+    </w:lvl>
+    <w:lvl w:ilvl="7">
+      <w:start w:val="1"/>
+      <w:numFmt w:val="bullet"/>
+      <w:lvlText w:val=""/>
+      <w:lvlJc w:val="left"/>
+      <w:pPr>
+        <w:tabs>
+          <w:tab w:val="num" w:pos="5760"/>
+        </w:tabs>
+        <w:ind w:left="5760" w:hanging="360"/>
+      </w:pPr>
+      <w:rPr>
+        <w:rFonts w:ascii="Wingdings" w:hAnsi="Wingdings" w:hint="default"/>
+        <w:sz w:val="20"/>
+      </w:rPr>
+    </w:lvl>
+    <w:lvl w:ilvl="8">
+      <w:start w:val="1"/>
+      <w:numFmt w:val="bullet"/>
+      <w:lvlText w:val=""/>
+      <w:lvlJc w:val="left"/>
+      <w:pPr>
+        <w:tabs>
+          <w:tab w:val="num" w:pos="6480"/>
+        </w:tabs>
+        <w:ind w:left="6480" w:hanging="360"/>
+      </w:pPr>
+      <w:rPr>
+        <w:rFonts w:ascii="Wingdings" w:hAnsi="Wingdings" w:hint="default"/>
+        <w:sz w:val="20"/>
+      </w:rPr>
+    </w:lvl>
+  </w:abstractNum>
+  <w:abstractNum w:abstractNumId="6" w15:restartNumberingAfterBreak="0">
     <w:nsid w:val="0DE40CFC"/>
     <w:multiLevelType w:val="multilevel"/>
     <w:tmpl w:val="5ACA4910"/>
@@ -1844,7 +4731,7 @@
       </w:rPr>
     </w:lvl>
   </w:abstractNum>
-  <w:abstractNum w:abstractNumId="6" w15:restartNumberingAfterBreak="0">
+  <w:abstractNum w:abstractNumId="7" w15:restartNumberingAfterBreak="0">
     <w:nsid w:val="10E84D3B"/>
     <w:multiLevelType w:val="multilevel"/>
     <w:tmpl w:val="6F9660F2"/>
@@ -1958,7 +4845,7 @@
       </w:rPr>
     </w:lvl>
   </w:abstractNum>
-  <w:abstractNum w:abstractNumId="7" w15:restartNumberingAfterBreak="0">
+  <w:abstractNum w:abstractNumId="8" w15:restartNumberingAfterBreak="0">
     <w:nsid w:val="12DC2385"/>
     <w:multiLevelType w:val="multilevel"/>
     <w:tmpl w:val="9E28E230"/>
@@ -2107,7 +4994,7 @@
       </w:rPr>
     </w:lvl>
   </w:abstractNum>
-  <w:abstractNum w:abstractNumId="8" w15:restartNumberingAfterBreak="0">
+  <w:abstractNum w:abstractNumId="9" w15:restartNumberingAfterBreak="0">
     <w:nsid w:val="15AE5F90"/>
     <w:multiLevelType w:val="hybridMultilevel"/>
     <w:tmpl w:val="B80EAAD0"/>
@@ -2196,7 +5083,7 @@
       </w:pPr>
     </w:lvl>
   </w:abstractNum>
-  <w:abstractNum w:abstractNumId="9" w15:restartNumberingAfterBreak="0">
+  <w:abstractNum w:abstractNumId="10" w15:restartNumberingAfterBreak="0">
     <w:nsid w:val="173878A0"/>
     <w:multiLevelType w:val="hybridMultilevel"/>
     <w:tmpl w:val="CE16AD62"/>
@@ -2285,7 +5172,7 @@
       </w:pPr>
     </w:lvl>
   </w:abstractNum>
-  <w:abstractNum w:abstractNumId="10" w15:restartNumberingAfterBreak="0">
+  <w:abstractNum w:abstractNumId="11" w15:restartNumberingAfterBreak="0">
     <w:nsid w:val="1DD3561D"/>
     <w:multiLevelType w:val="hybridMultilevel"/>
     <w:tmpl w:val="A466848C"/>
@@ -2374,7 +5261,7 @@
       </w:pPr>
     </w:lvl>
   </w:abstractNum>
-  <w:abstractNum w:abstractNumId="11" w15:restartNumberingAfterBreak="0">
+  <w:abstractNum w:abstractNumId="12" w15:restartNumberingAfterBreak="0">
     <w:nsid w:val="206327CC"/>
     <w:multiLevelType w:val="hybridMultilevel"/>
     <w:tmpl w:val="20CEE4EE"/>
@@ -2488,7 +5375,7 @@
       </w:rPr>
     </w:lvl>
   </w:abstractNum>
-  <w:abstractNum w:abstractNumId="12" w15:restartNumberingAfterBreak="0">
+  <w:abstractNum w:abstractNumId="13" w15:restartNumberingAfterBreak="0">
     <w:nsid w:val="26735486"/>
     <w:multiLevelType w:val="multilevel"/>
     <w:tmpl w:val="6F9660F2"/>
@@ -2602,7 +5489,7 @@
       </w:rPr>
     </w:lvl>
   </w:abstractNum>
-  <w:abstractNum w:abstractNumId="13" w15:restartNumberingAfterBreak="0">
+  <w:abstractNum w:abstractNumId="14" w15:restartNumberingAfterBreak="0">
     <w:nsid w:val="290E28C7"/>
     <w:multiLevelType w:val="hybridMultilevel"/>
     <w:tmpl w:val="13D8A5E4"/>
@@ -2688,7 +5575,7 @@
       </w:pPr>
     </w:lvl>
   </w:abstractNum>
-  <w:abstractNum w:abstractNumId="14" w15:restartNumberingAfterBreak="0">
+  <w:abstractNum w:abstractNumId="15" w15:restartNumberingAfterBreak="0">
     <w:nsid w:val="2B5F04E1"/>
     <w:multiLevelType w:val="hybridMultilevel"/>
     <w:tmpl w:val="BEEAB510"/>
@@ -2777,7 +5664,7 @@
       </w:pPr>
     </w:lvl>
   </w:abstractNum>
-  <w:abstractNum w:abstractNumId="15" w15:restartNumberingAfterBreak="0">
+  <w:abstractNum w:abstractNumId="16" w15:restartNumberingAfterBreak="0">
     <w:nsid w:val="2C631C1F"/>
     <w:multiLevelType w:val="hybridMultilevel"/>
     <w:tmpl w:val="C644AD6C"/>
@@ -2891,7 +5778,7 @@
       </w:rPr>
     </w:lvl>
   </w:abstractNum>
-  <w:abstractNum w:abstractNumId="16" w15:restartNumberingAfterBreak="0">
+  <w:abstractNum w:abstractNumId="17" w15:restartNumberingAfterBreak="0">
     <w:nsid w:val="2DEE4C30"/>
     <w:multiLevelType w:val="multilevel"/>
     <w:tmpl w:val="3E8E4D4C"/>
@@ -3040,7 +5927,7 @@
       </w:rPr>
     </w:lvl>
   </w:abstractNum>
-  <w:abstractNum w:abstractNumId="17" w15:restartNumberingAfterBreak="0">
+  <w:abstractNum w:abstractNumId="18" w15:restartNumberingAfterBreak="0">
     <w:nsid w:val="2E121D29"/>
     <w:multiLevelType w:val="multilevel"/>
     <w:tmpl w:val="DAC65F70"/>
@@ -3189,7 +6076,7 @@
       </w:rPr>
     </w:lvl>
   </w:abstractNum>
-  <w:abstractNum w:abstractNumId="18" w15:restartNumberingAfterBreak="0">
+  <w:abstractNum w:abstractNumId="19" w15:restartNumberingAfterBreak="0">
     <w:nsid w:val="2F3B29A4"/>
     <w:multiLevelType w:val="multilevel"/>
     <w:tmpl w:val="83D632A8"/>
@@ -3338,7 +6225,7 @@
       </w:rPr>
     </w:lvl>
   </w:abstractNum>
-  <w:abstractNum w:abstractNumId="19" w15:restartNumberingAfterBreak="0">
+  <w:abstractNum w:abstractNumId="20" w15:restartNumberingAfterBreak="0">
     <w:nsid w:val="35552C43"/>
     <w:multiLevelType w:val="hybridMultilevel"/>
     <w:tmpl w:val="63922CA6"/>
@@ -3424,7 +6311,7 @@
       </w:pPr>
     </w:lvl>
   </w:abstractNum>
-  <w:abstractNum w:abstractNumId="20" w15:restartNumberingAfterBreak="0">
+  <w:abstractNum w:abstractNumId="21" w15:restartNumberingAfterBreak="0">
     <w:nsid w:val="37BB4918"/>
     <w:multiLevelType w:val="hybridMultilevel"/>
     <w:tmpl w:val="83E449A6"/>
@@ -3510,7 +6397,7 @@
       </w:pPr>
     </w:lvl>
   </w:abstractNum>
-  <w:abstractNum w:abstractNumId="21" w15:restartNumberingAfterBreak="0">
+  <w:abstractNum w:abstractNumId="22" w15:restartNumberingAfterBreak="0">
     <w:nsid w:val="389279E2"/>
     <w:multiLevelType w:val="multilevel"/>
     <w:tmpl w:val="56B26258"/>
@@ -3659,7 +6546,7 @@
       </w:rPr>
     </w:lvl>
   </w:abstractNum>
-  <w:abstractNum w:abstractNumId="22" w15:restartNumberingAfterBreak="0">
+  <w:abstractNum w:abstractNumId="23" w15:restartNumberingAfterBreak="0">
     <w:nsid w:val="3EA86DD3"/>
     <w:multiLevelType w:val="hybridMultilevel"/>
     <w:tmpl w:val="046C0C28"/>
@@ -3745,7 +6632,7 @@
       </w:pPr>
     </w:lvl>
   </w:abstractNum>
-  <w:abstractNum w:abstractNumId="23" w15:restartNumberingAfterBreak="0">
+  <w:abstractNum w:abstractNumId="24" w15:restartNumberingAfterBreak="0">
     <w:nsid w:val="3FA97AE3"/>
     <w:multiLevelType w:val="multilevel"/>
     <w:tmpl w:val="6CC418A8"/>
@@ -3894,7 +6781,7 @@
       </w:rPr>
     </w:lvl>
   </w:abstractNum>
-  <w:abstractNum w:abstractNumId="24" w15:restartNumberingAfterBreak="0">
+  <w:abstractNum w:abstractNumId="25" w15:restartNumberingAfterBreak="0">
     <w:nsid w:val="40054FB1"/>
     <w:multiLevelType w:val="hybridMultilevel"/>
     <w:tmpl w:val="D9E6F574"/>
@@ -4007,7 +6894,7 @@
       </w:rPr>
     </w:lvl>
   </w:abstractNum>
-  <w:abstractNum w:abstractNumId="25" w15:restartNumberingAfterBreak="0">
+  <w:abstractNum w:abstractNumId="26" w15:restartNumberingAfterBreak="0">
     <w:nsid w:val="413B2B6C"/>
     <w:multiLevelType w:val="multilevel"/>
     <w:tmpl w:val="F10E4DFE"/>
@@ -4156,7 +7043,7 @@
       </w:rPr>
     </w:lvl>
   </w:abstractNum>
-  <w:abstractNum w:abstractNumId="26" w15:restartNumberingAfterBreak="0">
+  <w:abstractNum w:abstractNumId="27" w15:restartNumberingAfterBreak="0">
     <w:nsid w:val="41DB37A9"/>
     <w:multiLevelType w:val="hybridMultilevel"/>
     <w:tmpl w:val="1CBA8752"/>
@@ -4242,7 +7129,7 @@
       </w:pPr>
     </w:lvl>
   </w:abstractNum>
-  <w:abstractNum w:abstractNumId="27" w15:restartNumberingAfterBreak="0">
+  <w:abstractNum w:abstractNumId="28" w15:restartNumberingAfterBreak="0">
     <w:nsid w:val="41DB4370"/>
     <w:multiLevelType w:val="hybridMultilevel"/>
     <w:tmpl w:val="63922CA6"/>
@@ -4328,7 +7215,7 @@
       </w:pPr>
     </w:lvl>
   </w:abstractNum>
-  <w:abstractNum w:abstractNumId="28" w15:restartNumberingAfterBreak="0">
+  <w:abstractNum w:abstractNumId="29" w15:restartNumberingAfterBreak="0">
     <w:nsid w:val="42A041FB"/>
     <w:multiLevelType w:val="hybridMultilevel"/>
     <w:tmpl w:val="F61A08B8"/>
@@ -4414,7 +7301,154 @@
       </w:pPr>
     </w:lvl>
   </w:abstractNum>
-  <w:abstractNum w:abstractNumId="29" w15:restartNumberingAfterBreak="0">
+  <w:abstractNum w:abstractNumId="30" w15:restartNumberingAfterBreak="0">
+    <w:nsid w:val="4696348F"/>
+    <w:multiLevelType w:val="multilevel"/>
+    <w:tmpl w:val="2D126076"/>
+    <w:lvl w:ilvl="0">
+      <w:start w:val="1"/>
+      <w:numFmt w:val="bullet"/>
+      <w:suff w:val="space"/>
+      <w:lvlText w:val=""/>
+      <w:lvlJc w:val="left"/>
+      <w:pPr>
+        <w:ind w:left="720" w:hanging="360"/>
+      </w:pPr>
+      <w:rPr>
+        <w:rFonts w:ascii="Symbol" w:hAnsi="Symbol" w:hint="default"/>
+        <w:sz w:val="20"/>
+      </w:rPr>
+    </w:lvl>
+    <w:lvl w:ilvl="1">
+      <w:start w:val="1"/>
+      <w:numFmt w:val="bullet"/>
+      <w:lvlText w:val=""/>
+      <w:lvlJc w:val="left"/>
+      <w:pPr>
+        <w:tabs>
+          <w:tab w:val="num" w:pos="1440"/>
+        </w:tabs>
+        <w:ind w:left="1440" w:hanging="360"/>
+      </w:pPr>
+      <w:rPr>
+        <w:rFonts w:ascii="Symbol" w:hAnsi="Symbol" w:hint="default"/>
+        <w:sz w:val="20"/>
+      </w:rPr>
+    </w:lvl>
+    <w:lvl w:ilvl="2">
+      <w:start w:val="1"/>
+      <w:numFmt w:val="bullet"/>
+      <w:lvlText w:val=""/>
+      <w:lvlJc w:val="left"/>
+      <w:pPr>
+        <w:tabs>
+          <w:tab w:val="num" w:pos="2160"/>
+        </w:tabs>
+        <w:ind w:left="2160" w:hanging="360"/>
+      </w:pPr>
+      <w:rPr>
+        <w:rFonts w:ascii="Symbol" w:hAnsi="Symbol" w:hint="default"/>
+        <w:sz w:val="20"/>
+      </w:rPr>
+    </w:lvl>
+    <w:lvl w:ilvl="3">
+      <w:start w:val="1"/>
+      <w:numFmt w:val="bullet"/>
+      <w:lvlText w:val=""/>
+      <w:lvlJc w:val="left"/>
+      <w:pPr>
+        <w:tabs>
+          <w:tab w:val="num" w:pos="2880"/>
+        </w:tabs>
+        <w:ind w:left="2880" w:hanging="360"/>
+      </w:pPr>
+      <w:rPr>
+        <w:rFonts w:ascii="Symbol" w:hAnsi="Symbol" w:hint="default"/>
+        <w:sz w:val="20"/>
+      </w:rPr>
+    </w:lvl>
+    <w:lvl w:ilvl="4">
+      <w:start w:val="1"/>
+      <w:numFmt w:val="bullet"/>
+      <w:lvlText w:val=""/>
+      <w:lvlJc w:val="left"/>
+      <w:pPr>
+        <w:tabs>
+          <w:tab w:val="num" w:pos="3600"/>
+        </w:tabs>
+        <w:ind w:left="3600" w:hanging="360"/>
+      </w:pPr>
+      <w:rPr>
+        <w:rFonts w:ascii="Symbol" w:hAnsi="Symbol" w:hint="default"/>
+        <w:sz w:val="20"/>
+      </w:rPr>
+    </w:lvl>
+    <w:lvl w:ilvl="5">
+      <w:start w:val="1"/>
+      <w:numFmt w:val="bullet"/>
+      <w:lvlText w:val=""/>
+      <w:lvlJc w:val="left"/>
+      <w:pPr>
+        <w:tabs>
+          <w:tab w:val="num" w:pos="4320"/>
+        </w:tabs>
+        <w:ind w:left="4320" w:hanging="360"/>
+      </w:pPr>
+      <w:rPr>
+        <w:rFonts w:ascii="Symbol" w:hAnsi="Symbol" w:hint="default"/>
+        <w:sz w:val="20"/>
+      </w:rPr>
+    </w:lvl>
+    <w:lvl w:ilvl="6">
+      <w:start w:val="1"/>
+      <w:numFmt w:val="bullet"/>
+      <w:lvlText w:val=""/>
+      <w:lvlJc w:val="left"/>
+      <w:pPr>
+        <w:tabs>
+          <w:tab w:val="num" w:pos="5040"/>
+        </w:tabs>
+        <w:ind w:left="5040" w:hanging="360"/>
+      </w:pPr>
+      <w:rPr>
+        <w:rFonts w:ascii="Symbol" w:hAnsi="Symbol" w:hint="default"/>
+        <w:sz w:val="20"/>
+      </w:rPr>
+    </w:lvl>
+    <w:lvl w:ilvl="7">
+      <w:start w:val="1"/>
+      <w:numFmt w:val="bullet"/>
+      <w:lvlText w:val=""/>
+      <w:lvlJc w:val="left"/>
+      <w:pPr>
+        <w:tabs>
+          <w:tab w:val="num" w:pos="5760"/>
+        </w:tabs>
+        <w:ind w:left="5760" w:hanging="360"/>
+      </w:pPr>
+      <w:rPr>
+        <w:rFonts w:ascii="Symbol" w:hAnsi="Symbol" w:hint="default"/>
+        <w:sz w:val="20"/>
+      </w:rPr>
+    </w:lvl>
+    <w:lvl w:ilvl="8">
+      <w:start w:val="1"/>
+      <w:numFmt w:val="bullet"/>
+      <w:lvlText w:val=""/>
+      <w:lvlJc w:val="left"/>
+      <w:pPr>
+        <w:tabs>
+          <w:tab w:val="num" w:pos="6480"/>
+        </w:tabs>
+        <w:ind w:left="6480" w:hanging="360"/>
+      </w:pPr>
+      <w:rPr>
+        <w:rFonts w:ascii="Symbol" w:hAnsi="Symbol" w:hint="default"/>
+        <w:sz w:val="20"/>
+      </w:rPr>
+    </w:lvl>
+  </w:abstractNum>
+  <w:abstractNum w:abstractNumId="31" w15:restartNumberingAfterBreak="0">
     <w:nsid w:val="49161EC8"/>
     <w:multiLevelType w:val="multilevel"/>
     <w:tmpl w:val="4FD0546C"/>
@@ -4563,7 +7597,119 @@
       </w:rPr>
     </w:lvl>
   </w:abstractNum>
-  <w:abstractNum w:abstractNumId="30" w15:restartNumberingAfterBreak="0">
+  <w:abstractNum w:abstractNumId="32" w15:restartNumberingAfterBreak="0">
+    <w:nsid w:val="4B791EFF"/>
+    <w:multiLevelType w:val="hybridMultilevel"/>
+    <w:tmpl w:val="070A51EA"/>
+    <w:lvl w:ilvl="0" w:tplc="FFFFFFFF">
+      <w:numFmt w:val="bullet"/>
+      <w:suff w:val="space"/>
+      <w:lvlText w:val="–"/>
+      <w:lvlJc w:val="left"/>
+      <w:pPr>
+        <w:ind w:left="709" w:firstLine="708"/>
+      </w:pPr>
+      <w:rPr>
+        <w:rFonts w:ascii="Times New Roman" w:hAnsi="Times New Roman" w:cs="Times New Roman" w:hint="default"/>
+      </w:rPr>
+    </w:lvl>
+    <w:lvl w:ilvl="1" w:tplc="E3A832CA">
+      <w:numFmt w:val="bullet"/>
+      <w:lvlText w:val="–"/>
+      <w:lvlJc w:val="left"/>
+      <w:pPr>
+        <w:ind w:left="1440" w:hanging="360"/>
+      </w:pPr>
+      <w:rPr>
+        <w:rFonts w:ascii="Times New Roman" w:hAnsi="Times New Roman" w:cs="Times New Roman" w:hint="default"/>
+      </w:rPr>
+    </w:lvl>
+    <w:lvl w:ilvl="2" w:tplc="FFFFFFFF" w:tentative="1">
+      <w:start w:val="1"/>
+      <w:numFmt w:val="bullet"/>
+      <w:lvlText w:val=""/>
+      <w:lvlJc w:val="left"/>
+      <w:pPr>
+        <w:ind w:left="2160" w:hanging="360"/>
+      </w:pPr>
+      <w:rPr>
+        <w:rFonts w:ascii="Wingdings" w:hAnsi="Wingdings" w:hint="default"/>
+      </w:rPr>
+    </w:lvl>
+    <w:lvl w:ilvl="3" w:tplc="FFFFFFFF" w:tentative="1">
+      <w:start w:val="1"/>
+      <w:numFmt w:val="bullet"/>
+      <w:lvlText w:val=""/>
+      <w:lvlJc w:val="left"/>
+      <w:pPr>
+        <w:ind w:left="2880" w:hanging="360"/>
+      </w:pPr>
+      <w:rPr>
+        <w:rFonts w:ascii="Symbol" w:hAnsi="Symbol" w:hint="default"/>
+      </w:rPr>
+    </w:lvl>
+    <w:lvl w:ilvl="4" w:tplc="FFFFFFFF" w:tentative="1">
+      <w:start w:val="1"/>
+      <w:numFmt w:val="bullet"/>
+      <w:lvlText w:val="o"/>
+      <w:lvlJc w:val="left"/>
+      <w:pPr>
+        <w:ind w:left="3600" w:hanging="360"/>
+      </w:pPr>
+      <w:rPr>
+        <w:rFonts w:ascii="Courier New" w:hAnsi="Courier New" w:cs="Courier New" w:hint="default"/>
+      </w:rPr>
+    </w:lvl>
+    <w:lvl w:ilvl="5" w:tplc="FFFFFFFF" w:tentative="1">
+      <w:start w:val="1"/>
+      <w:numFmt w:val="bullet"/>
+      <w:lvlText w:val=""/>
+      <w:lvlJc w:val="left"/>
+      <w:pPr>
+        <w:ind w:left="4320" w:hanging="360"/>
+      </w:pPr>
+      <w:rPr>
+        <w:rFonts w:ascii="Wingdings" w:hAnsi="Wingdings" w:hint="default"/>
+      </w:rPr>
+    </w:lvl>
+    <w:lvl w:ilvl="6" w:tplc="FFFFFFFF" w:tentative="1">
+      <w:start w:val="1"/>
+      <w:numFmt w:val="bullet"/>
+      <w:lvlText w:val=""/>
+      <w:lvlJc w:val="left"/>
+      <w:pPr>
+        <w:ind w:left="5040" w:hanging="360"/>
+      </w:pPr>
+      <w:rPr>
+        <w:rFonts w:ascii="Symbol" w:hAnsi="Symbol" w:hint="default"/>
+      </w:rPr>
+    </w:lvl>
+    <w:lvl w:ilvl="7" w:tplc="FFFFFFFF" w:tentative="1">
+      <w:start w:val="1"/>
+      <w:numFmt w:val="bullet"/>
+      <w:lvlText w:val="o"/>
+      <w:lvlJc w:val="left"/>
+      <w:pPr>
+        <w:ind w:left="5760" w:hanging="360"/>
+      </w:pPr>
+      <w:rPr>
+        <w:rFonts w:ascii="Courier New" w:hAnsi="Courier New" w:cs="Courier New" w:hint="default"/>
+      </w:rPr>
+    </w:lvl>
+    <w:lvl w:ilvl="8" w:tplc="FFFFFFFF" w:tentative="1">
+      <w:start w:val="1"/>
+      <w:numFmt w:val="bullet"/>
+      <w:lvlText w:val=""/>
+      <w:lvlJc w:val="left"/>
+      <w:pPr>
+        <w:ind w:left="6480" w:hanging="360"/>
+      </w:pPr>
+      <w:rPr>
+        <w:rFonts w:ascii="Wingdings" w:hAnsi="Wingdings" w:hint="default"/>
+      </w:rPr>
+    </w:lvl>
+  </w:abstractNum>
+  <w:abstractNum w:abstractNumId="33" w15:restartNumberingAfterBreak="0">
     <w:nsid w:val="4DC36AF1"/>
     <w:multiLevelType w:val="multilevel"/>
     <w:tmpl w:val="8D6E2404"/>
@@ -4677,7 +7823,7 @@
       </w:rPr>
     </w:lvl>
   </w:abstractNum>
-  <w:abstractNum w:abstractNumId="31" w15:restartNumberingAfterBreak="0">
+  <w:abstractNum w:abstractNumId="34" w15:restartNumberingAfterBreak="0">
     <w:nsid w:val="504E1275"/>
     <w:multiLevelType w:val="multilevel"/>
     <w:tmpl w:val="A7805784"/>
@@ -4826,7 +7972,7 @@
       </w:rPr>
     </w:lvl>
   </w:abstractNum>
-  <w:abstractNum w:abstractNumId="32" w15:restartNumberingAfterBreak="0">
+  <w:abstractNum w:abstractNumId="35" w15:restartNumberingAfterBreak="0">
     <w:nsid w:val="54877F7C"/>
     <w:multiLevelType w:val="hybridMultilevel"/>
     <w:tmpl w:val="022233FC"/>
@@ -4915,7 +8061,7 @@
       </w:pPr>
     </w:lvl>
   </w:abstractNum>
-  <w:abstractNum w:abstractNumId="33" w15:restartNumberingAfterBreak="0">
+  <w:abstractNum w:abstractNumId="36" w15:restartNumberingAfterBreak="0">
     <w:nsid w:val="584D4C7D"/>
     <w:multiLevelType w:val="hybridMultilevel"/>
     <w:tmpl w:val="ECFC2E86"/>
@@ -5004,7 +8150,7 @@
       </w:pPr>
     </w:lvl>
   </w:abstractNum>
-  <w:abstractNum w:abstractNumId="34" w15:restartNumberingAfterBreak="0">
+  <w:abstractNum w:abstractNumId="37" w15:restartNumberingAfterBreak="0">
     <w:nsid w:val="596709FC"/>
     <w:multiLevelType w:val="multilevel"/>
     <w:tmpl w:val="639CBCFE"/>
@@ -5153,7 +8299,7 @@
       </w:rPr>
     </w:lvl>
   </w:abstractNum>
-  <w:abstractNum w:abstractNumId="35" w15:restartNumberingAfterBreak="0">
+  <w:abstractNum w:abstractNumId="38" w15:restartNumberingAfterBreak="0">
     <w:nsid w:val="5A4B4AF3"/>
     <w:multiLevelType w:val="hybridMultilevel"/>
     <w:tmpl w:val="2F1CBDFA"/>
@@ -5266,7 +8412,154 @@
       </w:rPr>
     </w:lvl>
   </w:abstractNum>
-  <w:abstractNum w:abstractNumId="36" w15:restartNumberingAfterBreak="0">
+  <w:abstractNum w:abstractNumId="39" w15:restartNumberingAfterBreak="0">
+    <w:nsid w:val="5A565922"/>
+    <w:multiLevelType w:val="multilevel"/>
+    <w:tmpl w:val="7B2EFDBE"/>
+    <w:lvl w:ilvl="0">
+      <w:start w:val="1"/>
+      <w:numFmt w:val="bullet"/>
+      <w:suff w:val="space"/>
+      <w:lvlText w:val=""/>
+      <w:lvlJc w:val="left"/>
+      <w:pPr>
+        <w:ind w:left="720" w:hanging="360"/>
+      </w:pPr>
+      <w:rPr>
+        <w:rFonts w:ascii="Symbol" w:hAnsi="Symbol" w:hint="default"/>
+        <w:sz w:val="20"/>
+      </w:rPr>
+    </w:lvl>
+    <w:lvl w:ilvl="1">
+      <w:start w:val="1"/>
+      <w:numFmt w:val="bullet"/>
+      <w:lvlText w:val="o"/>
+      <w:lvlJc w:val="left"/>
+      <w:pPr>
+        <w:tabs>
+          <w:tab w:val="num" w:pos="1440"/>
+        </w:tabs>
+        <w:ind w:left="1440" w:hanging="360"/>
+      </w:pPr>
+      <w:rPr>
+        <w:rFonts w:ascii="Courier New" w:hAnsi="Courier New" w:hint="default"/>
+        <w:sz w:val="20"/>
+      </w:rPr>
+    </w:lvl>
+    <w:lvl w:ilvl="2">
+      <w:start w:val="1"/>
+      <w:numFmt w:val="bullet"/>
+      <w:lvlText w:val=""/>
+      <w:lvlJc w:val="left"/>
+      <w:pPr>
+        <w:tabs>
+          <w:tab w:val="num" w:pos="2160"/>
+        </w:tabs>
+        <w:ind w:left="2160" w:hanging="360"/>
+      </w:pPr>
+      <w:rPr>
+        <w:rFonts w:ascii="Wingdings" w:hAnsi="Wingdings" w:hint="default"/>
+        <w:sz w:val="20"/>
+      </w:rPr>
+    </w:lvl>
+    <w:lvl w:ilvl="3">
+      <w:start w:val="1"/>
+      <w:numFmt w:val="bullet"/>
+      <w:lvlText w:val=""/>
+      <w:lvlJc w:val="left"/>
+      <w:pPr>
+        <w:tabs>
+          <w:tab w:val="num" w:pos="2880"/>
+        </w:tabs>
+        <w:ind w:left="2880" w:hanging="360"/>
+      </w:pPr>
+      <w:rPr>
+        <w:rFonts w:ascii="Wingdings" w:hAnsi="Wingdings" w:hint="default"/>
+        <w:sz w:val="20"/>
+      </w:rPr>
+    </w:lvl>
+    <w:lvl w:ilvl="4">
+      <w:start w:val="1"/>
+      <w:numFmt w:val="bullet"/>
+      <w:lvlText w:val=""/>
+      <w:lvlJc w:val="left"/>
+      <w:pPr>
+        <w:tabs>
+          <w:tab w:val="num" w:pos="3600"/>
+        </w:tabs>
+        <w:ind w:left="3600" w:hanging="360"/>
+      </w:pPr>
+      <w:rPr>
+        <w:rFonts w:ascii="Wingdings" w:hAnsi="Wingdings" w:hint="default"/>
+        <w:sz w:val="20"/>
+      </w:rPr>
+    </w:lvl>
+    <w:lvl w:ilvl="5">
+      <w:start w:val="1"/>
+      <w:numFmt w:val="bullet"/>
+      <w:lvlText w:val=""/>
+      <w:lvlJc w:val="left"/>
+      <w:pPr>
+        <w:tabs>
+          <w:tab w:val="num" w:pos="4320"/>
+        </w:tabs>
+        <w:ind w:left="4320" w:hanging="360"/>
+      </w:pPr>
+      <w:rPr>
+        <w:rFonts w:ascii="Wingdings" w:hAnsi="Wingdings" w:hint="default"/>
+        <w:sz w:val="20"/>
+      </w:rPr>
+    </w:lvl>
+    <w:lvl w:ilvl="6">
+      <w:start w:val="1"/>
+      <w:numFmt w:val="bullet"/>
+      <w:lvlText w:val=""/>
+      <w:lvlJc w:val="left"/>
+      <w:pPr>
+        <w:tabs>
+          <w:tab w:val="num" w:pos="5040"/>
+        </w:tabs>
+        <w:ind w:left="5040" w:hanging="360"/>
+      </w:pPr>
+      <w:rPr>
+        <w:rFonts w:ascii="Wingdings" w:hAnsi="Wingdings" w:hint="default"/>
+        <w:sz w:val="20"/>
+      </w:rPr>
+    </w:lvl>
+    <w:lvl w:ilvl="7">
+      <w:start w:val="1"/>
+      <w:numFmt w:val="bullet"/>
+      <w:lvlText w:val=""/>
+      <w:lvlJc w:val="left"/>
+      <w:pPr>
+        <w:tabs>
+          <w:tab w:val="num" w:pos="5760"/>
+        </w:tabs>
+        <w:ind w:left="5760" w:hanging="360"/>
+      </w:pPr>
+      <w:rPr>
+        <w:rFonts w:ascii="Wingdings" w:hAnsi="Wingdings" w:hint="default"/>
+        <w:sz w:val="20"/>
+      </w:rPr>
+    </w:lvl>
+    <w:lvl w:ilvl="8">
+      <w:start w:val="1"/>
+      <w:numFmt w:val="bullet"/>
+      <w:lvlText w:val=""/>
+      <w:lvlJc w:val="left"/>
+      <w:pPr>
+        <w:tabs>
+          <w:tab w:val="num" w:pos="6480"/>
+        </w:tabs>
+        <w:ind w:left="6480" w:hanging="360"/>
+      </w:pPr>
+      <w:rPr>
+        <w:rFonts w:ascii="Wingdings" w:hAnsi="Wingdings" w:hint="default"/>
+        <w:sz w:val="20"/>
+      </w:rPr>
+    </w:lvl>
+  </w:abstractNum>
+  <w:abstractNum w:abstractNumId="40" w15:restartNumberingAfterBreak="0">
     <w:nsid w:val="5D206659"/>
     <w:multiLevelType w:val="multilevel"/>
     <w:tmpl w:val="3DEAA2E0"/>
@@ -5415,7 +8708,7 @@
       </w:rPr>
     </w:lvl>
   </w:abstractNum>
-  <w:abstractNum w:abstractNumId="37" w15:restartNumberingAfterBreak="0">
+  <w:abstractNum w:abstractNumId="41" w15:restartNumberingAfterBreak="0">
     <w:nsid w:val="62D965FF"/>
     <w:multiLevelType w:val="multilevel"/>
     <w:tmpl w:val="4D029F36"/>
@@ -5564,7 +8857,7 @@
       </w:rPr>
     </w:lvl>
   </w:abstractNum>
-  <w:abstractNum w:abstractNumId="38" w15:restartNumberingAfterBreak="0">
+  <w:abstractNum w:abstractNumId="42" w15:restartNumberingAfterBreak="0">
     <w:nsid w:val="6A7552BC"/>
     <w:multiLevelType w:val="hybridMultilevel"/>
     <w:tmpl w:val="FCC8215C"/>
@@ -5678,7 +8971,7 @@
       </w:rPr>
     </w:lvl>
   </w:abstractNum>
-  <w:abstractNum w:abstractNumId="39" w15:restartNumberingAfterBreak="0">
+  <w:abstractNum w:abstractNumId="43" w15:restartNumberingAfterBreak="0">
     <w:nsid w:val="6AFE5FCF"/>
     <w:multiLevelType w:val="hybridMultilevel"/>
     <w:tmpl w:val="A07E9D88"/>
@@ -5791,7 +9084,120 @@
       </w:rPr>
     </w:lvl>
   </w:abstractNum>
-  <w:abstractNum w:abstractNumId="40" w15:restartNumberingAfterBreak="0">
+  <w:abstractNum w:abstractNumId="44" w15:restartNumberingAfterBreak="0">
+    <w:nsid w:val="6B5C659E"/>
+    <w:multiLevelType w:val="hybridMultilevel"/>
+    <w:tmpl w:val="C9B01CF6"/>
+    <w:lvl w:ilvl="0" w:tplc="FFFFFFFF">
+      <w:numFmt w:val="bullet"/>
+      <w:suff w:val="space"/>
+      <w:lvlText w:val="–"/>
+      <w:lvlJc w:val="left"/>
+      <w:pPr>
+        <w:ind w:left="709" w:firstLine="708"/>
+      </w:pPr>
+      <w:rPr>
+        <w:rFonts w:ascii="Times New Roman" w:hAnsi="Times New Roman" w:cs="Times New Roman" w:hint="default"/>
+      </w:rPr>
+    </w:lvl>
+    <w:lvl w:ilvl="1" w:tplc="C9007E4A">
+      <w:numFmt w:val="bullet"/>
+      <w:suff w:val="space"/>
+      <w:lvlText w:val="–"/>
+      <w:lvlJc w:val="left"/>
+      <w:pPr>
+        <w:ind w:left="1440" w:hanging="360"/>
+      </w:pPr>
+      <w:rPr>
+        <w:rFonts w:ascii="Times New Roman" w:hAnsi="Times New Roman" w:cs="Times New Roman" w:hint="default"/>
+      </w:rPr>
+    </w:lvl>
+    <w:lvl w:ilvl="2" w:tplc="FFFFFFFF" w:tentative="1">
+      <w:start w:val="1"/>
+      <w:numFmt w:val="bullet"/>
+      <w:lvlText w:val=""/>
+      <w:lvlJc w:val="left"/>
+      <w:pPr>
+        <w:ind w:left="2160" w:hanging="360"/>
+      </w:pPr>
+      <w:rPr>
+        <w:rFonts w:ascii="Wingdings" w:hAnsi="Wingdings" w:hint="default"/>
+      </w:rPr>
+    </w:lvl>
+    <w:lvl w:ilvl="3" w:tplc="FFFFFFFF" w:tentative="1">
+      <w:start w:val="1"/>
+      <w:numFmt w:val="bullet"/>
+      <w:lvlText w:val=""/>
+      <w:lvlJc w:val="left"/>
+      <w:pPr>
+        <w:ind w:left="2880" w:hanging="360"/>
+      </w:pPr>
+      <w:rPr>
+        <w:rFonts w:ascii="Symbol" w:hAnsi="Symbol" w:hint="default"/>
+      </w:rPr>
+    </w:lvl>
+    <w:lvl w:ilvl="4" w:tplc="FFFFFFFF" w:tentative="1">
+      <w:start w:val="1"/>
+      <w:numFmt w:val="bullet"/>
+      <w:lvlText w:val="o"/>
+      <w:lvlJc w:val="left"/>
+      <w:pPr>
+        <w:ind w:left="3600" w:hanging="360"/>
+      </w:pPr>
+      <w:rPr>
+        <w:rFonts w:ascii="Courier New" w:hAnsi="Courier New" w:cs="Courier New" w:hint="default"/>
+      </w:rPr>
+    </w:lvl>
+    <w:lvl w:ilvl="5" w:tplc="FFFFFFFF" w:tentative="1">
+      <w:start w:val="1"/>
+      <w:numFmt w:val="bullet"/>
+      <w:lvlText w:val=""/>
+      <w:lvlJc w:val="left"/>
+      <w:pPr>
+        <w:ind w:left="4320" w:hanging="360"/>
+      </w:pPr>
+      <w:rPr>
+        <w:rFonts w:ascii="Wingdings" w:hAnsi="Wingdings" w:hint="default"/>
+      </w:rPr>
+    </w:lvl>
+    <w:lvl w:ilvl="6" w:tplc="FFFFFFFF" w:tentative="1">
+      <w:start w:val="1"/>
+      <w:numFmt w:val="bullet"/>
+      <w:lvlText w:val=""/>
+      <w:lvlJc w:val="left"/>
+      <w:pPr>
+        <w:ind w:left="5040" w:hanging="360"/>
+      </w:pPr>
+      <w:rPr>
+        <w:rFonts w:ascii="Symbol" w:hAnsi="Symbol" w:hint="default"/>
+      </w:rPr>
+    </w:lvl>
+    <w:lvl w:ilvl="7" w:tplc="FFFFFFFF" w:tentative="1">
+      <w:start w:val="1"/>
+      <w:numFmt w:val="bullet"/>
+      <w:lvlText w:val="o"/>
+      <w:lvlJc w:val="left"/>
+      <w:pPr>
+        <w:ind w:left="5760" w:hanging="360"/>
+      </w:pPr>
+      <w:rPr>
+        <w:rFonts w:ascii="Courier New" w:hAnsi="Courier New" w:cs="Courier New" w:hint="default"/>
+      </w:rPr>
+    </w:lvl>
+    <w:lvl w:ilvl="8" w:tplc="FFFFFFFF" w:tentative="1">
+      <w:start w:val="1"/>
+      <w:numFmt w:val="bullet"/>
+      <w:lvlText w:val=""/>
+      <w:lvlJc w:val="left"/>
+      <w:pPr>
+        <w:ind w:left="6480" w:hanging="360"/>
+      </w:pPr>
+      <w:rPr>
+        <w:rFonts w:ascii="Wingdings" w:hAnsi="Wingdings" w:hint="default"/>
+      </w:rPr>
+    </w:lvl>
+  </w:abstractNum>
+  <w:abstractNum w:abstractNumId="45" w15:restartNumberingAfterBreak="0">
     <w:nsid w:val="727B3A17"/>
     <w:multiLevelType w:val="hybridMultilevel"/>
     <w:tmpl w:val="783AA8FE"/>
@@ -5877,7 +9283,268 @@
       </w:pPr>
     </w:lvl>
   </w:abstractNum>
-  <w:abstractNum w:abstractNumId="41" w15:restartNumberingAfterBreak="0">
+  <w:abstractNum w:abstractNumId="46" w15:restartNumberingAfterBreak="0">
+    <w:nsid w:val="73C352E4"/>
+    <w:multiLevelType w:val="hybridMultilevel"/>
+    <w:tmpl w:val="7B96B67E"/>
+    <w:lvl w:ilvl="0" w:tplc="6A98B434">
+      <w:numFmt w:val="bullet"/>
+      <w:suff w:val="space"/>
+      <w:lvlText w:val="–"/>
+      <w:lvlJc w:val="left"/>
+      <w:pPr>
+        <w:ind w:left="709" w:firstLine="708"/>
+      </w:pPr>
+      <w:rPr>
+        <w:rFonts w:ascii="Times New Roman" w:hAnsi="Times New Roman" w:cs="Times New Roman" w:hint="default"/>
+      </w:rPr>
+    </w:lvl>
+    <w:lvl w:ilvl="1" w:tplc="6A98B434">
+      <w:numFmt w:val="bullet"/>
+      <w:lvlText w:val="–"/>
+      <w:lvlJc w:val="left"/>
+      <w:pPr>
+        <w:ind w:left="1440" w:hanging="360"/>
+      </w:pPr>
+      <w:rPr>
+        <w:rFonts w:ascii="Times New Roman" w:hAnsi="Times New Roman" w:cs="Times New Roman" w:hint="default"/>
+      </w:rPr>
+    </w:lvl>
+    <w:lvl w:ilvl="2" w:tplc="20000005" w:tentative="1">
+      <w:start w:val="1"/>
+      <w:numFmt w:val="bullet"/>
+      <w:lvlText w:val=""/>
+      <w:lvlJc w:val="left"/>
+      <w:pPr>
+        <w:ind w:left="2160" w:hanging="360"/>
+      </w:pPr>
+      <w:rPr>
+        <w:rFonts w:ascii="Wingdings" w:hAnsi="Wingdings" w:hint="default"/>
+      </w:rPr>
+    </w:lvl>
+    <w:lvl w:ilvl="3" w:tplc="20000001" w:tentative="1">
+      <w:start w:val="1"/>
+      <w:numFmt w:val="bullet"/>
+      <w:lvlText w:val=""/>
+      <w:lvlJc w:val="left"/>
+      <w:pPr>
+        <w:ind w:left="2880" w:hanging="360"/>
+      </w:pPr>
+      <w:rPr>
+        <w:rFonts w:ascii="Symbol" w:hAnsi="Symbol" w:hint="default"/>
+      </w:rPr>
+    </w:lvl>
+    <w:lvl w:ilvl="4" w:tplc="20000003" w:tentative="1">
+      <w:start w:val="1"/>
+      <w:numFmt w:val="bullet"/>
+      <w:lvlText w:val="o"/>
+      <w:lvlJc w:val="left"/>
+      <w:pPr>
+        <w:ind w:left="3600" w:hanging="360"/>
+      </w:pPr>
+      <w:rPr>
+        <w:rFonts w:ascii="Courier New" w:hAnsi="Courier New" w:cs="Courier New" w:hint="default"/>
+      </w:rPr>
+    </w:lvl>
+    <w:lvl w:ilvl="5" w:tplc="20000005" w:tentative="1">
+      <w:start w:val="1"/>
+      <w:numFmt w:val="bullet"/>
+      <w:lvlText w:val=""/>
+      <w:lvlJc w:val="left"/>
+      <w:pPr>
+        <w:ind w:left="4320" w:hanging="360"/>
+      </w:pPr>
+      <w:rPr>
+        <w:rFonts w:ascii="Wingdings" w:hAnsi="Wingdings" w:hint="default"/>
+      </w:rPr>
+    </w:lvl>
+    <w:lvl w:ilvl="6" w:tplc="20000001" w:tentative="1">
+      <w:start w:val="1"/>
+      <w:numFmt w:val="bullet"/>
+      <w:lvlText w:val=""/>
+      <w:lvlJc w:val="left"/>
+      <w:pPr>
+        <w:ind w:left="5040" w:hanging="360"/>
+      </w:pPr>
+      <w:rPr>
+        <w:rFonts w:ascii="Symbol" w:hAnsi="Symbol" w:hint="default"/>
+      </w:rPr>
+    </w:lvl>
+    <w:lvl w:ilvl="7" w:tplc="20000003" w:tentative="1">
+      <w:start w:val="1"/>
+      <w:numFmt w:val="bullet"/>
+      <w:lvlText w:val="o"/>
+      <w:lvlJc w:val="left"/>
+      <w:pPr>
+        <w:ind w:left="5760" w:hanging="360"/>
+      </w:pPr>
+      <w:rPr>
+        <w:rFonts w:ascii="Courier New" w:hAnsi="Courier New" w:cs="Courier New" w:hint="default"/>
+      </w:rPr>
+    </w:lvl>
+    <w:lvl w:ilvl="8" w:tplc="20000005" w:tentative="1">
+      <w:start w:val="1"/>
+      <w:numFmt w:val="bullet"/>
+      <w:lvlText w:val=""/>
+      <w:lvlJc w:val="left"/>
+      <w:pPr>
+        <w:ind w:left="6480" w:hanging="360"/>
+      </w:pPr>
+      <w:rPr>
+        <w:rFonts w:ascii="Wingdings" w:hAnsi="Wingdings" w:hint="default"/>
+      </w:rPr>
+    </w:lvl>
+  </w:abstractNum>
+  <w:abstractNum w:abstractNumId="47" w15:restartNumberingAfterBreak="0">
+    <w:nsid w:val="75E23844"/>
+    <w:multiLevelType w:val="multilevel"/>
+    <w:tmpl w:val="AE629C44"/>
+    <w:lvl w:ilvl="0">
+      <w:start w:val="1"/>
+      <w:numFmt w:val="bullet"/>
+      <w:lvlText w:val=""/>
+      <w:lvlJc w:val="left"/>
+      <w:pPr>
+        <w:tabs>
+          <w:tab w:val="num" w:pos="720"/>
+        </w:tabs>
+        <w:ind w:left="720" w:hanging="360"/>
+      </w:pPr>
+      <w:rPr>
+        <w:rFonts w:ascii="Symbol" w:hAnsi="Symbol" w:hint="default"/>
+        <w:sz w:val="20"/>
+      </w:rPr>
+    </w:lvl>
+    <w:lvl w:ilvl="1" w:tentative="1">
+      <w:start w:val="1"/>
+      <w:numFmt w:val="bullet"/>
+      <w:lvlText w:val="o"/>
+      <w:lvlJc w:val="left"/>
+      <w:pPr>
+        <w:tabs>
+          <w:tab w:val="num" w:pos="1440"/>
+        </w:tabs>
+        <w:ind w:left="1440" w:hanging="360"/>
+      </w:pPr>
+      <w:rPr>
+        <w:rFonts w:ascii="Courier New" w:hAnsi="Courier New" w:hint="default"/>
+        <w:sz w:val="20"/>
+      </w:rPr>
+    </w:lvl>
+    <w:lvl w:ilvl="2" w:tentative="1">
+      <w:start w:val="1"/>
+      <w:numFmt w:val="bullet"/>
+      <w:lvlText w:val=""/>
+      <w:lvlJc w:val="left"/>
+      <w:pPr>
+        <w:tabs>
+          <w:tab w:val="num" w:pos="2160"/>
+        </w:tabs>
+        <w:ind w:left="2160" w:hanging="360"/>
+      </w:pPr>
+      <w:rPr>
+        <w:rFonts w:ascii="Wingdings" w:hAnsi="Wingdings" w:hint="default"/>
+        <w:sz w:val="20"/>
+      </w:rPr>
+    </w:lvl>
+    <w:lvl w:ilvl="3" w:tentative="1">
+      <w:start w:val="1"/>
+      <w:numFmt w:val="bullet"/>
+      <w:lvlText w:val=""/>
+      <w:lvlJc w:val="left"/>
+      <w:pPr>
+        <w:tabs>
+          <w:tab w:val="num" w:pos="2880"/>
+        </w:tabs>
+        <w:ind w:left="2880" w:hanging="360"/>
+      </w:pPr>
+      <w:rPr>
+        <w:rFonts w:ascii="Wingdings" w:hAnsi="Wingdings" w:hint="default"/>
+        <w:sz w:val="20"/>
+      </w:rPr>
+    </w:lvl>
+    <w:lvl w:ilvl="4" w:tentative="1">
+      <w:start w:val="1"/>
+      <w:numFmt w:val="bullet"/>
+      <w:lvlText w:val=""/>
+      <w:lvlJc w:val="left"/>
+      <w:pPr>
+        <w:tabs>
+          <w:tab w:val="num" w:pos="3600"/>
+        </w:tabs>
+        <w:ind w:left="3600" w:hanging="360"/>
+      </w:pPr>
+      <w:rPr>
+        <w:rFonts w:ascii="Wingdings" w:hAnsi="Wingdings" w:hint="default"/>
+        <w:sz w:val="20"/>
+      </w:rPr>
+    </w:lvl>
+    <w:lvl w:ilvl="5" w:tentative="1">
+      <w:start w:val="1"/>
+      <w:numFmt w:val="bullet"/>
+      <w:lvlText w:val=""/>
+      <w:lvlJc w:val="left"/>
+      <w:pPr>
+        <w:tabs>
+          <w:tab w:val="num" w:pos="4320"/>
+        </w:tabs>
+        <w:ind w:left="4320" w:hanging="360"/>
+      </w:pPr>
+      <w:rPr>
+        <w:rFonts w:ascii="Wingdings" w:hAnsi="Wingdings" w:hint="default"/>
+        <w:sz w:val="20"/>
+      </w:rPr>
+    </w:lvl>
+    <w:lvl w:ilvl="6" w:tentative="1">
+      <w:start w:val="1"/>
+      <w:numFmt w:val="bullet"/>
+      <w:lvlText w:val=""/>
+      <w:lvlJc w:val="left"/>
+      <w:pPr>
+        <w:tabs>
+          <w:tab w:val="num" w:pos="5040"/>
+        </w:tabs>
+        <w:ind w:left="5040" w:hanging="360"/>
+      </w:pPr>
+      <w:rPr>
+        <w:rFonts w:ascii="Wingdings" w:hAnsi="Wingdings" w:hint="default"/>
+        <w:sz w:val="20"/>
+      </w:rPr>
+    </w:lvl>
+    <w:lvl w:ilvl="7" w:tentative="1">
+      <w:start w:val="1"/>
+      <w:numFmt w:val="bullet"/>
+      <w:lvlText w:val=""/>
+      <w:lvlJc w:val="left"/>
+      <w:pPr>
+        <w:tabs>
+          <w:tab w:val="num" w:pos="5760"/>
+        </w:tabs>
+        <w:ind w:left="5760" w:hanging="360"/>
+      </w:pPr>
+      <w:rPr>
+        <w:rFonts w:ascii="Wingdings" w:hAnsi="Wingdings" w:hint="default"/>
+        <w:sz w:val="20"/>
+      </w:rPr>
+    </w:lvl>
+    <w:lvl w:ilvl="8" w:tentative="1">
+      <w:start w:val="1"/>
+      <w:numFmt w:val="bullet"/>
+      <w:lvlText w:val=""/>
+      <w:lvlJc w:val="left"/>
+      <w:pPr>
+        <w:tabs>
+          <w:tab w:val="num" w:pos="6480"/>
+        </w:tabs>
+        <w:ind w:left="6480" w:hanging="360"/>
+      </w:pPr>
+      <w:rPr>
+        <w:rFonts w:ascii="Wingdings" w:hAnsi="Wingdings" w:hint="default"/>
+        <w:sz w:val="20"/>
+      </w:rPr>
+    </w:lvl>
+  </w:abstractNum>
+  <w:abstractNum w:abstractNumId="48" w15:restartNumberingAfterBreak="0">
     <w:nsid w:val="79E479F9"/>
     <w:multiLevelType w:val="multilevel"/>
     <w:tmpl w:val="FFE0FA9A"/>
@@ -6007,7 +9674,7 @@
       </w:rPr>
     </w:lvl>
   </w:abstractNum>
-  <w:abstractNum w:abstractNumId="42" w15:restartNumberingAfterBreak="0">
+  <w:abstractNum w:abstractNumId="49" w15:restartNumberingAfterBreak="0">
     <w:nsid w:val="7AFD08E2"/>
     <w:multiLevelType w:val="multilevel"/>
     <w:tmpl w:val="C886361E"/>
@@ -6156,7 +9823,7 @@
       </w:rPr>
     </w:lvl>
   </w:abstractNum>
-  <w:abstractNum w:abstractNumId="43" w15:restartNumberingAfterBreak="0">
+  <w:abstractNum w:abstractNumId="50" w15:restartNumberingAfterBreak="0">
     <w:nsid w:val="7CCA2FCC"/>
     <w:multiLevelType w:val="multilevel"/>
     <w:tmpl w:val="D1DEC6D4"/>
@@ -6305,7 +9972,7 @@
       </w:rPr>
     </w:lvl>
   </w:abstractNum>
-  <w:abstractNum w:abstractNumId="44" w15:restartNumberingAfterBreak="0">
+  <w:abstractNum w:abstractNumId="51" w15:restartNumberingAfterBreak="0">
     <w:nsid w:val="7CD12CC3"/>
     <w:multiLevelType w:val="multilevel"/>
     <w:tmpl w:val="E6E444B8"/>
@@ -6418,137 +10085,284 @@
       </w:pPr>
     </w:lvl>
   </w:abstractNum>
+  <w:abstractNum w:abstractNumId="52" w15:restartNumberingAfterBreak="0">
+    <w:nsid w:val="7D157188"/>
+    <w:multiLevelType w:val="multilevel"/>
+    <w:tmpl w:val="FC1A1C86"/>
+    <w:lvl w:ilvl="0">
+      <w:start w:val="1"/>
+      <w:numFmt w:val="bullet"/>
+      <w:suff w:val="space"/>
+      <w:lvlText w:val=""/>
+      <w:lvlJc w:val="left"/>
+      <w:pPr>
+        <w:ind w:left="720" w:hanging="360"/>
+      </w:pPr>
+      <w:rPr>
+        <w:rFonts w:ascii="Symbol" w:hAnsi="Symbol" w:hint="default"/>
+        <w:sz w:val="20"/>
+      </w:rPr>
+    </w:lvl>
+    <w:lvl w:ilvl="1">
+      <w:start w:val="1"/>
+      <w:numFmt w:val="bullet"/>
+      <w:lvlText w:val=""/>
+      <w:lvlJc w:val="left"/>
+      <w:pPr>
+        <w:tabs>
+          <w:tab w:val="num" w:pos="1440"/>
+        </w:tabs>
+        <w:ind w:left="1440" w:hanging="360"/>
+      </w:pPr>
+      <w:rPr>
+        <w:rFonts w:ascii="Symbol" w:hAnsi="Symbol" w:hint="default"/>
+        <w:sz w:val="20"/>
+      </w:rPr>
+    </w:lvl>
+    <w:lvl w:ilvl="2">
+      <w:start w:val="1"/>
+      <w:numFmt w:val="bullet"/>
+      <w:lvlText w:val=""/>
+      <w:lvlJc w:val="left"/>
+      <w:pPr>
+        <w:tabs>
+          <w:tab w:val="num" w:pos="2160"/>
+        </w:tabs>
+        <w:ind w:left="2160" w:hanging="360"/>
+      </w:pPr>
+      <w:rPr>
+        <w:rFonts w:ascii="Symbol" w:hAnsi="Symbol" w:hint="default"/>
+        <w:sz w:val="20"/>
+      </w:rPr>
+    </w:lvl>
+    <w:lvl w:ilvl="3">
+      <w:start w:val="1"/>
+      <w:numFmt w:val="bullet"/>
+      <w:lvlText w:val=""/>
+      <w:lvlJc w:val="left"/>
+      <w:pPr>
+        <w:tabs>
+          <w:tab w:val="num" w:pos="2880"/>
+        </w:tabs>
+        <w:ind w:left="2880" w:hanging="360"/>
+      </w:pPr>
+      <w:rPr>
+        <w:rFonts w:ascii="Symbol" w:hAnsi="Symbol" w:hint="default"/>
+        <w:sz w:val="20"/>
+      </w:rPr>
+    </w:lvl>
+    <w:lvl w:ilvl="4">
+      <w:start w:val="1"/>
+      <w:numFmt w:val="bullet"/>
+      <w:lvlText w:val=""/>
+      <w:lvlJc w:val="left"/>
+      <w:pPr>
+        <w:tabs>
+          <w:tab w:val="num" w:pos="3600"/>
+        </w:tabs>
+        <w:ind w:left="3600" w:hanging="360"/>
+      </w:pPr>
+      <w:rPr>
+        <w:rFonts w:ascii="Symbol" w:hAnsi="Symbol" w:hint="default"/>
+        <w:sz w:val="20"/>
+      </w:rPr>
+    </w:lvl>
+    <w:lvl w:ilvl="5">
+      <w:start w:val="1"/>
+      <w:numFmt w:val="bullet"/>
+      <w:lvlText w:val=""/>
+      <w:lvlJc w:val="left"/>
+      <w:pPr>
+        <w:tabs>
+          <w:tab w:val="num" w:pos="4320"/>
+        </w:tabs>
+        <w:ind w:left="4320" w:hanging="360"/>
+      </w:pPr>
+      <w:rPr>
+        <w:rFonts w:ascii="Symbol" w:hAnsi="Symbol" w:hint="default"/>
+        <w:sz w:val="20"/>
+      </w:rPr>
+    </w:lvl>
+    <w:lvl w:ilvl="6">
+      <w:start w:val="1"/>
+      <w:numFmt w:val="bullet"/>
+      <w:lvlText w:val=""/>
+      <w:lvlJc w:val="left"/>
+      <w:pPr>
+        <w:tabs>
+          <w:tab w:val="num" w:pos="5040"/>
+        </w:tabs>
+        <w:ind w:left="5040" w:hanging="360"/>
+      </w:pPr>
+      <w:rPr>
+        <w:rFonts w:ascii="Symbol" w:hAnsi="Symbol" w:hint="default"/>
+        <w:sz w:val="20"/>
+      </w:rPr>
+    </w:lvl>
+    <w:lvl w:ilvl="7">
+      <w:start w:val="1"/>
+      <w:numFmt w:val="bullet"/>
+      <w:lvlText w:val=""/>
+      <w:lvlJc w:val="left"/>
+      <w:pPr>
+        <w:tabs>
+          <w:tab w:val="num" w:pos="5760"/>
+        </w:tabs>
+        <w:ind w:left="5760" w:hanging="360"/>
+      </w:pPr>
+      <w:rPr>
+        <w:rFonts w:ascii="Symbol" w:hAnsi="Symbol" w:hint="default"/>
+        <w:sz w:val="20"/>
+      </w:rPr>
+    </w:lvl>
+    <w:lvl w:ilvl="8">
+      <w:start w:val="1"/>
+      <w:numFmt w:val="bullet"/>
+      <w:lvlText w:val=""/>
+      <w:lvlJc w:val="left"/>
+      <w:pPr>
+        <w:tabs>
+          <w:tab w:val="num" w:pos="6480"/>
+        </w:tabs>
+        <w:ind w:left="6480" w:hanging="360"/>
+      </w:pPr>
+      <w:rPr>
+        <w:rFonts w:ascii="Symbol" w:hAnsi="Symbol" w:hint="default"/>
+        <w:sz w:val="20"/>
+      </w:rPr>
+    </w:lvl>
+  </w:abstractNum>
   <w:num w:numId="1" w16cid:durableId="2020159737">
-    <w:abstractNumId w:val="30"/>
+    <w:abstractNumId w:val="33"/>
   </w:num>
   <w:num w:numId="2" w16cid:durableId="1517042205">
-    <w:abstractNumId w:val="5"/>
+    <w:abstractNumId w:val="6"/>
   </w:num>
   <w:num w:numId="3" w16cid:durableId="573509475">
     <w:abstractNumId w:val="2"/>
   </w:num>
   <w:num w:numId="4" w16cid:durableId="1817530096">
-    <w:abstractNumId w:val="12"/>
+    <w:abstractNumId w:val="13"/>
   </w:num>
   <w:num w:numId="5" w16cid:durableId="476460849">
-    <w:abstractNumId w:val="6"/>
+    <w:abstractNumId w:val="7"/>
   </w:num>
   <w:num w:numId="6" w16cid:durableId="1294671644">
-    <w:abstractNumId w:val="41"/>
+    <w:abstractNumId w:val="48"/>
   </w:num>
   <w:num w:numId="7" w16cid:durableId="1995064876">
+    <w:abstractNumId w:val="25"/>
+  </w:num>
+  <w:num w:numId="8" w16cid:durableId="634944037">
+    <w:abstractNumId w:val="50"/>
+  </w:num>
+  <w:num w:numId="9" w16cid:durableId="264847865">
+    <w:abstractNumId w:val="31"/>
+  </w:num>
+  <w:num w:numId="10" w16cid:durableId="765153565">
     <w:abstractNumId w:val="24"/>
   </w:num>
-  <w:num w:numId="8" w16cid:durableId="634944037">
-    <w:abstractNumId w:val="43"/>
-  </w:num>
-  <w:num w:numId="9" w16cid:durableId="264847865">
-    <w:abstractNumId w:val="29"/>
-  </w:num>
-  <w:num w:numId="10" w16cid:durableId="765153565">
-    <w:abstractNumId w:val="23"/>
-  </w:num>
   <w:num w:numId="11" w16cid:durableId="1910191015">
-    <w:abstractNumId w:val="7"/>
+    <w:abstractNumId w:val="8"/>
   </w:num>
   <w:num w:numId="12" w16cid:durableId="113646926">
+    <w:abstractNumId w:val="37"/>
+  </w:num>
+  <w:num w:numId="13" w16cid:durableId="1311325112">
+    <w:abstractNumId w:val="49"/>
+  </w:num>
+  <w:num w:numId="14" w16cid:durableId="1316035574">
+    <w:abstractNumId w:val="26"/>
+  </w:num>
+  <w:num w:numId="15" w16cid:durableId="1581788624">
     <w:abstractNumId w:val="34"/>
   </w:num>
-  <w:num w:numId="13" w16cid:durableId="1311325112">
-    <w:abstractNumId w:val="42"/>
-  </w:num>
-  <w:num w:numId="14" w16cid:durableId="1316035574">
-    <w:abstractNumId w:val="25"/>
-  </w:num>
-  <w:num w:numId="15" w16cid:durableId="1581788624">
-    <w:abstractNumId w:val="31"/>
-  </w:num>
   <w:num w:numId="16" w16cid:durableId="1945110525">
-    <w:abstractNumId w:val="18"/>
+    <w:abstractNumId w:val="19"/>
   </w:num>
   <w:num w:numId="17" w16cid:durableId="1519152872">
     <w:abstractNumId w:val="4"/>
   </w:num>
   <w:num w:numId="18" w16cid:durableId="2057586158">
-    <w:abstractNumId w:val="11"/>
+    <w:abstractNumId w:val="12"/>
   </w:num>
   <w:num w:numId="19" w16cid:durableId="1361663568">
     <w:abstractNumId w:val="0"/>
   </w:num>
   <w:num w:numId="20" w16cid:durableId="532036393">
+    <w:abstractNumId w:val="21"/>
+  </w:num>
+  <w:num w:numId="21" w16cid:durableId="610821971">
+    <w:abstractNumId w:val="11"/>
+  </w:num>
+  <w:num w:numId="22" w16cid:durableId="1820030014">
+    <w:abstractNumId w:val="36"/>
+  </w:num>
+  <w:num w:numId="23" w16cid:durableId="448594904">
+    <w:abstractNumId w:val="10"/>
+  </w:num>
+  <w:num w:numId="24" w16cid:durableId="1334532762">
+    <w:abstractNumId w:val="27"/>
+  </w:num>
+  <w:num w:numId="25" w16cid:durableId="574315386">
+    <w:abstractNumId w:val="28"/>
+  </w:num>
+  <w:num w:numId="26" w16cid:durableId="1493568024">
     <w:abstractNumId w:val="20"/>
   </w:num>
-  <w:num w:numId="21" w16cid:durableId="610821971">
-    <w:abstractNumId w:val="10"/>
+  <w:num w:numId="27" w16cid:durableId="1084688052">
+    <w:abstractNumId w:val="14"/>
   </w:num>
-  <w:num w:numId="22" w16cid:durableId="1820030014">
-    <w:abstractNumId w:val="33"/>
+  <w:num w:numId="28" w16cid:durableId="823665639">
+    <w:abstractNumId w:val="29"/>
   </w:num>
-  <w:num w:numId="23" w16cid:durableId="448594904">
+  <w:num w:numId="29" w16cid:durableId="469711361">
+    <w:abstractNumId w:val="45"/>
+  </w:num>
+  <w:num w:numId="30" w16cid:durableId="2018387426">
+    <w:abstractNumId w:val="38"/>
+  </w:num>
+  <w:num w:numId="31" w16cid:durableId="1857379238">
+    <w:abstractNumId w:val="23"/>
+  </w:num>
+  <w:num w:numId="32" w16cid:durableId="114640668">
+    <w:abstractNumId w:val="15"/>
+  </w:num>
+  <w:num w:numId="33" w16cid:durableId="423428112">
+    <w:abstractNumId w:val="35"/>
+  </w:num>
+  <w:num w:numId="34" w16cid:durableId="664935211">
     <w:abstractNumId w:val="9"/>
   </w:num>
-  <w:num w:numId="24" w16cid:durableId="1334532762">
-    <w:abstractNumId w:val="26"/>
-  </w:num>
-  <w:num w:numId="25" w16cid:durableId="574315386">
-    <w:abstractNumId w:val="27"/>
-  </w:num>
-  <w:num w:numId="26" w16cid:durableId="1493568024">
-    <w:abstractNumId w:val="19"/>
-  </w:num>
-  <w:num w:numId="27" w16cid:durableId="1084688052">
-    <w:abstractNumId w:val="13"/>
-  </w:num>
-  <w:num w:numId="28" w16cid:durableId="823665639">
-    <w:abstractNumId w:val="28"/>
-  </w:num>
-  <w:num w:numId="29" w16cid:durableId="469711361">
-    <w:abstractNumId w:val="40"/>
-  </w:num>
-  <w:num w:numId="30" w16cid:durableId="2018387426">
-    <w:abstractNumId w:val="35"/>
-  </w:num>
-  <w:num w:numId="31" w16cid:durableId="1857379238">
-    <w:abstractNumId w:val="22"/>
-  </w:num>
-  <w:num w:numId="32" w16cid:durableId="114640668">
-    <w:abstractNumId w:val="14"/>
-  </w:num>
-  <w:num w:numId="33" w16cid:durableId="423428112">
-    <w:abstractNumId w:val="32"/>
-  </w:num>
-  <w:num w:numId="34" w16cid:durableId="664935211">
-    <w:abstractNumId w:val="8"/>
-  </w:num>
   <w:num w:numId="35" w16cid:durableId="1260410531">
-    <w:abstractNumId w:val="38"/>
+    <w:abstractNumId w:val="42"/>
   </w:num>
   <w:num w:numId="36" w16cid:durableId="850028606">
-    <w:abstractNumId w:val="21"/>
+    <w:abstractNumId w:val="22"/>
   </w:num>
   <w:num w:numId="37" w16cid:durableId="866135479">
     <w:abstractNumId w:val="1"/>
   </w:num>
   <w:num w:numId="38" w16cid:durableId="92366379">
-    <w:abstractNumId w:val="36"/>
+    <w:abstractNumId w:val="40"/>
   </w:num>
   <w:num w:numId="39" w16cid:durableId="1811093746">
     <w:abstractNumId w:val="3"/>
   </w:num>
   <w:num w:numId="40" w16cid:durableId="1478841245">
+    <w:abstractNumId w:val="18"/>
+  </w:num>
+  <w:num w:numId="41" w16cid:durableId="1320693293">
+    <w:abstractNumId w:val="51"/>
+  </w:num>
+  <w:num w:numId="42" w16cid:durableId="1968579331">
     <w:abstractNumId w:val="17"/>
   </w:num>
-  <w:num w:numId="41" w16cid:durableId="1320693293">
-    <w:abstractNumId w:val="44"/>
-  </w:num>
-  <w:num w:numId="42" w16cid:durableId="1968579331">
-    <w:abstractNumId w:val="16"/>
-  </w:num>
   <w:num w:numId="43" w16cid:durableId="1051345310">
-    <w:abstractNumId w:val="37"/>
+    <w:abstractNumId w:val="41"/>
   </w:num>
   <w:num w:numId="44" w16cid:durableId="2087916426">
-    <w:abstractNumId w:val="41"/>
+    <w:abstractNumId w:val="48"/>
     <w:lvlOverride w:ilvl="0">
       <w:lvl w:ilvl="0">
         <w:start w:val="1"/>
@@ -6694,7 +10508,7 @@
     </w:lvlOverride>
   </w:num>
   <w:num w:numId="45" w16cid:durableId="509877367">
-    <w:abstractNumId w:val="41"/>
+    <w:abstractNumId w:val="48"/>
     <w:lvlOverride w:ilvl="0">
       <w:startOverride w:val="1"/>
     </w:lvlOverride>
@@ -6703,13 +10517,13 @@
     </w:lvlOverride>
   </w:num>
   <w:num w:numId="46" w16cid:durableId="1105347974">
-    <w:abstractNumId w:val="39"/>
+    <w:abstractNumId w:val="43"/>
   </w:num>
   <w:num w:numId="47" w16cid:durableId="193932199">
-    <w:abstractNumId w:val="15"/>
+    <w:abstractNumId w:val="16"/>
   </w:num>
   <w:num w:numId="48" w16cid:durableId="332340776">
-    <w:abstractNumId w:val="41"/>
+    <w:abstractNumId w:val="48"/>
     <w:lvlOverride w:ilvl="0">
       <w:startOverride w:val="2"/>
     </w:lvlOverride>
@@ -6718,13 +10532,55 @@
     </w:lvlOverride>
   </w:num>
   <w:num w:numId="49" w16cid:durableId="666594781">
-    <w:abstractNumId w:val="41"/>
+    <w:abstractNumId w:val="48"/>
     <w:lvlOverride w:ilvl="0">
       <w:startOverride w:val="3"/>
     </w:lvlOverride>
     <w:lvlOverride w:ilvl="1">
       <w:startOverride w:val="1"/>
     </w:lvlOverride>
+  </w:num>
+  <w:num w:numId="50" w16cid:durableId="743645806">
+    <w:abstractNumId w:val="52"/>
+  </w:num>
+  <w:num w:numId="51" w16cid:durableId="531460845">
+    <w:abstractNumId w:val="30"/>
+  </w:num>
+  <w:num w:numId="52" w16cid:durableId="239216064">
+    <w:abstractNumId w:val="48"/>
+    <w:lvlOverride w:ilvl="0">
+      <w:startOverride w:val="1"/>
+    </w:lvlOverride>
+    <w:lvlOverride w:ilvl="1">
+      <w:startOverride w:val="1"/>
+    </w:lvlOverride>
+  </w:num>
+  <w:num w:numId="53" w16cid:durableId="1003623720">
+    <w:abstractNumId w:val="47"/>
+  </w:num>
+  <w:num w:numId="54" w16cid:durableId="868295062">
+    <w:abstractNumId w:val="39"/>
+  </w:num>
+  <w:num w:numId="55" w16cid:durableId="271520484">
+    <w:abstractNumId w:val="48"/>
+    <w:lvlOverride w:ilvl="0">
+      <w:startOverride w:val="2"/>
+    </w:lvlOverride>
+    <w:lvlOverride w:ilvl="1">
+      <w:startOverride w:val="1"/>
+    </w:lvlOverride>
+  </w:num>
+  <w:num w:numId="56" w16cid:durableId="369845992">
+    <w:abstractNumId w:val="5"/>
+  </w:num>
+  <w:num w:numId="57" w16cid:durableId="1409422770">
+    <w:abstractNumId w:val="46"/>
+  </w:num>
+  <w:num w:numId="58" w16cid:durableId="1536381780">
+    <w:abstractNumId w:val="32"/>
+  </w:num>
+  <w:num w:numId="59" w16cid:durableId="1007907436">
+    <w:abstractNumId w:val="44"/>
   </w:num>
   <w:numIdMacAtCleanup w:val="16"/>
 </w:numbering>
@@ -7250,7 +11106,6 @@
   <w:style w:type="character" w:default="1" w:styleId="a3">
     <w:name w:val="Default Paragraph Font"/>
     <w:uiPriority w:val="1"/>
-    <w:semiHidden/>
     <w:unhideWhenUsed/>
   </w:style>
   <w:style w:type="table" w:default="1" w:styleId="a4">
@@ -8124,6 +11979,80 @@
       <w:spacing w:before="100" w:beforeAutospacing="1" w:after="100" w:afterAutospacing="1"/>
     </w:pPr>
   </w:style>
+  <w:style w:type="character" w:styleId="afd">
+    <w:name w:val="annotation reference"/>
+    <w:basedOn w:val="a3"/>
+    <w:uiPriority w:val="99"/>
+    <w:semiHidden/>
+    <w:unhideWhenUsed/>
+    <w:rsid w:val="006F3526"/>
+    <w:rPr>
+      <w:sz w:val="16"/>
+      <w:szCs w:val="16"/>
+    </w:rPr>
+  </w:style>
+  <w:style w:type="paragraph" w:styleId="afe">
+    <w:name w:val="annotation text"/>
+    <w:basedOn w:val="a2"/>
+    <w:link w:val="aff"/>
+    <w:uiPriority w:val="99"/>
+    <w:semiHidden/>
+    <w:unhideWhenUsed/>
+    <w:rsid w:val="006F3526"/>
+    <w:rPr>
+      <w:sz w:val="20"/>
+      <w:szCs w:val="20"/>
+    </w:rPr>
+  </w:style>
+  <w:style w:type="character" w:customStyle="1" w:styleId="aff">
+    <w:name w:val="Текст примечания Знак"/>
+    <w:basedOn w:val="a3"/>
+    <w:link w:val="afe"/>
+    <w:uiPriority w:val="99"/>
+    <w:semiHidden/>
+    <w:rsid w:val="006F3526"/>
+    <w:rPr>
+      <w:rFonts w:ascii="Times New Roman" w:eastAsia="Times New Roman" w:hAnsi="Times New Roman" w:cs="Times New Roman"/>
+      <w:sz w:val="20"/>
+      <w:szCs w:val="20"/>
+      <w:lang w:eastAsia="ru-RU"/>
+    </w:rPr>
+  </w:style>
+  <w:style w:type="paragraph" w:styleId="aff0">
+    <w:name w:val="annotation subject"/>
+    <w:basedOn w:val="afe"/>
+    <w:next w:val="afe"/>
+    <w:link w:val="aff1"/>
+    <w:uiPriority w:val="99"/>
+    <w:semiHidden/>
+    <w:unhideWhenUsed/>
+    <w:rsid w:val="006F3526"/>
+    <w:rPr>
+      <w:b/>
+      <w:bCs/>
+    </w:rPr>
+  </w:style>
+  <w:style w:type="character" w:customStyle="1" w:styleId="aff1">
+    <w:name w:val="Тема примечания Знак"/>
+    <w:basedOn w:val="aff"/>
+    <w:link w:val="aff0"/>
+    <w:uiPriority w:val="99"/>
+    <w:semiHidden/>
+    <w:rsid w:val="006F3526"/>
+    <w:rPr>
+      <w:rFonts w:ascii="Times New Roman" w:eastAsia="Times New Roman" w:hAnsi="Times New Roman" w:cs="Times New Roman"/>
+      <w:b/>
+      <w:bCs/>
+      <w:sz w:val="20"/>
+      <w:szCs w:val="20"/>
+      <w:lang w:eastAsia="ru-RU"/>
+    </w:rPr>
+  </w:style>
+  <w:style w:type="character" w:customStyle="1" w:styleId="bzpyqfadein">
+    <w:name w:val="bz_pyq_fadein"/>
+    <w:basedOn w:val="a3"/>
+    <w:rsid w:val="00CA3CD2"/>
+  </w:style>
 </w:styles>
 </file>
 
